--- a/SITP/DSA-Notes/M04_LinkedLists.docx
+++ b/SITP/DSA-Notes/M04_LinkedLists.docx
@@ -60,7 +60,7 @@
         </w:p>
       </w:sdtContent>
     </w:sdt>
-    <w:bookmarkStart w:id="70" w:name="module-4-linked-lists"/>
+    <w:bookmarkStart w:id="83" w:name="module-4-linked-lists"/>
     <w:p>
       <w:pPr>
         <w:pStyle w:val="Heading1"/>
@@ -1046,7 +1046,7 @@
     </w:p>
     <w:bookmarkEnd w:id="15"/>
     <w:bookmarkEnd w:id="16"/>
-    <w:bookmarkStart w:id="22" w:name="types-of-linked-lists"/>
+    <w:bookmarkStart w:id="24" w:name="types-of-linked-lists"/>
     <w:p>
       <w:pPr>
         <w:pStyle w:val="Heading2"/>
@@ -1371,7 +1371,806 @@
       </w:r>
     </w:p>
     <w:bookmarkEnd w:id="20"/>
-    <w:bookmarkStart w:id="21" w:name="mcqs-1"/>
+    <w:bookmarkStart w:id="21" w:name="Xb65d89a72c79788db4989c179e2b27f4cc7dbce"/>
+    <w:p>
+      <w:pPr>
+        <w:pStyle w:val="Heading3"/>
+      </w:pPr>
+      <w:r>
+        <w:t xml:space="preserve">The dummy-node technique — a worked pattern</w:t>
+      </w:r>
+    </w:p>
+    <w:p>
+      <w:pPr>
+        <w:pStyle w:val="FirstParagraph"/>
+      </w:pPr>
+      <w:r>
+        <w:t xml:space="preserve">The idea: create</w:t>
+      </w:r>
+      <w:r>
+        <w:t xml:space="preserve"> </w:t>
+      </w:r>
+      <w:r>
+        <w:rPr>
+          <w:rStyle w:val="VerbatimChar"/>
+        </w:rPr>
+        <w:t xml:space="preserve">dummy</w:t>
+      </w:r>
+      <w:r>
+        <w:t xml:space="preserve"> </w:t>
+      </w:r>
+      <w:r>
+        <w:t xml:space="preserve">with</w:t>
+      </w:r>
+      <w:r>
+        <w:t xml:space="preserve"> </w:t>
+      </w:r>
+      <w:r>
+        <w:rPr>
+          <w:rStyle w:val="VerbatimChar"/>
+        </w:rPr>
+        <w:t xml:space="preserve">dummy.next = head</w:t>
+      </w:r>
+      <w:r>
+        <w:t xml:space="preserve">, keep a</w:t>
+      </w:r>
+      <w:r>
+        <w:t xml:space="preserve"> </w:t>
+      </w:r>
+      <w:r>
+        <w:rPr>
+          <w:rStyle w:val="VerbatimChar"/>
+        </w:rPr>
+        <w:t xml:space="preserve">tail</w:t>
+      </w:r>
+      <w:r>
+        <w:t xml:space="preserve"> </w:t>
+      </w:r>
+      <w:r>
+        <w:t xml:space="preserve">(or</w:t>
+      </w:r>
+      <w:r>
+        <w:t xml:space="preserve"> </w:t>
+      </w:r>
+      <w:r>
+        <w:rPr>
+          <w:rStyle w:val="VerbatimChar"/>
+        </w:rPr>
+        <w:t xml:space="preserve">prev</w:t>
+      </w:r>
+      <w:r>
+        <w:t xml:space="preserve">)</w:t>
+      </w:r>
+      <w:r>
+        <w:t xml:space="preserve"> </w:t>
+      </w:r>
+      <w:r>
+        <w:t xml:space="preserve">pointer starting at</w:t>
+      </w:r>
+      <w:r>
+        <w:t xml:space="preserve"> </w:t>
+      </w:r>
+      <w:r>
+        <w:rPr>
+          <w:rStyle w:val="VerbatimChar"/>
+        </w:rPr>
+        <w:t xml:space="preserve">dummy</w:t>
+      </w:r>
+      <w:r>
+        <w:t xml:space="preserve">, do all your rewiring through it, and finally</w:t>
+      </w:r>
+      <w:r>
+        <w:t xml:space="preserve"> </w:t>
+      </w:r>
+      <w:r>
+        <w:rPr>
+          <w:rStyle w:val="VerbatimChar"/>
+        </w:rPr>
+        <w:t xml:space="preserve">return dummy.next</w:t>
+      </w:r>
+      <w:r>
+        <w:t xml:space="preserve"> </w:t>
+      </w:r>
+      <w:r>
+        <w:t xml:space="preserve">as the (possibly new) head. You never write a separate</w:t>
+      </w:r>
+      <w:r>
+        <w:t xml:space="preserve"> </w:t>
+      </w:r>
+      <w:r>
+        <w:t xml:space="preserve">“is this the head?”</w:t>
+      </w:r>
+      <w:r>
+        <w:t xml:space="preserve"> </w:t>
+      </w:r>
+      <w:r>
+        <w:t xml:space="preserve">branch.</w:t>
+      </w:r>
+    </w:p>
+    <w:p>
+      <w:pPr>
+        <w:pStyle w:val="SourceCode"/>
+      </w:pPr>
+      <w:r>
+        <w:rPr>
+          <w:rStyle w:val="VerbatimChar"/>
+        </w:rPr>
+        <w:t xml:space="preserve"># Remove all nodes with value == target                Time O(n), Space O(1)</w:t>
+      </w:r>
+      <w:r>
+        <w:br/>
+      </w:r>
+      <w:r>
+        <w:rPr>
+          <w:rStyle w:val="VerbatimChar"/>
+        </w:rPr>
+        <w:t xml:space="preserve">dummy = new Node; dummy.next = head</w:t>
+      </w:r>
+      <w:r>
+        <w:br/>
+      </w:r>
+      <w:r>
+        <w:rPr>
+          <w:rStyle w:val="VerbatimChar"/>
+        </w:rPr>
+        <w:t xml:space="preserve">prev = dummy</w:t>
+      </w:r>
+      <w:r>
+        <w:br/>
+      </w:r>
+      <w:r>
+        <w:rPr>
+          <w:rStyle w:val="VerbatimChar"/>
+        </w:rPr>
+        <w:t xml:space="preserve">cur  = head</w:t>
+      </w:r>
+      <w:r>
+        <w:br/>
+      </w:r>
+      <w:r>
+        <w:rPr>
+          <w:rStyle w:val="VerbatimChar"/>
+        </w:rPr>
+        <w:t xml:space="preserve">while cur:</w:t>
+      </w:r>
+      <w:r>
+        <w:br/>
+      </w:r>
+      <w:r>
+        <w:rPr>
+          <w:rStyle w:val="VerbatimChar"/>
+        </w:rPr>
+        <w:t xml:space="preserve">    if cur.val == target:</w:t>
+      </w:r>
+      <w:r>
+        <w:br/>
+      </w:r>
+      <w:r>
+        <w:rPr>
+          <w:rStyle w:val="VerbatimChar"/>
+        </w:rPr>
+        <w:t xml:space="preserve">        prev.next = cur.next     # unlink; prev stays put</w:t>
+      </w:r>
+      <w:r>
+        <w:br/>
+      </w:r>
+      <w:r>
+        <w:rPr>
+          <w:rStyle w:val="VerbatimChar"/>
+        </w:rPr>
+        <w:t xml:space="preserve">    else:</w:t>
+      </w:r>
+      <w:r>
+        <w:br/>
+      </w:r>
+      <w:r>
+        <w:rPr>
+          <w:rStyle w:val="VerbatimChar"/>
+        </w:rPr>
+        <w:t xml:space="preserve">        prev = cur               # keep; advance prev</w:t>
+      </w:r>
+      <w:r>
+        <w:br/>
+      </w:r>
+      <w:r>
+        <w:rPr>
+          <w:rStyle w:val="VerbatimChar"/>
+        </w:rPr>
+        <w:t xml:space="preserve">    cur = cur.next</w:t>
+      </w:r>
+      <w:r>
+        <w:br/>
+      </w:r>
+      <w:r>
+        <w:rPr>
+          <w:rStyle w:val="VerbatimChar"/>
+        </w:rPr>
+        <w:t xml:space="preserve">return dummy.next                # correct even if the old head was removed</w:t>
+      </w:r>
+    </w:p>
+    <w:p>
+      <w:pPr>
+        <w:pStyle w:val="FirstParagraph"/>
+      </w:pPr>
+      <w:r>
+        <w:t xml:space="preserve">Without the dummy you would need a special loop just to strip leading target</w:t>
+      </w:r>
+      <w:r>
+        <w:t xml:space="preserve"> </w:t>
+      </w:r>
+      <w:r>
+        <w:t xml:space="preserve">nodes before the main loop. The dummy folds that case in for free (LC 203,</w:t>
+      </w:r>
+      <w:r>
+        <w:t xml:space="preserve"> </w:t>
+      </w:r>
+      <w:r>
+        <w:t xml:space="preserve">“Remove Linked List Elements”</w:t>
+      </w:r>
+      <w:r>
+        <w:t xml:space="preserve">). The same trick powers</w:t>
+      </w:r>
+      <w:r>
+        <w:t xml:space="preserve"> </w:t>
+      </w:r>
+      <w:r>
+        <w:rPr>
+          <w:b/>
+          <w:bCs/>
+        </w:rPr>
+        <w:t xml:space="preserve">merge two sorted lists</w:t>
+      </w:r>
+      <w:r>
+        <w:t xml:space="preserve"> </w:t>
+      </w:r>
+      <w:r>
+        <w:t xml:space="preserve">(4.6) and</w:t>
+      </w:r>
+      <w:r>
+        <w:t xml:space="preserve"> </w:t>
+      </w:r>
+      <w:r>
+        <w:rPr>
+          <w:b/>
+          <w:bCs/>
+        </w:rPr>
+        <w:t xml:space="preserve">remove Nth from end</w:t>
+      </w:r>
+      <w:r>
+        <w:t xml:space="preserve"> </w:t>
+      </w:r>
+      <w:r>
+        <w:t xml:space="preserve">(4.8).</w:t>
+      </w:r>
+    </w:p>
+    <w:p>
+      <w:pPr>
+        <w:pStyle w:val="BlockText"/>
+      </w:pPr>
+      <w:r>
+        <w:rPr>
+          <w:b/>
+          <w:bCs/>
+        </w:rPr>
+        <w:t xml:space="preserve">When NOT to bother:</w:t>
+      </w:r>
+      <w:r>
+        <w:t xml:space="preserve"> </w:t>
+      </w:r>
+      <w:r>
+        <w:t xml:space="preserve">if the operation can never touch the head (e.g. delete</w:t>
+      </w:r>
+      <w:r>
+        <w:t xml:space="preserve"> </w:t>
+      </w:r>
+      <w:r>
+        <w:t xml:space="preserve">a node given only a pointer to</w:t>
+      </w:r>
+      <w:r>
+        <w:t xml:space="preserve"> </w:t>
+      </w:r>
+      <w:r>
+        <w:rPr>
+          <w:i/>
+          <w:iCs/>
+        </w:rPr>
+        <w:t xml:space="preserve">it</w:t>
+      </w:r>
+      <w:r>
+        <w:t xml:space="preserve">), a dummy adds nothing.</w:t>
+      </w:r>
+    </w:p>
+    <w:bookmarkEnd w:id="21"/>
+    <w:bookmarkStart w:id="22" w:name="doubly-vs-singly-linked-operations-table"/>
+    <w:p>
+      <w:pPr>
+        <w:pStyle w:val="Heading3"/>
+      </w:pPr>
+      <w:r>
+        <w:t xml:space="preserve">Doubly vs singly linked — operations table</w:t>
+      </w:r>
+    </w:p>
+    <w:tbl>
+      <w:tblPr>
+        <w:tblStyle w:val="Table"/>
+        <w:tblW w:type="pct" w:w="5000"/>
+        <w:tblLayout w:type="fixed"/>
+        <w:tblLook w:firstRow="1" w:lastRow="0" w:firstColumn="0" w:lastColumn="0" w:noHBand="0" w:noVBand="0" w:val="0020"/>
+      </w:tblPr>
+      <w:tblGrid>
+        <w:gridCol w:w="2640"/>
+        <w:gridCol w:w="2640"/>
+        <w:gridCol w:w="2640"/>
+      </w:tblGrid>
+      <w:tr>
+        <w:trPr>
+          <w:tblHeader w:val="on"/>
+        </w:trPr>
+        <w:tc>
+          <w:tcPr/>
+          <w:p>
+            <w:pPr>
+              <w:pStyle w:val="Compact"/>
+            </w:pPr>
+            <w:r>
+              <w:t xml:space="preserve">Operation</w:t>
+            </w:r>
+          </w:p>
+        </w:tc>
+        <w:tc>
+          <w:tcPr/>
+          <w:p>
+            <w:pPr>
+              <w:pStyle w:val="Compact"/>
+            </w:pPr>
+            <w:r>
+              <w:t xml:space="preserve">Singly</w:t>
+            </w:r>
+          </w:p>
+        </w:tc>
+        <w:tc>
+          <w:tcPr/>
+          <w:p>
+            <w:pPr>
+              <w:pStyle w:val="Compact"/>
+            </w:pPr>
+            <w:r>
+              <w:t xml:space="preserve">Doubly</w:t>
+            </w:r>
+          </w:p>
+        </w:tc>
+      </w:tr>
+      <w:tr>
+        <w:tc>
+          <w:tcPr/>
+          <w:p>
+            <w:pPr>
+              <w:pStyle w:val="Compact"/>
+            </w:pPr>
+            <w:r>
+              <w:t xml:space="preserve">Insert at front</w:t>
+            </w:r>
+          </w:p>
+        </w:tc>
+        <w:tc>
+          <w:tcPr/>
+          <w:p>
+            <w:pPr>
+              <w:pStyle w:val="Compact"/>
+            </w:pPr>
+            <w:r>
+              <w:rPr>
+                <w:b/>
+                <w:bCs/>
+              </w:rPr>
+              <w:t xml:space="preserve">O(1)</w:t>
+            </w:r>
+          </w:p>
+        </w:tc>
+        <w:tc>
+          <w:tcPr/>
+          <w:p>
+            <w:pPr>
+              <w:pStyle w:val="Compact"/>
+            </w:pPr>
+            <w:r>
+              <w:rPr>
+                <w:b/>
+                <w:bCs/>
+              </w:rPr>
+              <w:t xml:space="preserve">O(1)</w:t>
+            </w:r>
+          </w:p>
+        </w:tc>
+      </w:tr>
+      <w:tr>
+        <w:tc>
+          <w:tcPr/>
+          <w:p>
+            <w:pPr>
+              <w:pStyle w:val="Compact"/>
+            </w:pPr>
+            <w:r>
+              <w:t xml:space="preserve">Insert at back (tail known)</w:t>
+            </w:r>
+          </w:p>
+        </w:tc>
+        <w:tc>
+          <w:tcPr/>
+          <w:p>
+            <w:pPr>
+              <w:pStyle w:val="Compact"/>
+            </w:pPr>
+            <w:r>
+              <w:rPr>
+                <w:b/>
+                <w:bCs/>
+              </w:rPr>
+              <w:t xml:space="preserve">O(1)</w:t>
+            </w:r>
+          </w:p>
+        </w:tc>
+        <w:tc>
+          <w:tcPr/>
+          <w:p>
+            <w:pPr>
+              <w:pStyle w:val="Compact"/>
+            </w:pPr>
+            <w:r>
+              <w:rPr>
+                <w:b/>
+                <w:bCs/>
+              </w:rPr>
+              <w:t xml:space="preserve">O(1)</w:t>
+            </w:r>
+          </w:p>
+        </w:tc>
+      </w:tr>
+      <w:tr>
+        <w:tc>
+          <w:tcPr/>
+          <w:p>
+            <w:pPr>
+              <w:pStyle w:val="Compact"/>
+            </w:pPr>
+            <w:r>
+              <w:t xml:space="preserve">Delete front</w:t>
+            </w:r>
+          </w:p>
+        </w:tc>
+        <w:tc>
+          <w:tcPr/>
+          <w:p>
+            <w:pPr>
+              <w:pStyle w:val="Compact"/>
+            </w:pPr>
+            <w:r>
+              <w:rPr>
+                <w:b/>
+                <w:bCs/>
+              </w:rPr>
+              <w:t xml:space="preserve">O(1)</w:t>
+            </w:r>
+          </w:p>
+        </w:tc>
+        <w:tc>
+          <w:tcPr/>
+          <w:p>
+            <w:pPr>
+              <w:pStyle w:val="Compact"/>
+            </w:pPr>
+            <w:r>
+              <w:rPr>
+                <w:b/>
+                <w:bCs/>
+              </w:rPr>
+              <w:t xml:space="preserve">O(1)</w:t>
+            </w:r>
+          </w:p>
+        </w:tc>
+      </w:tr>
+      <w:tr>
+        <w:tc>
+          <w:tcPr/>
+          <w:p>
+            <w:pPr>
+              <w:pStyle w:val="Compact"/>
+            </w:pPr>
+            <w:r>
+              <w:t xml:space="preserve">Delete back (tail known)</w:t>
+            </w:r>
+          </w:p>
+        </w:tc>
+        <w:tc>
+          <w:tcPr/>
+          <w:p>
+            <w:pPr>
+              <w:pStyle w:val="Compact"/>
+            </w:pPr>
+            <w:r>
+              <w:rPr>
+                <w:b/>
+                <w:bCs/>
+              </w:rPr>
+              <w:t xml:space="preserve">O(n)</w:t>
+            </w:r>
+            <w:r>
+              <w:t xml:space="preserve"> </w:t>
+            </w:r>
+            <w:r>
+              <w:t xml:space="preserve">(need prev of tail)</w:t>
+            </w:r>
+          </w:p>
+        </w:tc>
+        <w:tc>
+          <w:tcPr/>
+          <w:p>
+            <w:pPr>
+              <w:pStyle w:val="Compact"/>
+            </w:pPr>
+            <w:r>
+              <w:rPr>
+                <w:b/>
+                <w:bCs/>
+              </w:rPr>
+              <w:t xml:space="preserve">O(1)</w:t>
+            </w:r>
+            <w:r>
+              <w:t xml:space="preserve"> </w:t>
+            </w:r>
+            <w:r>
+              <w:t xml:space="preserve">(use</w:t>
+            </w:r>
+            <w:r>
+              <w:t xml:space="preserve"> </w:t>
+            </w:r>
+            <w:r>
+              <w:rPr>
+                <w:rStyle w:val="VerbatimChar"/>
+              </w:rPr>
+              <w:t xml:space="preserve">prev</w:t>
+            </w:r>
+            <w:r>
+              <w:t xml:space="preserve">)</w:t>
+            </w:r>
+          </w:p>
+        </w:tc>
+      </w:tr>
+      <w:tr>
+        <w:tc>
+          <w:tcPr/>
+          <w:p>
+            <w:pPr>
+              <w:pStyle w:val="Compact"/>
+            </w:pPr>
+            <w:r>
+              <w:t xml:space="preserve">Delete a</w:t>
+            </w:r>
+            <w:r>
+              <w:t xml:space="preserve"> </w:t>
+            </w:r>
+            <w:r>
+              <w:rPr>
+                <w:i/>
+                <w:iCs/>
+              </w:rPr>
+              <w:t xml:space="preserve">given</w:t>
+            </w:r>
+            <w:r>
+              <w:t xml:space="preserve"> </w:t>
+            </w:r>
+            <w:r>
+              <w:t xml:space="preserve">node</w:t>
+            </w:r>
+            <w:r>
+              <w:t xml:space="preserve"> </w:t>
+            </w:r>
+            <w:r>
+              <w:rPr>
+                <w:rStyle w:val="VerbatimChar"/>
+              </w:rPr>
+              <w:t xml:space="preserve">p</w:t>
+            </w:r>
+          </w:p>
+        </w:tc>
+        <w:tc>
+          <w:tcPr/>
+          <w:p>
+            <w:pPr>
+              <w:pStyle w:val="Compact"/>
+            </w:pPr>
+            <w:r>
+              <w:rPr>
+                <w:b/>
+                <w:bCs/>
+              </w:rPr>
+              <w:t xml:space="preserve">O(n)</w:t>
+            </w:r>
+            <w:r>
+              <w:t xml:space="preserve"> </w:t>
+            </w:r>
+            <w:r>
+              <w:t xml:space="preserve">(must find</w:t>
+            </w:r>
+            <w:r>
+              <w:t xml:space="preserve"> </w:t>
+            </w:r>
+            <w:r>
+              <w:rPr>
+                <w:rStyle w:val="VerbatimChar"/>
+              </w:rPr>
+              <w:t xml:space="preserve">p.prev</w:t>
+            </w:r>
+            <w:r>
+              <w:t xml:space="preserve">)</w:t>
+            </w:r>
+          </w:p>
+        </w:tc>
+        <w:tc>
+          <w:tcPr/>
+          <w:p>
+            <w:pPr>
+              <w:pStyle w:val="Compact"/>
+            </w:pPr>
+            <w:r>
+              <w:rPr>
+                <w:b/>
+                <w:bCs/>
+              </w:rPr>
+              <w:t xml:space="preserve">O(1)</w:t>
+            </w:r>
+            <w:r>
+              <w:t xml:space="preserve"> </w:t>
+            </w:r>
+            <w:r>
+              <w:t xml:space="preserve">(</w:t>
+            </w:r>
+            <w:r>
+              <w:rPr>
+                <w:rStyle w:val="VerbatimChar"/>
+              </w:rPr>
+              <w:t xml:space="preserve">p.prev</w:t>
+            </w:r>
+            <w:r>
+              <w:t xml:space="preserve"> </w:t>
+            </w:r>
+            <w:r>
+              <w:t xml:space="preserve">known)</w:t>
+            </w:r>
+          </w:p>
+        </w:tc>
+      </w:tr>
+      <w:tr>
+        <w:tc>
+          <w:tcPr/>
+          <w:p>
+            <w:pPr>
+              <w:pStyle w:val="Compact"/>
+            </w:pPr>
+            <w:r>
+              <w:t xml:space="preserve">Traverse backwards</w:t>
+            </w:r>
+          </w:p>
+        </w:tc>
+        <w:tc>
+          <w:tcPr/>
+          <w:p>
+            <w:pPr>
+              <w:pStyle w:val="Compact"/>
+            </w:pPr>
+            <w:r>
+              <w:t xml:space="preserve">not possible</w:t>
+            </w:r>
+          </w:p>
+        </w:tc>
+        <w:tc>
+          <w:tcPr/>
+          <w:p>
+            <w:pPr>
+              <w:pStyle w:val="Compact"/>
+            </w:pPr>
+            <w:r>
+              <w:rPr>
+                <w:b/>
+                <w:bCs/>
+              </w:rPr>
+              <w:t xml:space="preserve">O(n)</w:t>
+            </w:r>
+          </w:p>
+        </w:tc>
+      </w:tr>
+      <w:tr>
+        <w:tc>
+          <w:tcPr/>
+          <w:p>
+            <w:pPr>
+              <w:pStyle w:val="Compact"/>
+            </w:pPr>
+            <w:r>
+              <w:t xml:space="preserve">Extra memory per node</w:t>
+            </w:r>
+          </w:p>
+        </w:tc>
+        <w:tc>
+          <w:tcPr/>
+          <w:p>
+            <w:pPr>
+              <w:pStyle w:val="Compact"/>
+            </w:pPr>
+            <w:r>
+              <w:t xml:space="preserve">1 pointer</w:t>
+            </w:r>
+          </w:p>
+        </w:tc>
+        <w:tc>
+          <w:tcPr/>
+          <w:p>
+            <w:pPr>
+              <w:pStyle w:val="Compact"/>
+            </w:pPr>
+            <w:r>
+              <w:t xml:space="preserve">2 pointers</w:t>
+            </w:r>
+          </w:p>
+        </w:tc>
+      </w:tr>
+    </w:tbl>
+    <w:p>
+      <w:pPr>
+        <w:pStyle w:val="BlockText"/>
+      </w:pPr>
+      <w:r>
+        <w:rPr>
+          <w:b/>
+          <w:bCs/>
+        </w:rPr>
+        <w:t xml:space="preserve">Interview line:</w:t>
+      </w:r>
+      <w:r>
+        <w:t xml:space="preserve"> </w:t>
+      </w:r>
+      <w:r>
+        <w:t xml:space="preserve">the one thing doubly buys you is</w:t>
+      </w:r>
+      <w:r>
+        <w:t xml:space="preserve"> </w:t>
+      </w:r>
+      <w:r>
+        <w:rPr>
+          <w:b/>
+          <w:bCs/>
+        </w:rPr>
+        <w:t xml:space="preserve">O(1) delete of a known</w:t>
+      </w:r>
+      <w:r>
+        <w:rPr>
+          <w:b/>
+          <w:bCs/>
+        </w:rPr>
+        <w:t xml:space="preserve"> </w:t>
+      </w:r>
+      <w:r>
+        <w:rPr>
+          <w:b/>
+          <w:bCs/>
+        </w:rPr>
+        <w:t xml:space="preserve">node</w:t>
+      </w:r>
+      <w:r>
+        <w:t xml:space="preserve"> </w:t>
+      </w:r>
+      <w:r>
+        <w:t xml:space="preserve">(and backward walking) — that is exactly why the LRU cache (4.7) needs</w:t>
+      </w:r>
+      <w:r>
+        <w:t xml:space="preserve"> </w:t>
+      </w:r>
+      <w:r>
+        <w:t xml:space="preserve">doubly, not singly.</w:t>
+      </w:r>
+    </w:p>
+    <w:bookmarkEnd w:id="22"/>
+    <w:bookmarkStart w:id="23" w:name="mcqs-1"/>
     <w:p>
       <w:pPr>
         <w:pStyle w:val="Heading3"/>
@@ -1431,15 +2230,129 @@
       </w:r>
     </w:p>
     <w:p>
+      <w:pPr>
+        <w:pStyle w:val="Compact"/>
+        <w:numPr>
+          <w:ilvl w:val="0"/>
+          <w:numId w:val="1004"/>
+        </w:numPr>
+      </w:pPr>
+      <w:r>
+        <w:t xml:space="preserve">Delete the</w:t>
+      </w:r>
+      <w:r>
+        <w:t xml:space="preserve"> </w:t>
+      </w:r>
+      <w:r>
+        <w:rPr>
+          <w:i/>
+          <w:iCs/>
+        </w:rPr>
+        <w:t xml:space="preserve">tail</w:t>
+      </w:r>
+      <w:r>
+        <w:t xml:space="preserve"> </w:t>
+      </w:r>
+      <w:r>
+        <w:t xml:space="preserve">in a singly list with only</w:t>
+      </w:r>
+      <w:r>
+        <w:t xml:space="preserve"> </w:t>
+      </w:r>
+      <w:r>
+        <w:rPr>
+          <w:rStyle w:val="VerbatimChar"/>
+        </w:rPr>
+        <w:t xml:space="preserve">head</w:t>
+      </w:r>
+      <w:r>
+        <w:t xml:space="preserve">? →</w:t>
+      </w:r>
+      <w:r>
+        <w:t xml:space="preserve"> </w:t>
+      </w:r>
+      <w:r>
+        <w:rPr>
+          <w:b/>
+          <w:bCs/>
+        </w:rPr>
+        <w:t xml:space="preserve">O(n)</w:t>
+      </w:r>
+      <w:r>
+        <w:t xml:space="preserve"> </w:t>
+      </w:r>
+      <w:r>
+        <w:t xml:space="preserve">(walk to find</w:t>
+      </w:r>
+      <w:r>
+        <w:t xml:space="preserve"> </w:t>
+      </w:r>
+      <w:r>
+        <w:t xml:space="preserve">the second-last node).</w:t>
+      </w:r>
+    </w:p>
+    <w:p>
+      <w:pPr>
+        <w:pStyle w:val="Compact"/>
+        <w:numPr>
+          <w:ilvl w:val="0"/>
+          <w:numId w:val="1004"/>
+        </w:numPr>
+      </w:pPr>
+      <w:r>
+        <w:t xml:space="preserve">In a doubly list, delete a given node</w:t>
+      </w:r>
+      <w:r>
+        <w:t xml:space="preserve"> </w:t>
+      </w:r>
+      <w:r>
+        <w:rPr>
+          <w:rStyle w:val="VerbatimChar"/>
+        </w:rPr>
+        <w:t xml:space="preserve">p</w:t>
+      </w:r>
+      <w:r>
+        <w:t xml:space="preserve">? →</w:t>
+      </w:r>
+      <w:r>
+        <w:t xml:space="preserve"> </w:t>
+      </w:r>
+      <w:r>
+        <w:rPr>
+          <w:b/>
+          <w:bCs/>
+        </w:rPr>
+        <w:t xml:space="preserve">O(1)</w:t>
+      </w:r>
+      <w:r>
+        <w:t xml:space="preserve"> </w:t>
+      </w:r>
+      <w:r>
+        <w:t xml:space="preserve">(you already have</w:t>
+      </w:r>
+      <w:r>
+        <w:t xml:space="preserve"> </w:t>
+      </w:r>
+      <w:r>
+        <w:rPr>
+          <w:rStyle w:val="VerbatimChar"/>
+        </w:rPr>
+        <w:t xml:space="preserve">p.prev</w:t>
+      </w:r>
+      <w:r>
+        <w:t xml:space="preserve">).</w:t>
+      </w:r>
+    </w:p>
+    <w:p>
       <w:r>
         <w:pict>
           <v:rect style="width:0;height:1.5pt" o:hralign="center" o:hrstd="t" o:hr="t"/>
         </w:pict>
       </w:r>
     </w:p>
-    <w:bookmarkEnd w:id="21"/>
-    <w:bookmarkEnd w:id="22"/>
-    <w:bookmarkStart w:id="26" w:name="core-operations"/>
+    <w:bookmarkEnd w:id="23"/>
+    <w:bookmarkEnd w:id="24"/>
+    <w:bookmarkStart w:id="28" w:name="core-operations"/>
     <w:p>
       <w:pPr>
         <w:pStyle w:val="Heading2"/>
@@ -1448,7 +2361,7 @@
         <w:t xml:space="preserve">4.3 Core Operations</w:t>
       </w:r>
     </w:p>
-    <w:bookmarkStart w:id="23" w:name="traversal-insert-delete"/>
+    <w:bookmarkStart w:id="25" w:name="traversal-insert-delete"/>
     <w:p>
       <w:pPr>
         <w:pStyle w:val="Heading3"/>
@@ -1537,8 +2450,8 @@
         <w:t xml:space="preserve">p.next = p.next.next     # (free the removed node in C/C++)</w:t>
       </w:r>
     </w:p>
-    <w:bookmarkEnd w:id="23"/>
-    <w:bookmarkStart w:id="24" w:name="X782db08085b8cfeae1933493a908ee127c4deab"/>
+    <w:bookmarkEnd w:id="25"/>
+    <w:bookmarkStart w:id="26" w:name="X782db08085b8cfeae1933493a908ee127c4deab"/>
     <w:p>
       <w:pPr>
         <w:pStyle w:val="Heading3"/>
@@ -1723,8 +2636,8 @@
         <w:t xml:space="preserve">Single node / empty list.</w:t>
       </w:r>
     </w:p>
-    <w:bookmarkEnd w:id="24"/>
-    <w:bookmarkStart w:id="25" w:name="mcqs-2"/>
+    <w:bookmarkEnd w:id="26"/>
+    <w:bookmarkStart w:id="27" w:name="mcqs-2"/>
     <w:p>
       <w:pPr>
         <w:pStyle w:val="Heading3"/>
@@ -1790,9 +2703,9 @@
         </w:pict>
       </w:r>
     </w:p>
-    <w:bookmarkEnd w:id="25"/>
-    <w:bookmarkEnd w:id="26"/>
-    <w:bookmarkStart w:id="34" w:name="reversing-a-linked-list"/>
+    <w:bookmarkEnd w:id="27"/>
+    <w:bookmarkEnd w:id="28"/>
+    <w:bookmarkStart w:id="37" w:name="reversing-a-linked-list"/>
     <w:p>
       <w:pPr>
         <w:pStyle w:val="Heading2"/>
@@ -1801,7 +2714,7 @@
         <w:t xml:space="preserve">4.4 Reversing a Linked List</w:t>
       </w:r>
     </w:p>
-    <w:bookmarkStart w:id="30" w:name="the-idea"/>
+    <w:bookmarkStart w:id="32" w:name="the-idea"/>
     <w:p>
       <w:pPr>
         <w:pStyle w:val="Heading3"/>
@@ -1917,18 +2830,18 @@
           <wp:inline>
             <wp:extent cx="5334000" cy="2664258"/>
             <wp:effectExtent b="0" l="0" r="0" t="0"/>
-            <wp:docPr descr="Reverse: use prev/cur/next to flip each arrow backwards, one node at a time." title="" id="28" name="Picture"/>
+            <wp:docPr descr="Reverse: use prev/cur/next to flip each arrow backwards, one node at a time." title="" id="30" name="Picture"/>
             <a:graphic>
               <a:graphicData uri="http://schemas.openxmlformats.org/drawingml/2006/picture">
                 <pic:pic>
                   <pic:nvPicPr>
-                    <pic:cNvPr descr="images/37_ll_reverse.png" id="29" name="Picture"/>
+                    <pic:cNvPr descr="images/37_ll_reverse.png" id="31" name="Picture"/>
                     <pic:cNvPicPr>
                       <a:picLocks noChangeArrowheads="1" noChangeAspect="1"/>
                     </pic:cNvPicPr>
                   </pic:nvPicPr>
                   <pic:blipFill>
-                    <a:blip r:embed="rId27"/>
+                    <a:blip r:embed="rId29"/>
                     <a:stretch>
                       <a:fillRect/>
                     </a:stretch>
@@ -2149,13 +3062,308 @@
         <w:t xml:space="preserve">bug.</w:t>
       </w:r>
     </w:p>
-    <w:bookmarkEnd w:id="30"/>
-    <w:bookmarkStart w:id="31" w:name="reverse-in-k-groups-a-hard-favourite"/>
+    <w:bookmarkEnd w:id="32"/>
+    <w:bookmarkStart w:id="33" w:name="worked-pointer-trace-reverse-123"/>
     <w:p>
       <w:pPr>
         <w:pStyle w:val="Heading3"/>
       </w:pPr>
       <w:r>
+        <w:t xml:space="preserve">Worked pointer trace — reverse [1→2→3]</w:t>
+      </w:r>
+    </w:p>
+    <w:p>
+      <w:pPr>
+        <w:pStyle w:val="FirstParagraph"/>
+      </w:pPr>
+      <w:r>
+        <w:t xml:space="preserve">Watch the three pointers each round.</w:t>
+      </w:r>
+      <w:r>
+        <w:t xml:space="preserve"> </w:t>
+      </w:r>
+      <w:r>
+        <w:rPr>
+          <w:rStyle w:val="VerbatimChar"/>
+        </w:rPr>
+        <w:t xml:space="preserve">null</w:t>
+      </w:r>
+      <w:r>
+        <w:t xml:space="preserve"> </w:t>
+      </w:r>
+      <w:r>
+        <w:t xml:space="preserve">is written as</w:t>
+      </w:r>
+      <w:r>
+        <w:t xml:space="preserve"> </w:t>
+      </w:r>
+      <w:r>
+        <w:rPr>
+          <w:rStyle w:val="VerbatimChar"/>
+        </w:rPr>
+        <w:t xml:space="preserve">#</w:t>
+      </w:r>
+      <w:r>
+        <w:t xml:space="preserve">.</w:t>
+      </w:r>
+    </w:p>
+    <w:p>
+      <w:pPr>
+        <w:pStyle w:val="SourceCode"/>
+      </w:pPr>
+      <w:r>
+        <w:rPr>
+          <w:rStyle w:val="VerbatimChar"/>
+        </w:rPr>
+        <w:t xml:space="preserve">start:   prev=#     cur=1 -&gt; 2 -&gt; 3 -&gt; #</w:t>
+      </w:r>
+      <w:r>
+        <w:br/>
+      </w:r>
+      <w:r>
+        <w:br/>
+      </w:r>
+      <w:r>
+        <w:rPr>
+          <w:rStyle w:val="VerbatimChar"/>
+        </w:rPr>
+        <w:t xml:space="preserve">round 1: nxt = cur.next (=2)</w:t>
+      </w:r>
+      <w:r>
+        <w:br/>
+      </w:r>
+      <w:r>
+        <w:rPr>
+          <w:rStyle w:val="VerbatimChar"/>
+        </w:rPr>
+        <w:t xml:space="preserve">         cur.next = prev  -&gt;   1 -&gt; #        (1 now points back to #)</w:t>
+      </w:r>
+      <w:r>
+        <w:br/>
+      </w:r>
+      <w:r>
+        <w:rPr>
+          <w:rStyle w:val="VerbatimChar"/>
+        </w:rPr>
+        <w:t xml:space="preserve">         prev = 1 ; cur = 2</w:t>
+      </w:r>
+      <w:r>
+        <w:br/>
+      </w:r>
+      <w:r>
+        <w:rPr>
+          <w:rStyle w:val="VerbatimChar"/>
+        </w:rPr>
+        <w:t xml:space="preserve">         state:  # &lt;- 1     2 -&gt; 3 -&gt; #</w:t>
+      </w:r>
+      <w:r>
+        <w:br/>
+      </w:r>
+      <w:r>
+        <w:rPr>
+          <w:rStyle w:val="VerbatimChar"/>
+        </w:rPr>
+        <w:t xml:space="preserve">                       prev  cur</w:t>
+      </w:r>
+      <w:r>
+        <w:br/>
+      </w:r>
+      <w:r>
+        <w:br/>
+      </w:r>
+      <w:r>
+        <w:rPr>
+          <w:rStyle w:val="VerbatimChar"/>
+        </w:rPr>
+        <w:t xml:space="preserve">round 2: nxt = cur.next (=3)</w:t>
+      </w:r>
+      <w:r>
+        <w:br/>
+      </w:r>
+      <w:r>
+        <w:rPr>
+          <w:rStyle w:val="VerbatimChar"/>
+        </w:rPr>
+        <w:t xml:space="preserve">         cur.next = prev  -&gt;   2 -&gt; 1</w:t>
+      </w:r>
+      <w:r>
+        <w:br/>
+      </w:r>
+      <w:r>
+        <w:rPr>
+          <w:rStyle w:val="VerbatimChar"/>
+        </w:rPr>
+        <w:t xml:space="preserve">         prev = 2 ; cur = 3</w:t>
+      </w:r>
+      <w:r>
+        <w:br/>
+      </w:r>
+      <w:r>
+        <w:rPr>
+          <w:rStyle w:val="VerbatimChar"/>
+        </w:rPr>
+        <w:t xml:space="preserve">         state:  # &lt;- 1 &lt;- 2     3 -&gt; #</w:t>
+      </w:r>
+      <w:r>
+        <w:br/>
+      </w:r>
+      <w:r>
+        <w:rPr>
+          <w:rStyle w:val="VerbatimChar"/>
+        </w:rPr>
+        <w:t xml:space="preserve">                            prev  cur</w:t>
+      </w:r>
+      <w:r>
+        <w:br/>
+      </w:r>
+      <w:r>
+        <w:br/>
+      </w:r>
+      <w:r>
+        <w:rPr>
+          <w:rStyle w:val="VerbatimChar"/>
+        </w:rPr>
+        <w:t xml:space="preserve">round 3: nxt = cur.next (=#)</w:t>
+      </w:r>
+      <w:r>
+        <w:br/>
+      </w:r>
+      <w:r>
+        <w:rPr>
+          <w:rStyle w:val="VerbatimChar"/>
+        </w:rPr>
+        <w:t xml:space="preserve">         cur.next = prev  -&gt;   3 -&gt; 2</w:t>
+      </w:r>
+      <w:r>
+        <w:br/>
+      </w:r>
+      <w:r>
+        <w:rPr>
+          <w:rStyle w:val="VerbatimChar"/>
+        </w:rPr>
+        <w:t xml:space="preserve">         prev = 3 ; cur = #</w:t>
+      </w:r>
+      <w:r>
+        <w:br/>
+      </w:r>
+      <w:r>
+        <w:rPr>
+          <w:rStyle w:val="VerbatimChar"/>
+        </w:rPr>
+        <w:t xml:space="preserve">         state:  # &lt;- 1 &lt;- 2 &lt;- 3     #</w:t>
+      </w:r>
+      <w:r>
+        <w:br/>
+      </w:r>
+      <w:r>
+        <w:rPr>
+          <w:rStyle w:val="VerbatimChar"/>
+        </w:rPr>
+        <w:t xml:space="preserve">                                 prev cur</w:t>
+      </w:r>
+      <w:r>
+        <w:br/>
+      </w:r>
+      <w:r>
+        <w:br/>
+      </w:r>
+      <w:r>
+        <w:rPr>
+          <w:rStyle w:val="VerbatimChar"/>
+        </w:rPr>
+        <w:t xml:space="preserve">cur is # -&gt; stop. return prev = 3.</w:t>
+      </w:r>
+      <w:r>
+        <w:br/>
+      </w:r>
+      <w:r>
+        <w:rPr>
+          <w:rStyle w:val="VerbatimChar"/>
+        </w:rPr>
+        <w:t xml:space="preserve">new list: 3 -&gt; 2 -&gt; 1 -&gt; #</w:t>
+      </w:r>
+    </w:p>
+    <w:p>
+      <w:pPr>
+        <w:pStyle w:val="FirstParagraph"/>
+      </w:pPr>
+      <w:r>
+        <w:t xml:space="preserve">The key beat is</w:t>
+      </w:r>
+      <w:r>
+        <w:t xml:space="preserve"> </w:t>
+      </w:r>
+      <w:r>
+        <w:rPr>
+          <w:b/>
+          <w:bCs/>
+        </w:rPr>
+        <w:t xml:space="preserve">saving</w:t>
+      </w:r>
+      <w:r>
+        <w:rPr>
+          <w:b/>
+          <w:bCs/>
+        </w:rPr>
+        <w:t xml:space="preserve"> </w:t>
+      </w:r>
+      <w:r>
+        <w:rPr>
+          <w:rStyle w:val="VerbatimChar"/>
+          <w:b/>
+          <w:bCs/>
+        </w:rPr>
+        <w:t xml:space="preserve">nxt</w:t>
+      </w:r>
+      <w:r>
+        <w:rPr>
+          <w:b/>
+          <w:bCs/>
+        </w:rPr>
+        <w:t xml:space="preserve"> </w:t>
+      </w:r>
+      <w:r>
+        <w:rPr>
+          <w:b/>
+          <w:bCs/>
+        </w:rPr>
+        <w:t xml:space="preserve">before overwriting</w:t>
+      </w:r>
+      <w:r>
+        <w:rPr>
+          <w:b/>
+          <w:bCs/>
+        </w:rPr>
+        <w:t xml:space="preserve"> </w:t>
+      </w:r>
+      <w:r>
+        <w:rPr>
+          <w:rStyle w:val="VerbatimChar"/>
+          <w:b/>
+          <w:bCs/>
+        </w:rPr>
+        <w:t xml:space="preserve">cur.next</w:t>
+      </w:r>
+      <w:r>
+        <w:t xml:space="preserve"> </w:t>
+      </w:r>
+      <w:r>
+        <w:t xml:space="preserve">— miss it and you</w:t>
+      </w:r>
+      <w:r>
+        <w:t xml:space="preserve"> </w:t>
+      </w:r>
+      <w:r>
+        <w:t xml:space="preserve">lose the entire tail.</w:t>
+      </w:r>
+    </w:p>
+    <w:bookmarkEnd w:id="33"/>
+    <w:bookmarkStart w:id="34" w:name="reverse-in-k-groups-a-hard-favourite"/>
+    <w:p>
+      <w:pPr>
+        <w:pStyle w:val="Heading3"/>
+      </w:pPr>
+      <w:r>
         <w:t xml:space="preserve">Reverse in k-groups (a hard favourite)</w:t>
       </w:r>
     </w:p>
@@ -2209,14 +3417,144 @@
         <w:t xml:space="preserve">(iterative). This tests whether you really understand the 3-pointer reversal.</w:t>
       </w:r>
     </w:p>
-    <w:bookmarkEnd w:id="31"/>
-    <w:bookmarkStart w:id="32" w:name="mcqs-3"/>
-    <w:p>
-      <w:pPr>
-        <w:pStyle w:val="Heading3"/>
-      </w:pPr>
-      <w:r>
-        <w:t xml:space="preserve">MCQs</w:t>
+    <w:p>
+      <w:pPr>
+        <w:pStyle w:val="SourceCode"/>
+      </w:pPr>
+      <w:r>
+        <w:rPr>
+          <w:rStyle w:val="VerbatimChar"/>
+        </w:rPr>
+        <w:t xml:space="preserve"># Reverse in groups of k                     Time O(n), Space O(1) iterative</w:t>
+      </w:r>
+      <w:r>
+        <w:br/>
+      </w:r>
+      <w:r>
+        <w:rPr>
+          <w:rStyle w:val="VerbatimChar"/>
+        </w:rPr>
+        <w:t xml:space="preserve">reverseKGroup(head, k):</w:t>
+      </w:r>
+      <w:r>
+        <w:br/>
+      </w:r>
+      <w:r>
+        <w:rPr>
+          <w:rStyle w:val="VerbatimChar"/>
+        </w:rPr>
+        <w:t xml:space="preserve">    # 1. check there are at least k nodes ahead</w:t>
+      </w:r>
+      <w:r>
+        <w:br/>
+      </w:r>
+      <w:r>
+        <w:rPr>
+          <w:rStyle w:val="VerbatimChar"/>
+        </w:rPr>
+        <w:t xml:space="preserve">    node = head; count = 0</w:t>
+      </w:r>
+      <w:r>
+        <w:br/>
+      </w:r>
+      <w:r>
+        <w:rPr>
+          <w:rStyle w:val="VerbatimChar"/>
+        </w:rPr>
+        <w:t xml:space="preserve">    while node and count &lt; k: node = node.next; count += 1</w:t>
+      </w:r>
+      <w:r>
+        <w:br/>
+      </w:r>
+      <w:r>
+        <w:rPr>
+          <w:rStyle w:val="VerbatimChar"/>
+        </w:rPr>
+        <w:t xml:space="preserve">    if count &lt; k: return head          # leftover tail (&lt;k) stays as-is</w:t>
+      </w:r>
+      <w:r>
+        <w:br/>
+      </w:r>
+      <w:r>
+        <w:br/>
+      </w:r>
+      <w:r>
+        <w:rPr>
+          <w:rStyle w:val="VerbatimChar"/>
+        </w:rPr>
+        <w:t xml:space="preserve">    # 2. reverse the first k nodes (standard 3-pointer, k times)</w:t>
+      </w:r>
+      <w:r>
+        <w:br/>
+      </w:r>
+      <w:r>
+        <w:rPr>
+          <w:rStyle w:val="VerbatimChar"/>
+        </w:rPr>
+        <w:t xml:space="preserve">    prev = reverseKGroup(node, k)      # 'node' is the head of the NEXT group</w:t>
+      </w:r>
+      <w:r>
+        <w:br/>
+      </w:r>
+      <w:r>
+        <w:rPr>
+          <w:rStyle w:val="VerbatimChar"/>
+        </w:rPr>
+        <w:t xml:space="preserve">    cur = head</w:t>
+      </w:r>
+      <w:r>
+        <w:br/>
+      </w:r>
+      <w:r>
+        <w:rPr>
+          <w:rStyle w:val="VerbatimChar"/>
+        </w:rPr>
+        <w:t xml:space="preserve">    for _ in range(k):</w:t>
+      </w:r>
+      <w:r>
+        <w:br/>
+      </w:r>
+      <w:r>
+        <w:rPr>
+          <w:rStyle w:val="VerbatimChar"/>
+        </w:rPr>
+        <w:t xml:space="preserve">        nxt = cur.next</w:t>
+      </w:r>
+      <w:r>
+        <w:br/>
+      </w:r>
+      <w:r>
+        <w:rPr>
+          <w:rStyle w:val="VerbatimChar"/>
+        </w:rPr>
+        <w:t xml:space="preserve">        cur.next = prev</w:t>
+      </w:r>
+      <w:r>
+        <w:br/>
+      </w:r>
+      <w:r>
+        <w:rPr>
+          <w:rStyle w:val="VerbatimChar"/>
+        </w:rPr>
+        <w:t xml:space="preserve">        prev = cur</w:t>
+      </w:r>
+      <w:r>
+        <w:br/>
+      </w:r>
+      <w:r>
+        <w:rPr>
+          <w:rStyle w:val="VerbatimChar"/>
+        </w:rPr>
+        <w:t xml:space="preserve">        cur = nxt</w:t>
+      </w:r>
+      <w:r>
+        <w:br/>
+      </w:r>
+      <w:r>
+        <w:rPr>
+          <w:rStyle w:val="VerbatimChar"/>
+        </w:rPr>
+        <w:t xml:space="preserve">    return prev                        # new head of this reversed group</w:t>
       </w:r>
     </w:p>
     <w:p>
@@ -2228,20 +3566,29 @@
         </w:numPr>
       </w:pPr>
       <w:r>
-        <w:t xml:space="preserve">Iterative reversal space? →</w:t>
-      </w:r>
-      <w:r>
-        <w:t xml:space="preserve"> </w:t>
-      </w:r>
-      <w:r>
-        <w:rPr>
-          <w:b/>
-          <w:bCs/>
-        </w:rPr>
-        <w:t xml:space="preserve">O(1)</w:t>
-      </w:r>
-      <w:r>
-        <w:t xml:space="preserve">.</w:t>
+        <w:t xml:space="preserve">If the last chunk has</w:t>
+      </w:r>
+      <w:r>
+        <w:t xml:space="preserve"> </w:t>
+      </w:r>
+      <w:r>
+        <w:rPr>
+          <w:b/>
+          <w:bCs/>
+        </w:rPr>
+        <w:t xml:space="preserve">fewer than k</w:t>
+      </w:r>
+      <w:r>
+        <w:t xml:space="preserve"> </w:t>
+      </w:r>
+      <w:r>
+        <w:t xml:space="preserve">nodes, leave it unreversed (that is the</w:t>
+      </w:r>
+      <w:r>
+        <w:t xml:space="preserve"> </w:t>
+      </w:r>
+      <w:r>
+        <w:t xml:space="preserve">LC 25 rule; a variant reverses the leftover too).</w:t>
       </w:r>
     </w:p>
     <w:p>
@@ -2253,58 +3600,39 @@
         </w:numPr>
       </w:pPr>
       <w:r>
-        <w:t xml:space="preserve">Recursive reversal space? →</w:t>
-      </w:r>
-      <w:r>
-        <w:t xml:space="preserve"> </w:t>
-      </w:r>
-      <w:r>
-        <w:rPr>
-          <w:b/>
-          <w:bCs/>
-        </w:rPr>
-        <w:t xml:space="preserve">O(n)</w:t>
-      </w:r>
-      <w:r>
-        <w:t xml:space="preserve"> </w:t>
-      </w:r>
-      <w:r>
-        <w:t xml:space="preserve">(call stack).</w:t>
-      </w:r>
-    </w:p>
-    <w:p>
-      <w:pPr>
-        <w:pStyle w:val="Compact"/>
-        <w:numPr>
-          <w:ilvl w:val="0"/>
-          <w:numId w:val="1007"/>
-        </w:numPr>
-      </w:pPr>
-      <w:r>
-        <w:t xml:space="preserve">The three pointers used? →</w:t>
-      </w:r>
-      <w:r>
-        <w:t xml:space="preserve"> </w:t>
-      </w:r>
-      <w:r>
-        <w:rPr>
-          <w:b/>
-          <w:bCs/>
-        </w:rPr>
-        <w:t xml:space="preserve">prev, cur, next</w:t>
+        <w:rPr>
+          <w:b/>
+          <w:bCs/>
+        </w:rPr>
+        <w:t xml:space="preserve">Swap Nodes in Pairs</w:t>
+      </w:r>
+      <w:r>
+        <w:t xml:space="preserve"> </w:t>
+      </w:r>
+      <w:r>
+        <w:t xml:space="preserve">(LC 24) is just this with</w:t>
+      </w:r>
+      <w:r>
+        <w:t xml:space="preserve"> </w:t>
+      </w:r>
+      <w:r>
+        <w:rPr>
+          <w:rStyle w:val="VerbatimChar"/>
+        </w:rPr>
+        <w:t xml:space="preserve">k = 2</w:t>
       </w:r>
       <w:r>
         <w:t xml:space="preserve">.</w:t>
       </w:r>
     </w:p>
-    <w:bookmarkEnd w:id="32"/>
-    <w:bookmarkStart w:id="33" w:name="problems"/>
+    <w:bookmarkEnd w:id="34"/>
+    <w:bookmarkStart w:id="35" w:name="mcqs-3"/>
     <w:p>
       <w:pPr>
         <w:pStyle w:val="Heading3"/>
       </w:pPr>
       <w:r>
-        <w:t xml:space="preserve">Problems</w:t>
+        <w:t xml:space="preserve">MCQs</w:t>
       </w:r>
     </w:p>
     <w:p>
@@ -2316,17 +3644,20 @@
         </w:numPr>
       </w:pPr>
       <w:r>
-        <w:rPr>
-          <w:b/>
-          <w:bCs/>
-        </w:rPr>
-        <w:t xml:space="preserve">Easy:</w:t>
-      </w:r>
-      <w:r>
-        <w:t xml:space="preserve"> </w:t>
-      </w:r>
-      <w:r>
-        <w:t xml:space="preserve">Reverse Linked List (LC 206).</w:t>
+        <w:t xml:space="preserve">Iterative reversal space? →</w:t>
+      </w:r>
+      <w:r>
+        <w:t xml:space="preserve"> </w:t>
+      </w:r>
+      <w:r>
+        <w:rPr>
+          <w:b/>
+          <w:bCs/>
+        </w:rPr>
+        <w:t xml:space="preserve">O(1)</w:t>
+      </w:r>
+      <w:r>
+        <w:t xml:space="preserve">.</w:t>
       </w:r>
     </w:p>
     <w:p>
@@ -2338,23 +3669,23 @@
         </w:numPr>
       </w:pPr>
       <w:r>
-        <w:rPr>
-          <w:b/>
-          <w:bCs/>
-        </w:rPr>
-        <w:t xml:space="preserve">Medium:</w:t>
-      </w:r>
-      <w:r>
-        <w:t xml:space="preserve"> </w:t>
-      </w:r>
-      <w:r>
-        <w:t xml:space="preserve">Reverse Linked List II / a sublist (LC 92); Swap Nodes in Pairs</w:t>
-      </w:r>
-      <w:r>
-        <w:t xml:space="preserve"> </w:t>
-      </w:r>
-      <w:r>
-        <w:t xml:space="preserve">(LC 24).</w:t>
+        <w:t xml:space="preserve">Recursive reversal space? →</w:t>
+      </w:r>
+      <w:r>
+        <w:t xml:space="preserve"> </w:t>
+      </w:r>
+      <w:r>
+        <w:rPr>
+          <w:b/>
+          <w:bCs/>
+        </w:rPr>
+        <w:t xml:space="preserve">O(n)</w:t>
+      </w:r>
+      <w:r>
+        <w:t xml:space="preserve"> </w:t>
+      </w:r>
+      <w:r>
+        <w:t xml:space="preserve">(call stack).</w:t>
       </w:r>
     </w:p>
     <w:p>
@@ -2366,6 +3697,91 @@
         </w:numPr>
       </w:pPr>
       <w:r>
+        <w:t xml:space="preserve">The three pointers used? →</w:t>
+      </w:r>
+      <w:r>
+        <w:t xml:space="preserve"> </w:t>
+      </w:r>
+      <w:r>
+        <w:rPr>
+          <w:b/>
+          <w:bCs/>
+        </w:rPr>
+        <w:t xml:space="preserve">prev, cur, next</w:t>
+      </w:r>
+      <w:r>
+        <w:t xml:space="preserve">.</w:t>
+      </w:r>
+    </w:p>
+    <w:bookmarkEnd w:id="35"/>
+    <w:bookmarkStart w:id="36" w:name="problems"/>
+    <w:p>
+      <w:pPr>
+        <w:pStyle w:val="Heading3"/>
+      </w:pPr>
+      <w:r>
+        <w:t xml:space="preserve">Problems</w:t>
+      </w:r>
+    </w:p>
+    <w:p>
+      <w:pPr>
+        <w:pStyle w:val="Compact"/>
+        <w:numPr>
+          <w:ilvl w:val="0"/>
+          <w:numId w:val="1009"/>
+        </w:numPr>
+      </w:pPr>
+      <w:r>
+        <w:rPr>
+          <w:b/>
+          <w:bCs/>
+        </w:rPr>
+        <w:t xml:space="preserve">Easy:</w:t>
+      </w:r>
+      <w:r>
+        <w:t xml:space="preserve"> </w:t>
+      </w:r>
+      <w:r>
+        <w:t xml:space="preserve">Reverse Linked List (LC 206).</w:t>
+      </w:r>
+    </w:p>
+    <w:p>
+      <w:pPr>
+        <w:pStyle w:val="Compact"/>
+        <w:numPr>
+          <w:ilvl w:val="0"/>
+          <w:numId w:val="1009"/>
+        </w:numPr>
+      </w:pPr>
+      <w:r>
+        <w:rPr>
+          <w:b/>
+          <w:bCs/>
+        </w:rPr>
+        <w:t xml:space="preserve">Medium:</w:t>
+      </w:r>
+      <w:r>
+        <w:t xml:space="preserve"> </w:t>
+      </w:r>
+      <w:r>
+        <w:t xml:space="preserve">Reverse Linked List II / a sublist (LC 92); Swap Nodes in Pairs</w:t>
+      </w:r>
+      <w:r>
+        <w:t xml:space="preserve"> </w:t>
+      </w:r>
+      <w:r>
+        <w:t xml:space="preserve">(LC 24).</w:t>
+      </w:r>
+    </w:p>
+    <w:p>
+      <w:pPr>
+        <w:pStyle w:val="Compact"/>
+        <w:numPr>
+          <w:ilvl w:val="0"/>
+          <w:numId w:val="1009"/>
+        </w:numPr>
+      </w:pPr>
+      <w:r>
         <w:rPr>
           <w:b/>
           <w:bCs/>
@@ -2386,9 +3802,9 @@
         </w:pict>
       </w:r>
     </w:p>
-    <w:bookmarkEnd w:id="33"/>
-    <w:bookmarkEnd w:id="34"/>
-    <w:bookmarkStart w:id="48" w:name="fast-slow-pointers-tortoise-and-hare"/>
+    <w:bookmarkEnd w:id="36"/>
+    <w:bookmarkEnd w:id="37"/>
+    <w:bookmarkStart w:id="53" w:name="fast-slow-pointers-tortoise-and-hare"/>
     <w:p>
       <w:pPr>
         <w:pStyle w:val="Heading2"/>
@@ -2397,7 +3813,7 @@
         <w:t xml:space="preserve">4.5 Fast &amp; Slow Pointers (Tortoise and Hare)</w:t>
       </w:r>
     </w:p>
-    <w:bookmarkStart w:id="38" w:name="the-idea-1"/>
+    <w:bookmarkStart w:id="41" w:name="the-idea-1"/>
     <w:p>
       <w:pPr>
         <w:pStyle w:val="Heading3"/>
@@ -2461,18 +3877,18 @@
           <wp:inline>
             <wp:extent cx="5334000" cy="2773899"/>
             <wp:effectExtent b="0" l="0" r="0" t="0"/>
-            <wp:docPr descr="Fast &amp; slow: fast moves 2 steps, slow moves 1; fast hits the end when slow is at the middle, and in a cycle they meet." title="" id="36" name="Picture"/>
+            <wp:docPr descr="Fast &amp; slow: fast moves 2 steps, slow moves 1; fast hits the end when slow is at the middle, and in a cycle they meet." title="" id="39" name="Picture"/>
             <a:graphic>
               <a:graphicData uri="http://schemas.openxmlformats.org/drawingml/2006/picture">
                 <pic:pic>
                   <pic:nvPicPr>
-                    <pic:cNvPr descr="images/38_fast_slow.png" id="37" name="Picture"/>
+                    <pic:cNvPr descr="images/38_fast_slow.png" id="40" name="Picture"/>
                     <pic:cNvPicPr>
                       <a:picLocks noChangeArrowheads="1" noChangeAspect="1"/>
                     </pic:cNvPicPr>
                   </pic:nvPicPr>
                   <pic:blipFill>
-                    <a:blip r:embed="rId35"/>
+                    <a:blip r:embed="rId38"/>
                     <a:stretch>
                       <a:fillRect/>
                     </a:stretch>
@@ -2507,8 +3923,8 @@
         <w:t xml:space="preserve">Fast &amp; slow: fast moves 2 steps, slow moves 1; fast hits the end when slow is at the middle, and in a cycle they meet.</w:t>
       </w:r>
     </w:p>
-    <w:bookmarkEnd w:id="38"/>
-    <w:bookmarkStart w:id="39" w:name="use-1-find-the-middle-node"/>
+    <w:bookmarkEnd w:id="41"/>
+    <w:bookmarkStart w:id="42" w:name="use-1-find-the-middle-node"/>
     <w:p>
       <w:pPr>
         <w:pStyle w:val="Heading3"/>
@@ -2592,8 +4008,8 @@
         <w:t xml:space="preserve">, etc.)</w:t>
       </w:r>
     </w:p>
-    <w:bookmarkEnd w:id="39"/>
-    <w:bookmarkStart w:id="40" w:name="use-2-detect-a-cycle-floyds-algorithm"/>
+    <w:bookmarkEnd w:id="42"/>
+    <w:bookmarkStart w:id="43" w:name="use-2-detect-a-cycle-floyds-algorithm"/>
     <w:p>
       <w:pPr>
         <w:pStyle w:val="Heading3"/>
@@ -2812,8 +4228,8 @@
         <w:t xml:space="preserve">instead of a hash set.</w:t>
       </w:r>
     </w:p>
-    <w:bookmarkEnd w:id="40"/>
-    <w:bookmarkStart w:id="44" w:name="use-3-find-where-the-cycle-starts"/>
+    <w:bookmarkEnd w:id="43"/>
+    <w:bookmarkStart w:id="47" w:name="use-3-find-where-the-cycle-starts"/>
     <w:p>
       <w:pPr>
         <w:pStyle w:val="Heading3"/>
@@ -2895,18 +4311,18 @@
           <wp:inline>
             <wp:extent cx="5334000" cy="2644377"/>
             <wp:effectExtent b="0" l="0" r="0" t="0"/>
-            <wp:docPr descr="Why it works: with distances a (head→start), b (start→meet), c (meet→start), the math gives a = c, so resetting one pointer to head makes them meet at the start." title="" id="42" name="Picture"/>
+            <wp:docPr descr="Why it works: with distances a (head→start), b (start→meet), c (meet→start), the math gives a = c, so resetting one pointer to head makes them meet at the start." title="" id="45" name="Picture"/>
             <a:graphic>
               <a:graphicData uri="http://schemas.openxmlformats.org/drawingml/2006/picture">
                 <pic:pic>
                   <pic:nvPicPr>
-                    <pic:cNvPr descr="images/39_floyd_start.png" id="43" name="Picture"/>
+                    <pic:cNvPr descr="images/39_floyd_start.png" id="46" name="Picture"/>
                     <pic:cNvPicPr>
                       <a:picLocks noChangeArrowheads="1" noChangeAspect="1"/>
                     </pic:cNvPicPr>
                   </pic:nvPicPr>
                   <pic:blipFill>
-                    <a:blip r:embed="rId41"/>
+                    <a:blip r:embed="rId44"/>
                     <a:stretch>
                       <a:fillRect/>
                     </a:stretch>
@@ -3108,8 +4524,8 @@
         <w:t xml:space="preserve">the slower one — and the leftover distance equals the head-to-start distance.</w:t>
       </w:r>
     </w:p>
-    <w:bookmarkEnd w:id="44"/>
-    <w:bookmarkStart w:id="45" w:name="use-4-palindrome-linked-list"/>
+    <w:bookmarkEnd w:id="47"/>
+    <w:bookmarkStart w:id="48" w:name="use-4-palindrome-linked-list"/>
     <w:p>
       <w:pPr>
         <w:pStyle w:val="Heading3"/>
@@ -3132,105 +4548,535 @@
         <w:t xml:space="preserve">O(n) time, O(1) space (LC 234).</w:t>
       </w:r>
     </w:p>
-    <w:bookmarkEnd w:id="45"/>
-    <w:bookmarkStart w:id="46" w:name="mcqs-4"/>
+    <w:p>
+      <w:pPr>
+        <w:pStyle w:val="SourceCode"/>
+      </w:pPr>
+      <w:r>
+        <w:rPr>
+          <w:rStyle w:val="VerbatimChar"/>
+        </w:rPr>
+        <w:t xml:space="preserve"># Palindrome check                           Time O(n), Space O(1)</w:t>
+      </w:r>
+      <w:r>
+        <w:br/>
+      </w:r>
+      <w:r>
+        <w:rPr>
+          <w:rStyle w:val="VerbatimChar"/>
+        </w:rPr>
+        <w:t xml:space="preserve"># 1. find middle (slow) with fast/slow</w:t>
+      </w:r>
+      <w:r>
+        <w:br/>
+      </w:r>
+      <w:r>
+        <w:rPr>
+          <w:rStyle w:val="VerbatimChar"/>
+        </w:rPr>
+        <w:t xml:space="preserve"># 2. reverse the list from slow to the end -&gt; secondHalf</w:t>
+      </w:r>
+      <w:r>
+        <w:br/>
+      </w:r>
+      <w:r>
+        <w:rPr>
+          <w:rStyle w:val="VerbatimChar"/>
+        </w:rPr>
+        <w:t xml:space="preserve"># 3. walk head and secondHalf together; if any pair differs -&gt; not palindrome</w:t>
+      </w:r>
+      <w:r>
+        <w:br/>
+      </w:r>
+      <w:r>
+        <w:rPr>
+          <w:rStyle w:val="VerbatimChar"/>
+        </w:rPr>
+        <w:t xml:space="preserve"># (optionally re-reverse the second half to restore the list)</w:t>
+      </w:r>
+    </w:p>
+    <w:p>
+      <w:pPr>
+        <w:pStyle w:val="FirstParagraph"/>
+      </w:pPr>
+      <w:r>
+        <w:t xml:space="preserve">For</w:t>
+      </w:r>
+      <w:r>
+        <w:t xml:space="preserve"> </w:t>
+      </w:r>
+      <w:r>
+        <w:rPr>
+          <w:b/>
+          <w:bCs/>
+        </w:rPr>
+        <w:t xml:space="preserve">1 -&gt; 2 -&gt; 2 -&gt; 1</w:t>
+      </w:r>
+      <w:r>
+        <w:t xml:space="preserve">: middle splits into</w:t>
+      </w:r>
+      <w:r>
+        <w:t xml:space="preserve"> </w:t>
+      </w:r>
+      <w:r>
+        <w:rPr>
+          <w:rStyle w:val="VerbatimChar"/>
+        </w:rPr>
+        <w:t xml:space="preserve">1-&gt;2</w:t>
+      </w:r>
+      <w:r>
+        <w:t xml:space="preserve"> </w:t>
+      </w:r>
+      <w:r>
+        <w:t xml:space="preserve">and reversed</w:t>
+      </w:r>
+      <w:r>
+        <w:t xml:space="preserve"> </w:t>
+      </w:r>
+      <w:r>
+        <w:rPr>
+          <w:rStyle w:val="VerbatimChar"/>
+        </w:rPr>
+        <w:t xml:space="preserve">1-&gt;2</w:t>
+      </w:r>
+      <w:r>
+        <w:t xml:space="preserve">; they</w:t>
+      </w:r>
+      <w:r>
+        <w:t xml:space="preserve"> </w:t>
+      </w:r>
+      <w:r>
+        <w:t xml:space="preserve">match → palindrome. For</w:t>
+      </w:r>
+      <w:r>
+        <w:t xml:space="preserve"> </w:t>
+      </w:r>
+      <w:r>
+        <w:rPr>
+          <w:b/>
+          <w:bCs/>
+        </w:rPr>
+        <w:t xml:space="preserve">1 -&gt; 2 -&gt; 3</w:t>
+      </w:r>
+      <w:r>
+        <w:t xml:space="preserve">: front</w:t>
+      </w:r>
+      <w:r>
+        <w:t xml:space="preserve"> </w:t>
+      </w:r>
+      <w:r>
+        <w:rPr>
+          <w:rStyle w:val="VerbatimChar"/>
+        </w:rPr>
+        <w:t xml:space="preserve">1</w:t>
+      </w:r>
+      <w:r>
+        <w:t xml:space="preserve">, reversed back</w:t>
+      </w:r>
+      <w:r>
+        <w:t xml:space="preserve"> </w:t>
+      </w:r>
+      <w:r>
+        <w:rPr>
+          <w:rStyle w:val="VerbatimChar"/>
+        </w:rPr>
+        <w:t xml:space="preserve">3</w:t>
+      </w:r>
+      <w:r>
+        <w:t xml:space="preserve"> </w:t>
+      </w:r>
+      <w:r>
+        <w:t xml:space="preserve">→ differ →</w:t>
+      </w:r>
+      <w:r>
+        <w:t xml:space="preserve"> </w:t>
+      </w:r>
+      <w:r>
+        <w:t xml:space="preserve">not a palindrome.</w:t>
+      </w:r>
+    </w:p>
+    <w:bookmarkEnd w:id="48"/>
+    <w:bookmarkStart w:id="49" w:name="X268b28cdbd3aed02ef74f21fa1c80dd6ec828bc"/>
     <w:p>
       <w:pPr>
         <w:pStyle w:val="Heading3"/>
       </w:pPr>
       <w:r>
+        <w:t xml:space="preserve">Why slow and fast are guaranteed to meet (in a cycle)</w:t>
+      </w:r>
+    </w:p>
+    <w:p>
+      <w:pPr>
+        <w:pStyle w:val="FirstParagraph"/>
+      </w:pPr>
+      <w:r>
+        <w:t xml:space="preserve">Once</w:t>
+      </w:r>
+      <w:r>
+        <w:t xml:space="preserve"> </w:t>
+      </w:r>
+      <w:r>
+        <w:rPr>
+          <w:b/>
+          <w:bCs/>
+        </w:rPr>
+        <w:t xml:space="preserve">both</w:t>
+      </w:r>
+      <w:r>
+        <w:t xml:space="preserve"> </w:t>
+      </w:r>
+      <w:r>
+        <w:t xml:space="preserve">pointers are inside the loop, look at the gap between them measured</w:t>
+      </w:r>
+      <w:r>
+        <w:t xml:space="preserve"> </w:t>
+      </w:r>
+      <w:r>
+        <w:rPr>
+          <w:i/>
+          <w:iCs/>
+        </w:rPr>
+        <w:t xml:space="preserve">around the loop</w:t>
+      </w:r>
+      <w:r>
+        <w:t xml:space="preserve">. Each step, slow moves +1 and fast moves +2, so the gap</w:t>
+      </w:r>
+      <w:r>
+        <w:t xml:space="preserve"> </w:t>
+      </w:r>
+      <w:r>
+        <w:rPr>
+          <w:b/>
+          <w:bCs/>
+        </w:rPr>
+        <w:t xml:space="preserve">shrinks by exactly 1</w:t>
+      </w:r>
+      <w:r>
+        <w:t xml:space="preserve"> </w:t>
+      </w:r>
+      <w:r>
+        <w:t xml:space="preserve">every step. A gap that decreases by 1 each step and can</w:t>
+      </w:r>
+      <w:r>
+        <w:t xml:space="preserve"> </w:t>
+      </w:r>
+      <w:r>
+        <w:t xml:space="preserve">never</w:t>
+      </w:r>
+      <w:r>
+        <w:t xml:space="preserve"> </w:t>
+      </w:r>
+      <w:r>
+        <w:t xml:space="preserve">“jump over”</w:t>
+      </w:r>
+      <w:r>
+        <w:t xml:space="preserve"> </w:t>
+      </w:r>
+      <w:r>
+        <w:t xml:space="preserve">(because fast only gains 1 per step) must hit</w:t>
+      </w:r>
+      <w:r>
+        <w:t xml:space="preserve"> </w:t>
+      </w:r>
+      <w:r>
+        <w:rPr>
+          <w:b/>
+          <w:bCs/>
+        </w:rPr>
+        <w:t xml:space="preserve">0</w:t>
+      </w:r>
+      <w:r>
+        <w:t xml:space="preserve"> </w:t>
+      </w:r>
+      <w:r>
+        <w:t xml:space="preserve">— that is</w:t>
+      </w:r>
+      <w:r>
+        <w:t xml:space="preserve"> </w:t>
+      </w:r>
+      <w:r>
+        <w:t xml:space="preserve">the meeting. This also proves they can</w:t>
+      </w:r>
+      <w:r>
+        <w:t xml:space="preserve"> </w:t>
+      </w:r>
+      <w:r>
+        <w:rPr>
+          <w:i/>
+          <w:iCs/>
+        </w:rPr>
+        <w:t xml:space="preserve">never</w:t>
+      </w:r>
+      <w:r>
+        <w:t xml:space="preserve"> </w:t>
+      </w:r>
+      <w:r>
+        <w:t xml:space="preserve">skip past each other, which is why</w:t>
+      </w:r>
+      <w:r>
+        <w:t xml:space="preserve"> </w:t>
+      </w:r>
+      <w:r>
+        <w:t xml:space="preserve">the simple</w:t>
+      </w:r>
+      <w:r>
+        <w:t xml:space="preserve"> </w:t>
+      </w:r>
+      <w:r>
+        <w:rPr>
+          <w:rStyle w:val="VerbatimChar"/>
+        </w:rPr>
+        <w:t xml:space="preserve">slow == fast</w:t>
+      </w:r>
+      <w:r>
+        <w:t xml:space="preserve"> </w:t>
+      </w:r>
+      <w:r>
+        <w:t xml:space="preserve">test is enough.</w:t>
+      </w:r>
+    </w:p>
+    <w:p>
+      <w:pPr>
+        <w:pStyle w:val="BlockText"/>
+      </w:pPr>
+      <w:r>
+        <w:rPr>
+          <w:b/>
+          <w:bCs/>
+        </w:rPr>
+        <w:t xml:space="preserve">Even vs odd length (which middle?)</w:t>
+      </w:r>
+      <w:r>
+        <w:t xml:space="preserve"> </w:t>
+      </w:r>
+      <w:r>
+        <w:t xml:space="preserve">With</w:t>
+      </w:r>
+      <w:r>
+        <w:t xml:space="preserve"> </w:t>
+      </w:r>
+      <w:r>
+        <w:rPr>
+          <w:rStyle w:val="VerbatimChar"/>
+        </w:rPr>
+        <w:t xml:space="preserve">slow=fast=head</w:t>
+      </w:r>
+      <w:r>
+        <w:t xml:space="preserve"> </w:t>
+      </w:r>
+      <w:r>
+        <w:t xml:space="preserve">and the loop</w:t>
+      </w:r>
+      <w:r>
+        <w:t xml:space="preserve"> </w:t>
+      </w:r>
+      <w:r>
+        <w:rPr>
+          <w:rStyle w:val="VerbatimChar"/>
+        </w:rPr>
+        <w:t xml:space="preserve">while fast and fast.next</w:t>
+      </w:r>
+      <w:r>
+        <w:t xml:space="preserve">, on</w:t>
+      </w:r>
+      <w:r>
+        <w:t xml:space="preserve"> </w:t>
+      </w:r>
+      <w:r>
+        <w:rPr>
+          <w:b/>
+          <w:bCs/>
+        </w:rPr>
+        <w:t xml:space="preserve">even</w:t>
+      </w:r>
+      <w:r>
+        <w:t xml:space="preserve"> </w:t>
+      </w:r>
+      <w:r>
+        <w:t xml:space="preserve">length</w:t>
+      </w:r>
+      <w:r>
+        <w:t xml:space="preserve"> </w:t>
+      </w:r>
+      <w:r>
+        <w:rPr>
+          <w:rStyle w:val="VerbatimChar"/>
+        </w:rPr>
+        <w:t xml:space="preserve">slow</w:t>
+      </w:r>
+      <w:r>
+        <w:t xml:space="preserve"> </w:t>
+      </w:r>
+      <w:r>
+        <w:t xml:space="preserve">lands on the</w:t>
+      </w:r>
+      <w:r>
+        <w:t xml:space="preserve"> </w:t>
+      </w:r>
+      <w:r>
+        <w:rPr>
+          <w:b/>
+          <w:bCs/>
+        </w:rPr>
+        <w:t xml:space="preserve">second</w:t>
+      </w:r>
+      <w:r>
+        <w:t xml:space="preserve"> </w:t>
+      </w:r>
+      <w:r>
+        <w:t xml:space="preserve">of</w:t>
+      </w:r>
+      <w:r>
+        <w:t xml:space="preserve"> </w:t>
+      </w:r>
+      <w:r>
+        <w:t xml:space="preserve">the two middles. If you want the</w:t>
+      </w:r>
+      <w:r>
+        <w:t xml:space="preserve"> </w:t>
+      </w:r>
+      <w:r>
+        <w:rPr>
+          <w:b/>
+          <w:bCs/>
+        </w:rPr>
+        <w:t xml:space="preserve">first</w:t>
+      </w:r>
+      <w:r>
+        <w:t xml:space="preserve"> </w:t>
+      </w:r>
+      <w:r>
+        <w:t xml:space="preserve">middle instead, start</w:t>
+      </w:r>
+      <w:r>
+        <w:t xml:space="preserve"> </w:t>
+      </w:r>
+      <w:r>
+        <w:rPr>
+          <w:rStyle w:val="VerbatimChar"/>
+        </w:rPr>
+        <w:t xml:space="preserve">fast</w:t>
+      </w:r>
+      <w:r>
+        <w:t xml:space="preserve"> </w:t>
+      </w:r>
+      <w:r>
+        <w:t xml:space="preserve">one</w:t>
+      </w:r>
+      <w:r>
+        <w:t xml:space="preserve"> </w:t>
+      </w:r>
+      <w:r>
+        <w:t xml:space="preserve">step ahead or loop while</w:t>
+      </w:r>
+      <w:r>
+        <w:t xml:space="preserve"> </w:t>
+      </w:r>
+      <w:r>
+        <w:rPr>
+          <w:rStyle w:val="VerbatimChar"/>
+        </w:rPr>
+        <w:t xml:space="preserve">fast.next and fast.next.next</w:t>
+      </w:r>
+      <w:r>
+        <w:t xml:space="preserve">.</w:t>
+      </w:r>
+    </w:p>
+    <w:bookmarkEnd w:id="49"/>
+    <w:bookmarkStart w:id="50" w:name="Xbcbb170d0358ec7f68279b5a48f47c1c6436e23"/>
+    <w:p>
+      <w:pPr>
+        <w:pStyle w:val="Heading3"/>
+      </w:pPr>
+      <w:r>
+        <w:t xml:space="preserve">Worked trace — detect a cycle in 1→2→3→4→(back to 2)</w:t>
+      </w:r>
+    </w:p>
+    <w:p>
+      <w:pPr>
+        <w:pStyle w:val="SourceCode"/>
+      </w:pPr>
+      <w:r>
+        <w:rPr>
+          <w:rStyle w:val="VerbatimChar"/>
+        </w:rPr>
+        <w:t xml:space="preserve">list:  1 -&gt; 2 -&gt; 3 -&gt; 4</w:t>
+      </w:r>
+      <w:r>
+        <w:br/>
+      </w:r>
+      <w:r>
+        <w:rPr>
+          <w:rStyle w:val="VerbatimChar"/>
+        </w:rPr>
+        <w:t xml:space="preserve">                 ^_________|     (4.next points back to 2)</w:t>
+      </w:r>
+      <w:r>
+        <w:br/>
+      </w:r>
+      <w:r>
+        <w:br/>
+      </w:r>
+      <w:r>
+        <w:rPr>
+          <w:rStyle w:val="VerbatimChar"/>
+        </w:rPr>
+        <w:t xml:space="preserve">step | slow | fast</w:t>
+      </w:r>
+      <w:r>
+        <w:br/>
+      </w:r>
+      <w:r>
+        <w:rPr>
+          <w:rStyle w:val="VerbatimChar"/>
+        </w:rPr>
+        <w:t xml:space="preserve">-----+------+------</w:t>
+      </w:r>
+      <w:r>
+        <w:br/>
+      </w:r>
+      <w:r>
+        <w:rPr>
+          <w:rStyle w:val="VerbatimChar"/>
+        </w:rPr>
+        <w:t xml:space="preserve"> 0   |  1   |  1</w:t>
+      </w:r>
+      <w:r>
+        <w:br/>
+      </w:r>
+      <w:r>
+        <w:rPr>
+          <w:rStyle w:val="VerbatimChar"/>
+        </w:rPr>
+        <w:t xml:space="preserve"> 1   |  2   |  3</w:t>
+      </w:r>
+      <w:r>
+        <w:br/>
+      </w:r>
+      <w:r>
+        <w:rPr>
+          <w:rStyle w:val="VerbatimChar"/>
+        </w:rPr>
+        <w:t xml:space="preserve"> 2   |  3   |  2      (fast wrapped: 3-&gt;4-&gt;2)</w:t>
+      </w:r>
+      <w:r>
+        <w:br/>
+      </w:r>
+      <w:r>
+        <w:rPr>
+          <w:rStyle w:val="VerbatimChar"/>
+        </w:rPr>
+        <w:t xml:space="preserve"> 3   |  4   |  4      slow==fast  -&gt; CYCLE detected</w:t>
+      </w:r>
+    </w:p>
+    <w:bookmarkEnd w:id="50"/>
+    <w:bookmarkStart w:id="51" w:name="mcqs-4"/>
+    <w:p>
+      <w:pPr>
+        <w:pStyle w:val="Heading3"/>
+      </w:pPr>
+      <w:r>
         <w:t xml:space="preserve">MCQs</w:t>
-      </w:r>
-    </w:p>
-    <w:p>
-      <w:pPr>
-        <w:pStyle w:val="Compact"/>
-        <w:numPr>
-          <w:ilvl w:val="0"/>
-          <w:numId w:val="1009"/>
-        </w:numPr>
-      </w:pPr>
-      <w:r>
-        <w:t xml:space="preserve">Fast/slow space for cycle detection? →</w:t>
-      </w:r>
-      <w:r>
-        <w:t xml:space="preserve"> </w:t>
-      </w:r>
-      <w:r>
-        <w:rPr>
-          <w:b/>
-          <w:bCs/>
-        </w:rPr>
-        <w:t xml:space="preserve">O(1)</w:t>
-      </w:r>
-      <w:r>
-        <w:t xml:space="preserve">.</w:t>
-      </w:r>
-    </w:p>
-    <w:p>
-      <w:pPr>
-        <w:pStyle w:val="Compact"/>
-        <w:numPr>
-          <w:ilvl w:val="0"/>
-          <w:numId w:val="1009"/>
-        </w:numPr>
-      </w:pPr>
-      <w:r>
-        <w:t xml:space="preserve">When fast hits the end, slow is at the? →</w:t>
-      </w:r>
-      <w:r>
-        <w:t xml:space="preserve"> </w:t>
-      </w:r>
-      <w:r>
-        <w:rPr>
-          <w:b/>
-          <w:bCs/>
-        </w:rPr>
-        <w:t xml:space="preserve">middle</w:t>
-      </w:r>
-      <w:r>
-        <w:t xml:space="preserve">.</w:t>
-      </w:r>
-    </w:p>
-    <w:p>
-      <w:pPr>
-        <w:pStyle w:val="Compact"/>
-        <w:numPr>
-          <w:ilvl w:val="0"/>
-          <w:numId w:val="1009"/>
-        </w:numPr>
-      </w:pPr>
-      <w:r>
-        <w:t xml:space="preserve">To find the cycle start, reset one pointer to? → the</w:t>
-      </w:r>
-      <w:r>
-        <w:t xml:space="preserve"> </w:t>
-      </w:r>
-      <w:r>
-        <w:rPr>
-          <w:b/>
-          <w:bCs/>
-        </w:rPr>
-        <w:t xml:space="preserve">head</w:t>
-      </w:r>
-      <w:r>
-        <w:t xml:space="preserve">, then move both</w:t>
-      </w:r>
-      <w:r>
-        <w:t xml:space="preserve"> </w:t>
-      </w:r>
-      <w:r>
-        <w:t xml:space="preserve">by 1.</w:t>
-      </w:r>
-    </w:p>
-    <w:bookmarkEnd w:id="46"/>
-    <w:bookmarkStart w:id="47" w:name="problems-1"/>
-    <w:p>
-      <w:pPr>
-        <w:pStyle w:val="Heading3"/>
-      </w:pPr>
-      <w:r>
-        <w:t xml:space="preserve">Problems</w:t>
       </w:r>
     </w:p>
     <w:p>
@@ -3242,17 +5088,20 @@
         </w:numPr>
       </w:pPr>
       <w:r>
-        <w:rPr>
-          <w:b/>
-          <w:bCs/>
-        </w:rPr>
-        <w:t xml:space="preserve">Easy:</w:t>
-      </w:r>
-      <w:r>
-        <w:t xml:space="preserve"> </w:t>
-      </w:r>
-      <w:r>
-        <w:t xml:space="preserve">Linked List Cycle (141); Middle of the List (876).</w:t>
+        <w:t xml:space="preserve">Fast/slow space for cycle detection? →</w:t>
+      </w:r>
+      <w:r>
+        <w:t xml:space="preserve"> </w:t>
+      </w:r>
+      <w:r>
+        <w:rPr>
+          <w:b/>
+          <w:bCs/>
+        </w:rPr>
+        <w:t xml:space="preserve">O(1)</w:t>
+      </w:r>
+      <w:r>
+        <w:t xml:space="preserve">.</w:t>
       </w:r>
     </w:p>
     <w:p>
@@ -3264,6 +5113,94 @@
         </w:numPr>
       </w:pPr>
       <w:r>
+        <w:t xml:space="preserve">When fast hits the end, slow is at the? →</w:t>
+      </w:r>
+      <w:r>
+        <w:t xml:space="preserve"> </w:t>
+      </w:r>
+      <w:r>
+        <w:rPr>
+          <w:b/>
+          <w:bCs/>
+        </w:rPr>
+        <w:t xml:space="preserve">middle</w:t>
+      </w:r>
+      <w:r>
+        <w:t xml:space="preserve">.</w:t>
+      </w:r>
+    </w:p>
+    <w:p>
+      <w:pPr>
+        <w:pStyle w:val="Compact"/>
+        <w:numPr>
+          <w:ilvl w:val="0"/>
+          <w:numId w:val="1010"/>
+        </w:numPr>
+      </w:pPr>
+      <w:r>
+        <w:t xml:space="preserve">To find the cycle start, reset one pointer to? → the</w:t>
+      </w:r>
+      <w:r>
+        <w:t xml:space="preserve"> </w:t>
+      </w:r>
+      <w:r>
+        <w:rPr>
+          <w:b/>
+          <w:bCs/>
+        </w:rPr>
+        <w:t xml:space="preserve">head</w:t>
+      </w:r>
+      <w:r>
+        <w:t xml:space="preserve">, then move both</w:t>
+      </w:r>
+      <w:r>
+        <w:t xml:space="preserve"> </w:t>
+      </w:r>
+      <w:r>
+        <w:t xml:space="preserve">by 1.</w:t>
+      </w:r>
+    </w:p>
+    <w:bookmarkEnd w:id="51"/>
+    <w:bookmarkStart w:id="52" w:name="problems-1"/>
+    <w:p>
+      <w:pPr>
+        <w:pStyle w:val="Heading3"/>
+      </w:pPr>
+      <w:r>
+        <w:t xml:space="preserve">Problems</w:t>
+      </w:r>
+    </w:p>
+    <w:p>
+      <w:pPr>
+        <w:pStyle w:val="Compact"/>
+        <w:numPr>
+          <w:ilvl w:val="0"/>
+          <w:numId w:val="1011"/>
+        </w:numPr>
+      </w:pPr>
+      <w:r>
+        <w:rPr>
+          <w:b/>
+          <w:bCs/>
+        </w:rPr>
+        <w:t xml:space="preserve">Easy:</w:t>
+      </w:r>
+      <w:r>
+        <w:t xml:space="preserve"> </w:t>
+      </w:r>
+      <w:r>
+        <w:t xml:space="preserve">Linked List Cycle (141); Middle of the List (876).</w:t>
+      </w:r>
+    </w:p>
+    <w:p>
+      <w:pPr>
+        <w:pStyle w:val="Compact"/>
+        <w:numPr>
+          <w:ilvl w:val="0"/>
+          <w:numId w:val="1011"/>
+        </w:numPr>
+      </w:pPr>
+      <w:r>
         <w:rPr>
           <w:b/>
           <w:bCs/>
@@ -3296,9 +5233,9 @@
         </w:pict>
       </w:r>
     </w:p>
-    <w:bookmarkEnd w:id="47"/>
-    <w:bookmarkEnd w:id="48"/>
-    <w:bookmarkStart w:id="55" w:name="merge-two-sorted-lists"/>
+    <w:bookmarkEnd w:id="52"/>
+    <w:bookmarkEnd w:id="53"/>
+    <w:bookmarkStart w:id="60" w:name="merge-two-sorted-lists"/>
     <w:p>
       <w:pPr>
         <w:pStyle w:val="Heading2"/>
@@ -3307,7 +5244,7 @@
         <w:t xml:space="preserve">4.6 Merge Two Sorted Lists</w:t>
       </w:r>
     </w:p>
-    <w:bookmarkStart w:id="52" w:name="the-idea-2"/>
+    <w:bookmarkStart w:id="57" w:name="the-idea-2"/>
     <w:p>
       <w:pPr>
         <w:pStyle w:val="Heading3"/>
@@ -3377,18 +5314,18 @@
           <wp:inline>
             <wp:extent cx="5334000" cy="2664258"/>
             <wp:effectExtent b="0" l="0" r="0" t="0"/>
-            <wp:docPr descr="Merge two sorted lists: repeatedly pick the smaller of the two heads and relink it." title="" id="50" name="Picture"/>
+            <wp:docPr descr="Merge two sorted lists: repeatedly pick the smaller of the two heads and relink it." title="" id="55" name="Picture"/>
             <a:graphic>
               <a:graphicData uri="http://schemas.openxmlformats.org/drawingml/2006/picture">
                 <pic:pic>
                   <pic:nvPicPr>
-                    <pic:cNvPr descr="images/40_merge_sorted.png" id="51" name="Picture"/>
+                    <pic:cNvPr descr="images/40_merge_sorted.png" id="56" name="Picture"/>
                     <pic:cNvPicPr>
                       <a:picLocks noChangeArrowheads="1" noChangeAspect="1"/>
                     </pic:cNvPicPr>
                   </pic:nvPicPr>
                   <pic:blipFill>
-                    <a:blip r:embed="rId49"/>
+                    <a:blip r:embed="rId54"/>
                     <a:stretch>
                       <a:fillRect/>
                     </a:stretch>
@@ -3502,7 +5439,7 @@
         <w:pStyle w:val="Compact"/>
         <w:numPr>
           <w:ilvl w:val="0"/>
-          <w:numId w:val="1011"/>
+          <w:numId w:val="1012"/>
         </w:numPr>
       </w:pPr>
       <w:r>
@@ -3523,44 +5460,6 @@
       </w:r>
       <w:r>
         <w:t xml:space="preserve">existing nodes (no new data nodes) → O(1) extra space.</w:t>
-      </w:r>
-    </w:p>
-    <w:p>
-      <w:pPr>
-        <w:pStyle w:val="Compact"/>
-        <w:numPr>
-          <w:ilvl w:val="0"/>
-          <w:numId w:val="1011"/>
-        </w:numPr>
-      </w:pPr>
-      <w:r>
-        <w:rPr>
-          <w:b/>
-          <w:bCs/>
-        </w:rPr>
-        <w:t xml:space="preserve">Merge K sorted lists</w:t>
-      </w:r>
-      <w:r>
-        <w:t xml:space="preserve"> </w:t>
-      </w:r>
-      <w:r>
-        <w:t xml:space="preserve">(LC 23): put the heads in a min-heap and always pull</w:t>
-      </w:r>
-      <w:r>
-        <w:t xml:space="preserve"> </w:t>
-      </w:r>
-      <w:r>
-        <w:t xml:space="preserve">the smallest → O(N log k) (heaps come in Module 6/9).</w:t>
-      </w:r>
-    </w:p>
-    <w:bookmarkEnd w:id="52"/>
-    <w:bookmarkStart w:id="53" w:name="mcqs-5"/>
-    <w:p>
-      <w:pPr>
-        <w:pStyle w:val="Heading3"/>
-      </w:pPr>
-      <w:r>
-        <w:t xml:space="preserve">MCQs</w:t>
       </w:r>
     </w:p>
     <w:p>
@@ -3572,58 +5471,33 @@
         </w:numPr>
       </w:pPr>
       <w:r>
-        <w:t xml:space="preserve">Merge two sorted lists time? →</w:t>
-      </w:r>
-      <w:r>
-        <w:t xml:space="preserve"> </w:t>
-      </w:r>
-      <w:r>
-        <w:rPr>
-          <w:b/>
-          <w:bCs/>
-        </w:rPr>
-        <w:t xml:space="preserve">O(n+m)</w:t>
-      </w:r>
-      <w:r>
-        <w:t xml:space="preserve">.</w:t>
-      </w:r>
-    </w:p>
-    <w:p>
-      <w:pPr>
-        <w:pStyle w:val="Compact"/>
-        <w:numPr>
-          <w:ilvl w:val="0"/>
-          <w:numId w:val="1012"/>
-        </w:numPr>
-      </w:pPr>
-      <w:r>
-        <w:t xml:space="preserve">Why a dummy head here? → avoids the</w:t>
-      </w:r>
-      <w:r>
-        <w:t xml:space="preserve"> </w:t>
-      </w:r>
-      <w:r>
-        <w:rPr>
-          <w:b/>
-          <w:bCs/>
-        </w:rPr>
-        <w:t xml:space="preserve">first-node</w:t>
-      </w:r>
-      <w:r>
-        <w:t xml:space="preserve"> </w:t>
-      </w:r>
-      <w:r>
-        <w:t xml:space="preserve">special case.</w:t>
-      </w:r>
-    </w:p>
-    <w:bookmarkEnd w:id="53"/>
-    <w:bookmarkStart w:id="54" w:name="problems-2"/>
+        <w:rPr>
+          <w:b/>
+          <w:bCs/>
+        </w:rPr>
+        <w:t xml:space="preserve">Merge K sorted lists</w:t>
+      </w:r>
+      <w:r>
+        <w:t xml:space="preserve"> </w:t>
+      </w:r>
+      <w:r>
+        <w:t xml:space="preserve">(LC 23): put the heads in a min-heap and always pull</w:t>
+      </w:r>
+      <w:r>
+        <w:t xml:space="preserve"> </w:t>
+      </w:r>
+      <w:r>
+        <w:t xml:space="preserve">the smallest → O(N log k) (heaps come in Module 6/9).</w:t>
+      </w:r>
+    </w:p>
+    <w:bookmarkEnd w:id="57"/>
+    <w:bookmarkStart w:id="58" w:name="mcqs-5"/>
     <w:p>
       <w:pPr>
         <w:pStyle w:val="Heading3"/>
       </w:pPr>
       <w:r>
-        <w:t xml:space="preserve">Problems</w:t>
+        <w:t xml:space="preserve">MCQs</w:t>
       </w:r>
     </w:p>
     <w:p>
@@ -3635,17 +5509,20 @@
         </w:numPr>
       </w:pPr>
       <w:r>
-        <w:rPr>
-          <w:b/>
-          <w:bCs/>
-        </w:rPr>
-        <w:t xml:space="preserve">Easy:</w:t>
-      </w:r>
-      <w:r>
-        <w:t xml:space="preserve"> </w:t>
-      </w:r>
-      <w:r>
-        <w:t xml:space="preserve">Merge Two Sorted Lists (21).</w:t>
+        <w:t xml:space="preserve">Merge two sorted lists time? →</w:t>
+      </w:r>
+      <w:r>
+        <w:t xml:space="preserve"> </w:t>
+      </w:r>
+      <w:r>
+        <w:rPr>
+          <w:b/>
+          <w:bCs/>
+        </w:rPr>
+        <w:t xml:space="preserve">O(n+m)</w:t>
+      </w:r>
+      <w:r>
+        <w:t xml:space="preserve">.</w:t>
       </w:r>
     </w:p>
     <w:p>
@@ -3657,151 +5534,33 @@
         </w:numPr>
       </w:pPr>
       <w:r>
-        <w:rPr>
-          <w:b/>
-          <w:bCs/>
-        </w:rPr>
-        <w:t xml:space="preserve">Hard:</w:t>
-      </w:r>
-      <w:r>
-        <w:t xml:space="preserve"> </w:t>
-      </w:r>
-      <w:r>
-        <w:t xml:space="preserve">Merge k Sorted Lists (23); Sort List (148 — merge sort on a list,</w:t>
-      </w:r>
-      <w:r>
-        <w:t xml:space="preserve"> </w:t>
-      </w:r>
-      <w:r>
-        <w:t xml:space="preserve">O(n log n)).</w:t>
-      </w:r>
-    </w:p>
-    <w:p>
-      <w:r>
-        <w:pict>
-          <v:rect style="width:0;height:1.5pt" o:hralign="center" o:hrstd="t" o:hr="t"/>
-        </w:pict>
-      </w:r>
-    </w:p>
-    <w:bookmarkEnd w:id="54"/>
-    <w:bookmarkEnd w:id="55"/>
-    <w:bookmarkStart w:id="63" w:name="Xa4b4afad8341d243ecb713330a6eceb9c7b06cd"/>
-    <w:p>
-      <w:pPr>
-        <w:pStyle w:val="Heading2"/>
-      </w:pPr>
-      <w:r>
-        <w:t xml:space="preserve">4.7 Application — LRU Cache (a top interview project)</w:t>
-      </w:r>
-    </w:p>
-    <w:bookmarkStart w:id="56" w:name="the-problem"/>
+        <w:t xml:space="preserve">Why a dummy head here? → avoids the</w:t>
+      </w:r>
+      <w:r>
+        <w:t xml:space="preserve"> </w:t>
+      </w:r>
+      <w:r>
+        <w:rPr>
+          <w:b/>
+          <w:bCs/>
+        </w:rPr>
+        <w:t xml:space="preserve">first-node</w:t>
+      </w:r>
+      <w:r>
+        <w:t xml:space="preserve"> </w:t>
+      </w:r>
+      <w:r>
+        <w:t xml:space="preserve">special case.</w:t>
+      </w:r>
+    </w:p>
+    <w:bookmarkEnd w:id="58"/>
+    <w:bookmarkStart w:id="59" w:name="problems-2"/>
     <w:p>
       <w:pPr>
         <w:pStyle w:val="Heading3"/>
       </w:pPr>
       <w:r>
-        <w:t xml:space="preserve">The problem</w:t>
-      </w:r>
-    </w:p>
-    <w:p>
-      <w:pPr>
-        <w:pStyle w:val="FirstParagraph"/>
-      </w:pPr>
-      <w:r>
-        <w:t xml:space="preserve">Build a cache with a fixed capacity that supports</w:t>
-      </w:r>
-      <w:r>
-        <w:t xml:space="preserve"> </w:t>
-      </w:r>
-      <w:r>
-        <w:rPr>
-          <w:b/>
-          <w:bCs/>
-        </w:rPr>
-        <w:t xml:space="preserve">get(key)</w:t>
-      </w:r>
-      <w:r>
-        <w:t xml:space="preserve"> </w:t>
-      </w:r>
-      <w:r>
-        <w:t xml:space="preserve">and</w:t>
-      </w:r>
-      <w:r>
-        <w:t xml:space="preserve"> </w:t>
-      </w:r>
-      <w:r>
-        <w:rPr>
-          <w:b/>
-          <w:bCs/>
-        </w:rPr>
-        <w:t xml:space="preserve">put(key,</w:t>
-      </w:r>
-      <w:r>
-        <w:rPr>
-          <w:b/>
-          <w:bCs/>
-        </w:rPr>
-        <w:t xml:space="preserve"> </w:t>
-      </w:r>
-      <w:r>
-        <w:rPr>
-          <w:b/>
-          <w:bCs/>
-        </w:rPr>
-        <w:t xml:space="preserve">value)</w:t>
-      </w:r>
-      <w:r>
-        <w:t xml:space="preserve"> </w:t>
-      </w:r>
-      <w:r>
-        <w:t xml:space="preserve">in</w:t>
-      </w:r>
-      <w:r>
-        <w:t xml:space="preserve"> </w:t>
-      </w:r>
-      <w:r>
-        <w:rPr>
-          <w:b/>
-          <w:bCs/>
-        </w:rPr>
-        <w:t xml:space="preserve">O(1)</w:t>
-      </w:r>
-      <w:r>
-        <w:t xml:space="preserve">, and when full,</w:t>
-      </w:r>
-      <w:r>
-        <w:t xml:space="preserve"> </w:t>
-      </w:r>
-      <w:r>
-        <w:rPr>
-          <w:b/>
-          <w:bCs/>
-        </w:rPr>
-        <w:t xml:space="preserve">evicts the Least Recently Used</w:t>
-      </w:r>
-      <w:r>
-        <w:t xml:space="preserve"> </w:t>
-      </w:r>
-      <w:r>
-        <w:t xml:space="preserve">item.</w:t>
-      </w:r>
-    </w:p>
-    <w:bookmarkEnd w:id="56"/>
-    <w:bookmarkStart w:id="60" w:name="the-design-the-classic-answer"/>
-    <w:p>
-      <w:pPr>
-        <w:pStyle w:val="Heading3"/>
-      </w:pPr>
-      <w:r>
-        <w:t xml:space="preserve">The design (the classic answer)</w:t>
-      </w:r>
-    </w:p>
-    <w:p>
-      <w:pPr>
-        <w:pStyle w:val="FirstParagraph"/>
-      </w:pPr>
-      <w:r>
-        <w:t xml:space="preserve">Combine two structures:</w:t>
+        <w:t xml:space="preserve">Problems</w:t>
       </w:r>
     </w:p>
     <w:p>
@@ -3813,32 +5572,17 @@
         </w:numPr>
       </w:pPr>
       <w:r>
-        <w:t xml:space="preserve">a</w:t>
-      </w:r>
-      <w:r>
-        <w:t xml:space="preserve"> </w:t>
-      </w:r>
-      <w:r>
-        <w:rPr>
-          <w:b/>
-          <w:bCs/>
-        </w:rPr>
-        <w:t xml:space="preserve">HashMap</w:t>
-      </w:r>
-      <w:r>
-        <w:t xml:space="preserve"> </w:t>
-      </w:r>
-      <w:r>
-        <w:rPr>
-          <w:rStyle w:val="VerbatimChar"/>
-        </w:rPr>
-        <w:t xml:space="preserve">key → node</w:t>
-      </w:r>
-      <w:r>
-        <w:t xml:space="preserve"> </w:t>
-      </w:r>
-      <w:r>
-        <w:t xml:space="preserve">for O(1) lookup, and</w:t>
+        <w:rPr>
+          <w:b/>
+          <w:bCs/>
+        </w:rPr>
+        <w:t xml:space="preserve">Easy:</w:t>
+      </w:r>
+      <w:r>
+        <w:t xml:space="preserve"> </w:t>
+      </w:r>
+      <w:r>
+        <w:t xml:space="preserve">Merge Two Sorted Lists (21).</w:t>
       </w:r>
     </w:p>
     <w:p>
@@ -3850,6 +5594,199 @@
         </w:numPr>
       </w:pPr>
       <w:r>
+        <w:rPr>
+          <w:b/>
+          <w:bCs/>
+        </w:rPr>
+        <w:t xml:space="preserve">Hard:</w:t>
+      </w:r>
+      <w:r>
+        <w:t xml:space="preserve"> </w:t>
+      </w:r>
+      <w:r>
+        <w:t xml:space="preserve">Merge k Sorted Lists (23); Sort List (148 — merge sort on a list,</w:t>
+      </w:r>
+      <w:r>
+        <w:t xml:space="preserve"> </w:t>
+      </w:r>
+      <w:r>
+        <w:t xml:space="preserve">O(n log n)).</w:t>
+      </w:r>
+    </w:p>
+    <w:p>
+      <w:r>
+        <w:pict>
+          <v:rect style="width:0;height:1.5pt" o:hralign="center" o:hrstd="t" o:hr="t"/>
+        </w:pict>
+      </w:r>
+    </w:p>
+    <w:bookmarkEnd w:id="59"/>
+    <w:bookmarkEnd w:id="60"/>
+    <w:bookmarkStart w:id="68" w:name="Xa4b4afad8341d243ecb713330a6eceb9c7b06cd"/>
+    <w:p>
+      <w:pPr>
+        <w:pStyle w:val="Heading2"/>
+      </w:pPr>
+      <w:r>
+        <w:t xml:space="preserve">4.7 Application — LRU Cache (a top interview project)</w:t>
+      </w:r>
+    </w:p>
+    <w:bookmarkStart w:id="61" w:name="the-problem"/>
+    <w:p>
+      <w:pPr>
+        <w:pStyle w:val="Heading3"/>
+      </w:pPr>
+      <w:r>
+        <w:t xml:space="preserve">The problem</w:t>
+      </w:r>
+    </w:p>
+    <w:p>
+      <w:pPr>
+        <w:pStyle w:val="FirstParagraph"/>
+      </w:pPr>
+      <w:r>
+        <w:t xml:space="preserve">Build a cache with a fixed capacity that supports</w:t>
+      </w:r>
+      <w:r>
+        <w:t xml:space="preserve"> </w:t>
+      </w:r>
+      <w:r>
+        <w:rPr>
+          <w:b/>
+          <w:bCs/>
+        </w:rPr>
+        <w:t xml:space="preserve">get(key)</w:t>
+      </w:r>
+      <w:r>
+        <w:t xml:space="preserve"> </w:t>
+      </w:r>
+      <w:r>
+        <w:t xml:space="preserve">and</w:t>
+      </w:r>
+      <w:r>
+        <w:t xml:space="preserve"> </w:t>
+      </w:r>
+      <w:r>
+        <w:rPr>
+          <w:b/>
+          <w:bCs/>
+        </w:rPr>
+        <w:t xml:space="preserve">put(key,</w:t>
+      </w:r>
+      <w:r>
+        <w:rPr>
+          <w:b/>
+          <w:bCs/>
+        </w:rPr>
+        <w:t xml:space="preserve"> </w:t>
+      </w:r>
+      <w:r>
+        <w:rPr>
+          <w:b/>
+          <w:bCs/>
+        </w:rPr>
+        <w:t xml:space="preserve">value)</w:t>
+      </w:r>
+      <w:r>
+        <w:t xml:space="preserve"> </w:t>
+      </w:r>
+      <w:r>
+        <w:t xml:space="preserve">in</w:t>
+      </w:r>
+      <w:r>
+        <w:t xml:space="preserve"> </w:t>
+      </w:r>
+      <w:r>
+        <w:rPr>
+          <w:b/>
+          <w:bCs/>
+        </w:rPr>
+        <w:t xml:space="preserve">O(1)</w:t>
+      </w:r>
+      <w:r>
+        <w:t xml:space="preserve">, and when full,</w:t>
+      </w:r>
+      <w:r>
+        <w:t xml:space="preserve"> </w:t>
+      </w:r>
+      <w:r>
+        <w:rPr>
+          <w:b/>
+          <w:bCs/>
+        </w:rPr>
+        <w:t xml:space="preserve">evicts the Least Recently Used</w:t>
+      </w:r>
+      <w:r>
+        <w:t xml:space="preserve"> </w:t>
+      </w:r>
+      <w:r>
+        <w:t xml:space="preserve">item.</w:t>
+      </w:r>
+    </w:p>
+    <w:bookmarkEnd w:id="61"/>
+    <w:bookmarkStart w:id="65" w:name="the-design-the-classic-answer"/>
+    <w:p>
+      <w:pPr>
+        <w:pStyle w:val="Heading3"/>
+      </w:pPr>
+      <w:r>
+        <w:t xml:space="preserve">The design (the classic answer)</w:t>
+      </w:r>
+    </w:p>
+    <w:p>
+      <w:pPr>
+        <w:pStyle w:val="FirstParagraph"/>
+      </w:pPr>
+      <w:r>
+        <w:t xml:space="preserve">Combine two structures:</w:t>
+      </w:r>
+    </w:p>
+    <w:p>
+      <w:pPr>
+        <w:pStyle w:val="Compact"/>
+        <w:numPr>
+          <w:ilvl w:val="0"/>
+          <w:numId w:val="1015"/>
+        </w:numPr>
+      </w:pPr>
+      <w:r>
+        <w:t xml:space="preserve">a</w:t>
+      </w:r>
+      <w:r>
+        <w:t xml:space="preserve"> </w:t>
+      </w:r>
+      <w:r>
+        <w:rPr>
+          <w:b/>
+          <w:bCs/>
+        </w:rPr>
+        <w:t xml:space="preserve">HashMap</w:t>
+      </w:r>
+      <w:r>
+        <w:t xml:space="preserve"> </w:t>
+      </w:r>
+      <w:r>
+        <w:rPr>
+          <w:rStyle w:val="VerbatimChar"/>
+        </w:rPr>
+        <w:t xml:space="preserve">key → node</w:t>
+      </w:r>
+      <w:r>
+        <w:t xml:space="preserve"> </w:t>
+      </w:r>
+      <w:r>
+        <w:t xml:space="preserve">for O(1) lookup, and</w:t>
+      </w:r>
+    </w:p>
+    <w:p>
+      <w:pPr>
+        <w:pStyle w:val="Compact"/>
+        <w:numPr>
+          <w:ilvl w:val="0"/>
+          <w:numId w:val="1015"/>
+        </w:numPr>
+      </w:pPr>
+      <w:r>
         <w:t xml:space="preserve">a</w:t>
       </w:r>
       <w:r>
@@ -3904,18 +5841,18 @@
           <wp:inline>
             <wp:extent cx="5334000" cy="2993179"/>
             <wp:effectExtent b="0" l="0" r="0" t="0"/>
-            <wp:docPr descr="LRU cache = HashMap (O(1) find) + Doubly Linked List (O(1) move/evict); MRU at head, LRU at tail." title="" id="58" name="Picture"/>
+            <wp:docPr descr="LRU cache = HashMap (O(1) find) + Doubly Linked List (O(1) move/evict); MRU at head, LRU at tail." title="" id="63" name="Picture"/>
             <a:graphic>
               <a:graphicData uri="http://schemas.openxmlformats.org/drawingml/2006/picture">
                 <pic:pic>
                   <pic:nvPicPr>
-                    <pic:cNvPr descr="images/41_lru_cache.png" id="59" name="Picture"/>
+                    <pic:cNvPr descr="images/41_lru_cache.png" id="64" name="Picture"/>
                     <pic:cNvPicPr>
                       <a:picLocks noChangeArrowheads="1" noChangeAspect="1"/>
                     </pic:cNvPicPr>
                   </pic:nvPicPr>
                   <pic:blipFill>
-                    <a:blip r:embed="rId57"/>
+                    <a:blip r:embed="rId62"/>
                     <a:stretch>
                       <a:fillRect/>
                     </a:stretch>
@@ -4032,7 +5969,7 @@
         <w:pStyle w:val="Compact"/>
         <w:numPr>
           <w:ilvl w:val="0"/>
-          <w:numId w:val="1015"/>
+          <w:numId w:val="1016"/>
         </w:numPr>
       </w:pPr>
       <w:r>
@@ -4082,100 +6019,6 @@
       </w:r>
       <w:r>
         <w:t xml:space="preserve">node — a doubly linked list gives you that for free.</w:t>
-      </w:r>
-    </w:p>
-    <w:p>
-      <w:pPr>
-        <w:pStyle w:val="Compact"/>
-        <w:numPr>
-          <w:ilvl w:val="0"/>
-          <w:numId w:val="1015"/>
-        </w:numPr>
-      </w:pPr>
-      <w:r>
-        <w:rPr>
-          <w:b/>
-          <w:bCs/>
-        </w:rPr>
-        <w:t xml:space="preserve">Why the hashmap?</w:t>
-      </w:r>
-      <w:r>
-        <w:t xml:space="preserve"> </w:t>
-      </w:r>
-      <w:r>
-        <w:t xml:space="preserve">Without it, finding a node would be O(n).</w:t>
-      </w:r>
-    </w:p>
-    <w:p>
-      <w:pPr>
-        <w:pStyle w:val="Compact"/>
-        <w:numPr>
-          <w:ilvl w:val="0"/>
-          <w:numId w:val="1015"/>
-        </w:numPr>
-      </w:pPr>
-      <w:r>
-        <w:t xml:space="preserve">Together: every operation is</w:t>
-      </w:r>
-      <w:r>
-        <w:t xml:space="preserve"> </w:t>
-      </w:r>
-      <w:r>
-        <w:rPr>
-          <w:b/>
-          <w:bCs/>
-        </w:rPr>
-        <w:t xml:space="preserve">O(1)</w:t>
-      </w:r>
-      <w:r>
-        <w:t xml:space="preserve">.</w:t>
-      </w:r>
-    </w:p>
-    <w:p>
-      <w:pPr>
-        <w:pStyle w:val="BlockText"/>
-      </w:pPr>
-      <w:r>
-        <w:rPr>
-          <w:b/>
-          <w:bCs/>
-        </w:rPr>
-        <w:t xml:space="preserve">Memory hook:</w:t>
-      </w:r>
-      <w:r>
-        <w:t xml:space="preserve"> </w:t>
-      </w:r>
-      <w:r>
-        <w:t xml:space="preserve">a pile of recently-used cards — touch a card → move it to the</w:t>
-      </w:r>
-      <w:r>
-        <w:t xml:space="preserve"> </w:t>
-      </w:r>
-      <w:r>
-        <w:rPr>
-          <w:b/>
-          <w:bCs/>
-        </w:rPr>
-        <w:t xml:space="preserve">top</w:t>
-      </w:r>
-      <w:r>
-        <w:t xml:space="preserve">; when the pile is too tall → throw away the</w:t>
-      </w:r>
-      <w:r>
-        <w:t xml:space="preserve"> </w:t>
-      </w:r>
-      <w:r>
-        <w:rPr>
-          <w:b/>
-          <w:bCs/>
-        </w:rPr>
-        <w:t xml:space="preserve">bottom</w:t>
-      </w:r>
-      <w:r>
-        <w:t xml:space="preserve"> </w:t>
-      </w:r>
-      <w:r>
-        <w:t xml:space="preserve">card.</w:t>
       </w:r>
     </w:p>
     <w:p>
@@ -4191,45 +6034,85 @@
           <w:b/>
           <w:bCs/>
         </w:rPr>
-        <w:t xml:space="preserve">LFU cache</w:t>
-      </w:r>
-      <w:r>
-        <w:t xml:space="preserve"> </w:t>
-      </w:r>
-      <w:r>
-        <w:t xml:space="preserve">(LC 460): evict the</w:t>
-      </w:r>
-      <w:r>
-        <w:t xml:space="preserve"> </w:t>
-      </w:r>
-      <w:r>
-        <w:rPr>
-          <w:i/>
-          <w:iCs/>
-        </w:rPr>
-        <w:t xml:space="preserve">least frequently</w:t>
-      </w:r>
-      <w:r>
-        <w:t xml:space="preserve"> </w:t>
-      </w:r>
-      <w:r>
-        <w:t xml:space="preserve">used (harder — needs</w:t>
-      </w:r>
-      <w:r>
-        <w:t xml:space="preserve"> </w:t>
-      </w:r>
-      <w:r>
-        <w:t xml:space="preserve">frequency buckets).</w:t>
-      </w:r>
-    </w:p>
-    <w:bookmarkEnd w:id="60"/>
-    <w:bookmarkStart w:id="61" w:name="mcqs-6"/>
-    <w:p>
-      <w:pPr>
-        <w:pStyle w:val="Heading3"/>
-      </w:pPr>
-      <w:r>
-        <w:t xml:space="preserve">MCQs</w:t>
+        <w:t xml:space="preserve">Why the hashmap?</w:t>
+      </w:r>
+      <w:r>
+        <w:t xml:space="preserve"> </w:t>
+      </w:r>
+      <w:r>
+        <w:t xml:space="preserve">Without it, finding a node would be O(n).</w:t>
+      </w:r>
+    </w:p>
+    <w:p>
+      <w:pPr>
+        <w:pStyle w:val="Compact"/>
+        <w:numPr>
+          <w:ilvl w:val="0"/>
+          <w:numId w:val="1016"/>
+        </w:numPr>
+      </w:pPr>
+      <w:r>
+        <w:t xml:space="preserve">Together: every operation is</w:t>
+      </w:r>
+      <w:r>
+        <w:t xml:space="preserve"> </w:t>
+      </w:r>
+      <w:r>
+        <w:rPr>
+          <w:b/>
+          <w:bCs/>
+        </w:rPr>
+        <w:t xml:space="preserve">O(1)</w:t>
+      </w:r>
+      <w:r>
+        <w:t xml:space="preserve">.</w:t>
+      </w:r>
+    </w:p>
+    <w:p>
+      <w:pPr>
+        <w:pStyle w:val="BlockText"/>
+      </w:pPr>
+      <w:r>
+        <w:rPr>
+          <w:b/>
+          <w:bCs/>
+        </w:rPr>
+        <w:t xml:space="preserve">Memory hook:</w:t>
+      </w:r>
+      <w:r>
+        <w:t xml:space="preserve"> </w:t>
+      </w:r>
+      <w:r>
+        <w:t xml:space="preserve">a pile of recently-used cards — touch a card → move it to the</w:t>
+      </w:r>
+      <w:r>
+        <w:t xml:space="preserve"> </w:t>
+      </w:r>
+      <w:r>
+        <w:rPr>
+          <w:b/>
+          <w:bCs/>
+        </w:rPr>
+        <w:t xml:space="preserve">top</w:t>
+      </w:r>
+      <w:r>
+        <w:t xml:space="preserve">; when the pile is too tall → throw away the</w:t>
+      </w:r>
+      <w:r>
+        <w:t xml:space="preserve"> </w:t>
+      </w:r>
+      <w:r>
+        <w:rPr>
+          <w:b/>
+          <w:bCs/>
+        </w:rPr>
+        <w:t xml:space="preserve">bottom</w:t>
+      </w:r>
+      <w:r>
+        <w:t xml:space="preserve"> </w:t>
+      </w:r>
+      <w:r>
+        <w:t xml:space="preserve">card.</w:t>
       </w:r>
     </w:p>
     <w:p>
@@ -4241,80 +6124,49 @@
         </w:numPr>
       </w:pPr>
       <w:r>
-        <w:t xml:space="preserve">LRU cache uses which two structures? →</w:t>
-      </w:r>
-      <w:r>
-        <w:t xml:space="preserve"> </w:t>
-      </w:r>
-      <w:r>
-        <w:rPr>
-          <w:b/>
-          <w:bCs/>
-        </w:rPr>
-        <w:t xml:space="preserve">HashMap + doubly linked list</w:t>
-      </w:r>
-      <w:r>
-        <w:t xml:space="preserve">.</w:t>
-      </w:r>
-    </w:p>
-    <w:p>
-      <w:pPr>
-        <w:pStyle w:val="Compact"/>
-        <w:numPr>
-          <w:ilvl w:val="0"/>
-          <w:numId w:val="1017"/>
-        </w:numPr>
-      </w:pPr>
-      <w:r>
-        <w:t xml:space="preserve">Why doubly (not singly) linked? →</w:t>
-      </w:r>
-      <w:r>
-        <w:t xml:space="preserve"> </w:t>
-      </w:r>
-      <w:r>
-        <w:rPr>
-          <w:b/>
-          <w:bCs/>
-        </w:rPr>
-        <w:t xml:space="preserve">O(1) removal from the middle</w:t>
-      </w:r>
-      <w:r>
-        <w:t xml:space="preserve">.</w:t>
-      </w:r>
-    </w:p>
-    <w:p>
-      <w:pPr>
-        <w:pStyle w:val="Compact"/>
-        <w:numPr>
-          <w:ilvl w:val="0"/>
-          <w:numId w:val="1017"/>
-        </w:numPr>
-      </w:pPr>
-      <w:r>
-        <w:t xml:space="preserve">Where is the least-recently-used item? → at the</w:t>
-      </w:r>
-      <w:r>
-        <w:t xml:space="preserve"> </w:t>
-      </w:r>
-      <w:r>
-        <w:rPr>
-          <w:b/>
-          <w:bCs/>
-        </w:rPr>
-        <w:t xml:space="preserve">tail</w:t>
-      </w:r>
-      <w:r>
-        <w:t xml:space="preserve">.</w:t>
-      </w:r>
-    </w:p>
-    <w:bookmarkEnd w:id="61"/>
-    <w:bookmarkStart w:id="62" w:name="problems-3"/>
+        <w:rPr>
+          <w:b/>
+          <w:bCs/>
+        </w:rPr>
+        <w:t xml:space="preserve">LFU cache</w:t>
+      </w:r>
+      <w:r>
+        <w:t xml:space="preserve"> </w:t>
+      </w:r>
+      <w:r>
+        <w:t xml:space="preserve">(LC 460): evict the</w:t>
+      </w:r>
+      <w:r>
+        <w:t xml:space="preserve"> </w:t>
+      </w:r>
+      <w:r>
+        <w:rPr>
+          <w:i/>
+          <w:iCs/>
+        </w:rPr>
+        <w:t xml:space="preserve">least frequently</w:t>
+      </w:r>
+      <w:r>
+        <w:t xml:space="preserve"> </w:t>
+      </w:r>
+      <w:r>
+        <w:t xml:space="preserve">used (harder — needs</w:t>
+      </w:r>
+      <w:r>
+        <w:t xml:space="preserve"> </w:t>
+      </w:r>
+      <w:r>
+        <w:t xml:space="preserve">frequency buckets).</w:t>
+      </w:r>
+    </w:p>
+    <w:bookmarkEnd w:id="65"/>
+    <w:bookmarkStart w:id="66" w:name="mcqs-6"/>
     <w:p>
       <w:pPr>
         <w:pStyle w:val="Heading3"/>
       </w:pPr>
       <w:r>
-        <w:t xml:space="preserve">Problems</w:t>
+        <w:t xml:space="preserve">MCQs</w:t>
       </w:r>
     </w:p>
     <w:p>
@@ -4326,17 +6178,20 @@
         </w:numPr>
       </w:pPr>
       <w:r>
-        <w:rPr>
-          <w:b/>
-          <w:bCs/>
-        </w:rPr>
-        <w:t xml:space="preserve">Medium:</w:t>
-      </w:r>
-      <w:r>
-        <w:t xml:space="preserve"> </w:t>
-      </w:r>
-      <w:r>
-        <w:t xml:space="preserve">LRU Cache (146).</w:t>
+        <w:t xml:space="preserve">LRU cache uses which two structures? →</w:t>
+      </w:r>
+      <w:r>
+        <w:t xml:space="preserve"> </w:t>
+      </w:r>
+      <w:r>
+        <w:rPr>
+          <w:b/>
+          <w:bCs/>
+        </w:rPr>
+        <w:t xml:space="preserve">HashMap + doubly linked list</w:t>
+      </w:r>
+      <w:r>
+        <w:t xml:space="preserve">.</w:t>
       </w:r>
     </w:p>
     <w:p>
@@ -4348,35 +6203,55 @@
         </w:numPr>
       </w:pPr>
       <w:r>
-        <w:rPr>
-          <w:b/>
-          <w:bCs/>
-        </w:rPr>
-        <w:t xml:space="preserve">Hard:</w:t>
-      </w:r>
-      <w:r>
-        <w:t xml:space="preserve"> </w:t>
-      </w:r>
-      <w:r>
-        <w:t xml:space="preserve">LFU Cache (460); All O(1) Data Structure (432).</w:t>
-      </w:r>
-    </w:p>
-    <w:p>
-      <w:r>
-        <w:pict>
-          <v:rect style="width:0;height:1.5pt" o:hralign="center" o:hrstd="t" o:hr="t"/>
-        </w:pict>
-      </w:r>
-    </w:p>
-    <w:bookmarkEnd w:id="62"/>
-    <w:bookmarkEnd w:id="63"/>
-    <w:bookmarkStart w:id="64" w:name="other-classics-quick-hits"/>
-    <w:p>
-      <w:pPr>
-        <w:pStyle w:val="Heading2"/>
-      </w:pPr>
-      <w:r>
-        <w:t xml:space="preserve">4.8 Other Classics (quick hits)</w:t>
+        <w:t xml:space="preserve">Why doubly (not singly) linked? →</w:t>
+      </w:r>
+      <w:r>
+        <w:t xml:space="preserve"> </w:t>
+      </w:r>
+      <w:r>
+        <w:rPr>
+          <w:b/>
+          <w:bCs/>
+        </w:rPr>
+        <w:t xml:space="preserve">O(1) removal from the middle</w:t>
+      </w:r>
+      <w:r>
+        <w:t xml:space="preserve">.</w:t>
+      </w:r>
+    </w:p>
+    <w:p>
+      <w:pPr>
+        <w:pStyle w:val="Compact"/>
+        <w:numPr>
+          <w:ilvl w:val="0"/>
+          <w:numId w:val="1018"/>
+        </w:numPr>
+      </w:pPr>
+      <w:r>
+        <w:t xml:space="preserve">Where is the least-recently-used item? → at the</w:t>
+      </w:r>
+      <w:r>
+        <w:t xml:space="preserve"> </w:t>
+      </w:r>
+      <w:r>
+        <w:rPr>
+          <w:b/>
+          <w:bCs/>
+        </w:rPr>
+        <w:t xml:space="preserve">tail</w:t>
+      </w:r>
+      <w:r>
+        <w:t xml:space="preserve">.</w:t>
+      </w:r>
+    </w:p>
+    <w:bookmarkEnd w:id="66"/>
+    <w:bookmarkStart w:id="67" w:name="problems-3"/>
+    <w:p>
+      <w:pPr>
+        <w:pStyle w:val="Heading3"/>
+      </w:pPr>
+      <w:r>
+        <w:t xml:space="preserve">Problems</w:t>
       </w:r>
     </w:p>
     <w:p>
@@ -4392,40 +6267,13 @@
           <w:b/>
           <w:bCs/>
         </w:rPr>
-        <w:t xml:space="preserve">Remove Nth node from end (LC 19):</w:t>
-      </w:r>
-      <w:r>
-        <w:t xml:space="preserve"> </w:t>
-      </w:r>
-      <w:r>
-        <w:t xml:space="preserve">move one pointer</w:t>
-      </w:r>
-      <w:r>
-        <w:t xml:space="preserve"> </w:t>
-      </w:r>
-      <w:r>
-        <w:rPr>
-          <w:rStyle w:val="VerbatimChar"/>
-        </w:rPr>
-        <w:t xml:space="preserve">n</w:t>
-      </w:r>
-      <w:r>
-        <w:t xml:space="preserve"> </w:t>
-      </w:r>
-      <w:r>
-        <w:t xml:space="preserve">steps ahead, then</w:t>
-      </w:r>
-      <w:r>
-        <w:t xml:space="preserve"> </w:t>
-      </w:r>
-      <w:r>
-        <w:t xml:space="preserve">move both together; when the front hits the end, the back is at the node to</w:t>
-      </w:r>
-      <w:r>
-        <w:t xml:space="preserve"> </w:t>
-      </w:r>
-      <w:r>
-        <w:t xml:space="preserve">remove. One pass.</w:t>
+        <w:t xml:space="preserve">Medium:</w:t>
+      </w:r>
+      <w:r>
+        <w:t xml:space="preserve"> </w:t>
+      </w:r>
+      <w:r>
+        <w:t xml:space="preserve">LRU Cache (146).</w:t>
       </w:r>
     </w:p>
     <w:p>
@@ -4441,93 +6289,13 @@
           <w:b/>
           <w:bCs/>
         </w:rPr>
-        <w:t xml:space="preserve">Intersection of two lists (LC 160):</w:t>
-      </w:r>
-      <w:r>
-        <w:t xml:space="preserve"> </w:t>
-      </w:r>
-      <w:r>
-        <w:t xml:space="preserve">two pointers that switch lists after</w:t>
-      </w:r>
-      <w:r>
-        <w:t xml:space="preserve"> </w:t>
-      </w:r>
-      <w:r>
-        <w:t xml:space="preserve">reaching the end meet at the intersection (clever length-equaliser).</w:t>
-      </w:r>
-    </w:p>
-    <w:p>
-      <w:pPr>
-        <w:pStyle w:val="Compact"/>
-        <w:numPr>
-          <w:ilvl w:val="0"/>
-          <w:numId w:val="1019"/>
-        </w:numPr>
-      </w:pPr>
-      <w:r>
-        <w:rPr>
-          <w:b/>
-          <w:bCs/>
-        </w:rPr>
-        <w:t xml:space="preserve">Copy list with random pointer (LC 138):</w:t>
-      </w:r>
-      <w:r>
-        <w:t xml:space="preserve"> </w:t>
-      </w:r>
-      <w:r>
-        <w:t xml:space="preserve">either a hashmap</w:t>
-      </w:r>
-      <w:r>
-        <w:t xml:space="preserve"> </w:t>
-      </w:r>
-      <w:r>
-        <w:rPr>
-          <w:rStyle w:val="VerbatimChar"/>
-        </w:rPr>
-        <w:t xml:space="preserve">old → new</w:t>
-      </w:r>
-      <w:r>
-        <w:t xml:space="preserve">, or</w:t>
-      </w:r>
-      <w:r>
-        <w:t xml:space="preserve"> </w:t>
-      </w:r>
-      <w:r>
-        <w:t xml:space="preserve">the O(1)-space trick of weaving copies between originals.</w:t>
-      </w:r>
-    </w:p>
-    <w:p>
-      <w:pPr>
-        <w:pStyle w:val="Compact"/>
-        <w:numPr>
-          <w:ilvl w:val="0"/>
-          <w:numId w:val="1019"/>
-        </w:numPr>
-      </w:pPr>
-      <w:r>
-        <w:rPr>
-          <w:b/>
-          <w:bCs/>
-        </w:rPr>
-        <w:t xml:space="preserve">Add two numbers as lists (LC 2):</w:t>
-      </w:r>
-      <w:r>
-        <w:t xml:space="preserve"> </w:t>
-      </w:r>
-      <w:r>
-        <w:t xml:space="preserve">walk both lists carrying a</w:t>
-      </w:r>
-      <w:r>
-        <w:t xml:space="preserve"> </w:t>
-      </w:r>
-      <w:r>
-        <w:rPr>
-          <w:rStyle w:val="VerbatimChar"/>
-        </w:rPr>
-        <w:t xml:space="preserve">carry</w:t>
-      </w:r>
-      <w:r>
-        <w:t xml:space="preserve">.</w:t>
+        <w:t xml:space="preserve">Hard:</w:t>
+      </w:r>
+      <w:r>
+        <w:t xml:space="preserve"> </w:t>
+      </w:r>
+      <w:r>
+        <w:t xml:space="preserve">LFU Cache (460); All O(1) Data Structure (432).</w:t>
       </w:r>
     </w:p>
     <w:p>
@@ -4537,14 +6305,15 @@
         </w:pict>
       </w:r>
     </w:p>
-    <w:bookmarkEnd w:id="64"/>
-    <w:bookmarkStart w:id="65" w:name="module-4-concept-review-one-page"/>
+    <w:bookmarkEnd w:id="67"/>
+    <w:bookmarkEnd w:id="68"/>
+    <w:bookmarkStart w:id="69" w:name="other-classics-quick-hits"/>
     <w:p>
       <w:pPr>
         <w:pStyle w:val="Heading2"/>
       </w:pPr>
       <w:r>
-        <w:t xml:space="preserve">Module 4 — Concept Review (one page)</w:t>
+        <w:t xml:space="preserve">4.8 Other Classics (quick hits)</w:t>
       </w:r>
     </w:p>
     <w:p>
@@ -4556,51 +6325,44 @@
         </w:numPr>
       </w:pPr>
       <w:r>
-        <w:t xml:space="preserve">A</w:t>
-      </w:r>
-      <w:r>
-        <w:t xml:space="preserve"> </w:t>
-      </w:r>
-      <w:r>
-        <w:rPr>
-          <w:b/>
-          <w:bCs/>
-        </w:rPr>
-        <w:t xml:space="preserve">node</w:t>
-      </w:r>
-      <w:r>
-        <w:t xml:space="preserve"> </w:t>
-      </w:r>
-      <w:r>
-        <w:t xml:space="preserve">= data + pointer to next; reach via</w:t>
-      </w:r>
-      <w:r>
-        <w:t xml:space="preserve"> </w:t>
-      </w:r>
-      <w:r>
-        <w:rPr>
-          <w:b/>
-          <w:bCs/>
-        </w:rPr>
-        <w:t xml:space="preserve">head</w:t>
-      </w:r>
-      <w:r>
-        <w:t xml:space="preserve">; last</w:t>
-      </w:r>
-      <w:r>
-        <w:t xml:space="preserve"> </w:t>
-      </w:r>
-      <w:r>
-        <w:rPr>
-          <w:rStyle w:val="VerbatimChar"/>
-        </w:rPr>
-        <w:t xml:space="preserve">next</w:t>
-      </w:r>
-      <w:r>
-        <w:t xml:space="preserve"> </w:t>
-      </w:r>
-      <w:r>
-        <w:t xml:space="preserve">= NULL.</w:t>
+        <w:rPr>
+          <w:b/>
+          <w:bCs/>
+        </w:rPr>
+        <w:t xml:space="preserve">Remove Nth node from end (LC 19):</w:t>
+      </w:r>
+      <w:r>
+        <w:t xml:space="preserve"> </w:t>
+      </w:r>
+      <w:r>
+        <w:t xml:space="preserve">move one pointer</w:t>
+      </w:r>
+      <w:r>
+        <w:t xml:space="preserve"> </w:t>
+      </w:r>
+      <w:r>
+        <w:rPr>
+          <w:rStyle w:val="VerbatimChar"/>
+        </w:rPr>
+        <w:t xml:space="preserve">n</w:t>
+      </w:r>
+      <w:r>
+        <w:t xml:space="preserve"> </w:t>
+      </w:r>
+      <w:r>
+        <w:t xml:space="preserve">steps ahead, then</w:t>
+      </w:r>
+      <w:r>
+        <w:t xml:space="preserve"> </w:t>
+      </w:r>
+      <w:r>
+        <w:t xml:space="preserve">move both together; when the front hits the end, the back is at the node to</w:t>
+      </w:r>
+      <w:r>
+        <w:t xml:space="preserve"> </w:t>
+      </w:r>
+      <w:r>
+        <w:t xml:space="preserve">remove. One pass.</w:t>
       </w:r>
     </w:p>
     <w:p>
@@ -4616,19 +6378,19 @@
           <w:b/>
           <w:bCs/>
         </w:rPr>
-        <w:t xml:space="preserve">List vs array:</w:t>
-      </w:r>
-      <w:r>
-        <w:t xml:space="preserve"> </w:t>
-      </w:r>
-      <w:r>
-        <w:t xml:space="preserve">list = O(1) insert/delete, O(n) access, poor cache; array =</w:t>
-      </w:r>
-      <w:r>
-        <w:t xml:space="preserve"> </w:t>
-      </w:r>
-      <w:r>
-        <w:t xml:space="preserve">O(1) access, O(n) insert, great cache.</w:t>
+        <w:t xml:space="preserve">Intersection of two lists (LC 160):</w:t>
+      </w:r>
+      <w:r>
+        <w:t xml:space="preserve"> </w:t>
+      </w:r>
+      <w:r>
+        <w:t xml:space="preserve">two pointers that switch lists after</w:t>
+      </w:r>
+      <w:r>
+        <w:t xml:space="preserve"> </w:t>
+      </w:r>
+      <w:r>
+        <w:t xml:space="preserve">reaching the end meet at the intersection (clever length-equaliser).</w:t>
       </w:r>
     </w:p>
     <w:p>
@@ -4644,35 +6406,31 @@
           <w:b/>
           <w:bCs/>
         </w:rPr>
-        <w:t xml:space="preserve">Types:</w:t>
-      </w:r>
-      <w:r>
-        <w:t xml:space="preserve"> </w:t>
-      </w:r>
-      <w:r>
-        <w:t xml:space="preserve">singly (forward), doubly (both ways, O(1) middle delete), circular</w:t>
-      </w:r>
-      <w:r>
-        <w:t xml:space="preserve"> </w:t>
-      </w:r>
-      <w:r>
-        <w:t xml:space="preserve">(loops back).</w:t>
-      </w:r>
-      <w:r>
-        <w:t xml:space="preserve"> </w:t>
-      </w:r>
-      <w:r>
-        <w:rPr>
-          <w:b/>
-          <w:bCs/>
-        </w:rPr>
-        <w:t xml:space="preserve">Dummy node</w:t>
-      </w:r>
-      <w:r>
-        <w:t xml:space="preserve"> </w:t>
-      </w:r>
-      <w:r>
-        <w:t xml:space="preserve">kills edge cases.</w:t>
+        <w:t xml:space="preserve">Copy list with random pointer (LC 138):</w:t>
+      </w:r>
+      <w:r>
+        <w:t xml:space="preserve"> </w:t>
+      </w:r>
+      <w:r>
+        <w:t xml:space="preserve">either a hashmap</w:t>
+      </w:r>
+      <w:r>
+        <w:t xml:space="preserve"> </w:t>
+      </w:r>
+      <w:r>
+        <w:rPr>
+          <w:rStyle w:val="VerbatimChar"/>
+        </w:rPr>
+        <w:t xml:space="preserve">old → new</w:t>
+      </w:r>
+      <w:r>
+        <w:t xml:space="preserve">, or</w:t>
+      </w:r>
+      <w:r>
+        <w:t xml:space="preserve"> </w:t>
+      </w:r>
+      <w:r>
+        <w:t xml:space="preserve">the O(1)-space trick of weaving copies between originals.</w:t>
       </w:r>
     </w:p>
     <w:p>
@@ -4688,95 +6446,513 @@
           <w:b/>
           <w:bCs/>
         </w:rPr>
-        <w:t xml:space="preserve">Reverse</w:t>
-      </w:r>
-      <w:r>
-        <w:t xml:space="preserve"> </w:t>
-      </w:r>
-      <w:r>
-        <w:t xml:space="preserve">= save-next → flip → step forward (3 pointers), O(n)/O(1).</w:t>
-      </w:r>
-    </w:p>
-    <w:p>
-      <w:pPr>
-        <w:pStyle w:val="Compact"/>
-        <w:numPr>
-          <w:ilvl w:val="0"/>
-          <w:numId w:val="1020"/>
-        </w:numPr>
-      </w:pPr>
-      <w:r>
-        <w:rPr>
-          <w:b/>
-          <w:bCs/>
-        </w:rPr>
-        <w:t xml:space="preserve">Fast &amp; slow</w:t>
-      </w:r>
-      <w:r>
-        <w:t xml:space="preserve"> </w:t>
-      </w:r>
-      <w:r>
-        <w:t xml:space="preserve">(tortoise &amp; hare): middle, cycle detect (Floyd, O(1) space),</w:t>
-      </w:r>
-      <w:r>
-        <w:t xml:space="preserve"> </w:t>
-      </w:r>
-      <w:r>
-        <w:t xml:space="preserve">cycle start (reset to head), palindrome.</w:t>
-      </w:r>
-    </w:p>
-    <w:p>
-      <w:pPr>
-        <w:pStyle w:val="Compact"/>
-        <w:numPr>
-          <w:ilvl w:val="0"/>
-          <w:numId w:val="1020"/>
-        </w:numPr>
-      </w:pPr>
-      <w:r>
-        <w:rPr>
-          <w:b/>
-          <w:bCs/>
-        </w:rPr>
-        <w:t xml:space="preserve">Merge sorted</w:t>
-      </w:r>
-      <w:r>
-        <w:t xml:space="preserve"> </w:t>
-      </w:r>
-      <w:r>
-        <w:t xml:space="preserve">= pick smaller head with a dummy, O(n+m).</w:t>
-      </w:r>
-    </w:p>
-    <w:p>
-      <w:pPr>
-        <w:pStyle w:val="Compact"/>
-        <w:numPr>
-          <w:ilvl w:val="0"/>
-          <w:numId w:val="1020"/>
-        </w:numPr>
-      </w:pPr>
-      <w:r>
-        <w:rPr>
-          <w:b/>
-          <w:bCs/>
-        </w:rPr>
-        <w:t xml:space="preserve">LRU cache</w:t>
-      </w:r>
-      <w:r>
-        <w:t xml:space="preserve"> </w:t>
-      </w:r>
-      <w:r>
-        <w:t xml:space="preserve">= HashMap + doubly linked list → all O(1); evict the tail.</w:t>
-      </w:r>
-    </w:p>
-    <w:bookmarkEnd w:id="65"/>
-    <w:bookmarkStart w:id="66" w:name="module-4-flash-cards"/>
+        <w:t xml:space="preserve">Add two numbers as lists (LC 2):</w:t>
+      </w:r>
+      <w:r>
+        <w:t xml:space="preserve"> </w:t>
+      </w:r>
+      <w:r>
+        <w:t xml:space="preserve">walk both lists carrying a</w:t>
+      </w:r>
+      <w:r>
+        <w:t xml:space="preserve"> </w:t>
+      </w:r>
+      <w:r>
+        <w:rPr>
+          <w:rStyle w:val="VerbatimChar"/>
+        </w:rPr>
+        <w:t xml:space="preserve">carry</w:t>
+      </w:r>
+      <w:r>
+        <w:t xml:space="preserve">.</w:t>
+      </w:r>
+    </w:p>
+    <w:p>
+      <w:r>
+        <w:pict>
+          <v:rect style="width:0;height:1.5pt" o:hralign="center" o:hrstd="t" o:hr="t"/>
+        </w:pict>
+      </w:r>
+    </w:p>
+    <w:bookmarkEnd w:id="69"/>
+    <w:bookmarkStart w:id="77" w:name="Xf8b969463a104d7f93ab217dc5255c542941adc"/>
     <w:p>
       <w:pPr>
         <w:pStyle w:val="Heading2"/>
       </w:pPr>
       <w:r>
-        <w:t xml:space="preserve">Module 4 — Flash Cards</w:t>
+        <w:t xml:space="preserve">4.8a Clone a Linked List with a Random Pointer (LC 138)</w:t>
+      </w:r>
+    </w:p>
+    <w:bookmarkStart w:id="70" w:name="the-problem-1"/>
+    <w:p>
+      <w:pPr>
+        <w:pStyle w:val="Heading3"/>
+      </w:pPr>
+      <w:r>
+        <w:t xml:space="preserve">The problem</w:t>
+      </w:r>
+    </w:p>
+    <w:p>
+      <w:pPr>
+        <w:pStyle w:val="FirstParagraph"/>
+      </w:pPr>
+      <w:r>
+        <w:t xml:space="preserve">Each node has a normal</w:t>
+      </w:r>
+      <w:r>
+        <w:t xml:space="preserve"> </w:t>
+      </w:r>
+      <w:r>
+        <w:rPr>
+          <w:rStyle w:val="VerbatimChar"/>
+        </w:rPr>
+        <w:t xml:space="preserve">next</w:t>
+      </w:r>
+      <w:r>
+        <w:t xml:space="preserve"> </w:t>
+      </w:r>
+      <w:r>
+        <w:rPr>
+          <w:b/>
+          <w:bCs/>
+        </w:rPr>
+        <w:t xml:space="preserve">and</w:t>
+      </w:r>
+      <w:r>
+        <w:t xml:space="preserve"> </w:t>
+      </w:r>
+      <w:r>
+        <w:t xml:space="preserve">a</w:t>
+      </w:r>
+      <w:r>
+        <w:t xml:space="preserve"> </w:t>
+      </w:r>
+      <w:r>
+        <w:rPr>
+          <w:rStyle w:val="VerbatimChar"/>
+        </w:rPr>
+        <w:t xml:space="preserve">random</w:t>
+      </w:r>
+      <w:r>
+        <w:t xml:space="preserve"> </w:t>
+      </w:r>
+      <w:r>
+        <w:t xml:space="preserve">pointer that may point to</w:t>
+      </w:r>
+      <w:r>
+        <w:t xml:space="preserve"> </w:t>
+      </w:r>
+      <w:r>
+        <w:rPr>
+          <w:i/>
+          <w:iCs/>
+        </w:rPr>
+        <w:t xml:space="preserve">any</w:t>
+      </w:r>
+      <w:r>
+        <w:t xml:space="preserve"> </w:t>
+      </w:r>
+      <w:r>
+        <w:t xml:space="preserve">node in the list (or NULL). Return a</w:t>
+      </w:r>
+      <w:r>
+        <w:t xml:space="preserve"> </w:t>
+      </w:r>
+      <w:r>
+        <w:rPr>
+          <w:b/>
+          <w:bCs/>
+        </w:rPr>
+        <w:t xml:space="preserve">deep copy</w:t>
+      </w:r>
+      <w:r>
+        <w:t xml:space="preserve"> </w:t>
+      </w:r>
+      <w:r>
+        <w:t xml:space="preserve">— brand-new nodes wired the</w:t>
+      </w:r>
+      <w:r>
+        <w:t xml:space="preserve"> </w:t>
+      </w:r>
+      <w:r>
+        <w:t xml:space="preserve">same way. The hard part: when you copy a node, its</w:t>
+      </w:r>
+      <w:r>
+        <w:t xml:space="preserve"> </w:t>
+      </w:r>
+      <w:r>
+        <w:rPr>
+          <w:rStyle w:val="VerbatimChar"/>
+        </w:rPr>
+        <w:t xml:space="preserve">random</w:t>
+      </w:r>
+      <w:r>
+        <w:t xml:space="preserve"> </w:t>
+      </w:r>
+      <w:r>
+        <w:t xml:space="preserve">may point to a node</w:t>
+      </w:r>
+      <w:r>
+        <w:t xml:space="preserve"> </w:t>
+      </w:r>
+      <w:r>
+        <w:t xml:space="preserve">you have not copied yet.</w:t>
+      </w:r>
+    </w:p>
+    <w:bookmarkEnd w:id="70"/>
+    <w:bookmarkStart w:id="74" w:name="brute-better-optimal"/>
+    <w:p>
+      <w:pPr>
+        <w:pStyle w:val="Heading3"/>
+      </w:pPr>
+      <w:r>
+        <w:t xml:space="preserve">Brute → Better → Optimal</w:t>
+      </w:r>
+    </w:p>
+    <w:p>
+      <w:pPr>
+        <w:pStyle w:val="SourceCode"/>
+      </w:pPr>
+      <w:r>
+        <w:rPr>
+          <w:rStyle w:val="VerbatimChar"/>
+        </w:rPr>
+        <w:t xml:space="preserve"># BRUTE / BETTER: hashmap old -&gt; new         Time O(n), Space O(n)</w:t>
+      </w:r>
+      <w:r>
+        <w:br/>
+      </w:r>
+      <w:r>
+        <w:rPr>
+          <w:rStyle w:val="VerbatimChar"/>
+        </w:rPr>
+        <w:t xml:space="preserve">pass 1: for each old node, create copy; map[old] = copy</w:t>
+      </w:r>
+      <w:r>
+        <w:br/>
+      </w:r>
+      <w:r>
+        <w:rPr>
+          <w:rStyle w:val="VerbatimChar"/>
+        </w:rPr>
+        <w:t xml:space="preserve">pass 2: for each old node:</w:t>
+      </w:r>
+      <w:r>
+        <w:br/>
+      </w:r>
+      <w:r>
+        <w:rPr>
+          <w:rStyle w:val="VerbatimChar"/>
+        </w:rPr>
+        <w:t xml:space="preserve">            map[old].next   = map[old.next]      # (map[NULL] = NULL)</w:t>
+      </w:r>
+      <w:r>
+        <w:br/>
+      </w:r>
+      <w:r>
+        <w:rPr>
+          <w:rStyle w:val="VerbatimChar"/>
+        </w:rPr>
+        <w:t xml:space="preserve">            map[old].random = map[old.random]</w:t>
+      </w:r>
+      <w:r>
+        <w:br/>
+      </w:r>
+      <w:r>
+        <w:rPr>
+          <w:rStyle w:val="VerbatimChar"/>
+        </w:rPr>
+        <w:t xml:space="preserve">return map[head]</w:t>
+      </w:r>
+    </w:p>
+    <w:p>
+      <w:pPr>
+        <w:pStyle w:val="SourceCode"/>
+      </w:pPr>
+      <w:r>
+        <w:rPr>
+          <w:rStyle w:val="VerbatimChar"/>
+        </w:rPr>
+        <w:t xml:space="preserve"># OPTIMAL: weave copies in-place            Time O(n), Space O(1) (extra)</w:t>
+      </w:r>
+      <w:r>
+        <w:br/>
+      </w:r>
+      <w:r>
+        <w:rPr>
+          <w:rStyle w:val="VerbatimChar"/>
+        </w:rPr>
+        <w:t xml:space="preserve"># step 1: after every original, insert its copy</w:t>
+      </w:r>
+      <w:r>
+        <w:br/>
+      </w:r>
+      <w:r>
+        <w:rPr>
+          <w:rStyle w:val="VerbatimChar"/>
+        </w:rPr>
+        <w:t xml:space="preserve">#   A -&gt; A' -&gt; B -&gt; B' -&gt; C -&gt; C'</w:t>
+      </w:r>
+      <w:r>
+        <w:br/>
+      </w:r>
+      <w:r>
+        <w:rPr>
+          <w:rStyle w:val="VerbatimChar"/>
+        </w:rPr>
+        <w:t xml:space="preserve">for cur = head; cur; cur = cur.next.next:</w:t>
+      </w:r>
+      <w:r>
+        <w:br/>
+      </w:r>
+      <w:r>
+        <w:rPr>
+          <w:rStyle w:val="VerbatimChar"/>
+        </w:rPr>
+        <w:t xml:space="preserve">    copy = new Node(cur.val); copy.next = cur.next; cur.next = copy</w:t>
+      </w:r>
+      <w:r>
+        <w:br/>
+      </w:r>
+      <w:r>
+        <w:br/>
+      </w:r>
+      <w:r>
+        <w:rPr>
+          <w:rStyle w:val="VerbatimChar"/>
+        </w:rPr>
+        <w:t xml:space="preserve"># step 2: wire the random pointers using the interleaving</w:t>
+      </w:r>
+      <w:r>
+        <w:br/>
+      </w:r>
+      <w:r>
+        <w:rPr>
+          <w:rStyle w:val="VerbatimChar"/>
+        </w:rPr>
+        <w:t xml:space="preserve">#   copy.random = original.random.next   (the copy sits right after it)</w:t>
+      </w:r>
+      <w:r>
+        <w:br/>
+      </w:r>
+      <w:r>
+        <w:rPr>
+          <w:rStyle w:val="VerbatimChar"/>
+        </w:rPr>
+        <w:t xml:space="preserve">for cur = head; cur; cur = cur.next.next:</w:t>
+      </w:r>
+      <w:r>
+        <w:br/>
+      </w:r>
+      <w:r>
+        <w:rPr>
+          <w:rStyle w:val="VerbatimChar"/>
+        </w:rPr>
+        <w:t xml:space="preserve">    if cur.random: cur.next.random = cur.random.next</w:t>
+      </w:r>
+      <w:r>
+        <w:br/>
+      </w:r>
+      <w:r>
+        <w:br/>
+      </w:r>
+      <w:r>
+        <w:rPr>
+          <w:rStyle w:val="VerbatimChar"/>
+        </w:rPr>
+        <w:t xml:space="preserve"># step 3: un-weave into two separate lists (restore original + extract copy)</w:t>
+      </w:r>
+    </w:p>
+    <w:p>
+      <w:pPr>
+        <w:pStyle w:val="CaptionedFigure"/>
+      </w:pPr>
+      <w:r>
+        <w:drawing>
+          <wp:inline>
+            <wp:extent cx="5334000" cy="2750170"/>
+            <wp:effectExtent b="0" l="0" r="0" t="0"/>
+            <wp:docPr descr="Clone-with-random weaving: insert each copy right after its original so copy.random = original.random.next, then split the two lists apart." title="" id="72" name="Picture"/>
+            <a:graphic>
+              <a:graphicData uri="http://schemas.openxmlformats.org/drawingml/2006/picture">
+                <pic:pic>
+                  <pic:nvPicPr>
+                    <pic:cNvPr descr="images/170_clone_random.png" id="73" name="Picture"/>
+                    <pic:cNvPicPr>
+                      <a:picLocks noChangeArrowheads="1" noChangeAspect="1"/>
+                    </pic:cNvPicPr>
+                  </pic:nvPicPr>
+                  <pic:blipFill>
+                    <a:blip r:embed="rId71"/>
+                    <a:stretch>
+                      <a:fillRect/>
+                    </a:stretch>
+                  </pic:blipFill>
+                  <pic:spPr bwMode="auto">
+                    <a:xfrm>
+                      <a:off x="0" y="0"/>
+                      <a:ext cx="5334000" cy="2750170"/>
+                    </a:xfrm>
+                    <a:prstGeom prst="rect">
+                      <a:avLst/>
+                    </a:prstGeom>
+                    <a:noFill/>
+                    <a:ln w="9525">
+                      <a:noFill/>
+                      <a:headEnd/>
+                      <a:tailEnd/>
+                    </a:ln>
+                  </pic:spPr>
+                </pic:pic>
+              </a:graphicData>
+            </a:graphic>
+          </wp:inline>
+        </w:drawing>
+      </w:r>
+    </w:p>
+    <w:p>
+      <w:pPr>
+        <w:pStyle w:val="ImageCaption"/>
+      </w:pPr>
+      <w:r>
+        <w:t xml:space="preserve">Clone-with-random weaving: insert each copy right after its original so copy.random = original.random.next, then split the two lists apart.</w:t>
+      </w:r>
+    </w:p>
+    <w:p>
+      <w:pPr>
+        <w:pStyle w:val="BlockText"/>
+      </w:pPr>
+      <w:r>
+        <w:rPr>
+          <w:b/>
+          <w:bCs/>
+        </w:rPr>
+        <w:t xml:space="preserve">Why weaving works:</w:t>
+      </w:r>
+      <w:r>
+        <w:t xml:space="preserve"> </w:t>
+      </w:r>
+      <w:r>
+        <w:t xml:space="preserve">placing</w:t>
+      </w:r>
+      <w:r>
+        <w:t xml:space="preserve"> </w:t>
+      </w:r>
+      <w:r>
+        <w:rPr>
+          <w:rStyle w:val="VerbatimChar"/>
+        </w:rPr>
+        <w:t xml:space="preserve">A'</w:t>
+      </w:r>
+      <w:r>
+        <w:t xml:space="preserve"> </w:t>
+      </w:r>
+      <w:r>
+        <w:t xml:space="preserve">immediately after</w:t>
+      </w:r>
+      <w:r>
+        <w:t xml:space="preserve"> </w:t>
+      </w:r>
+      <w:r>
+        <w:rPr>
+          <w:rStyle w:val="VerbatimChar"/>
+        </w:rPr>
+        <w:t xml:space="preserve">A</w:t>
+      </w:r>
+      <w:r>
+        <w:t xml:space="preserve"> </w:t>
+      </w:r>
+      <w:r>
+        <w:t xml:space="preserve">means the copy of any</w:t>
+      </w:r>
+      <w:r>
+        <w:t xml:space="preserve"> </w:t>
+      </w:r>
+      <w:r>
+        <w:t xml:space="preserve">node</w:t>
+      </w:r>
+      <w:r>
+        <w:t xml:space="preserve"> </w:t>
+      </w:r>
+      <w:r>
+        <w:rPr>
+          <w:rStyle w:val="VerbatimChar"/>
+        </w:rPr>
+        <w:t xml:space="preserve">X</w:t>
+      </w:r>
+      <w:r>
+        <w:t xml:space="preserve"> </w:t>
+      </w:r>
+      <w:r>
+        <w:t xml:space="preserve">is always</w:t>
+      </w:r>
+      <w:r>
+        <w:t xml:space="preserve"> </w:t>
+      </w:r>
+      <w:r>
+        <w:rPr>
+          <w:rStyle w:val="VerbatimChar"/>
+        </w:rPr>
+        <w:t xml:space="preserve">X.next</w:t>
+      </w:r>
+      <w:r>
+        <w:t xml:space="preserve">. So</w:t>
+      </w:r>
+      <w:r>
+        <w:t xml:space="preserve"> </w:t>
+      </w:r>
+      <w:r>
+        <w:rPr>
+          <w:rStyle w:val="VerbatimChar"/>
+        </w:rPr>
+        <w:t xml:space="preserve">X.random.next</w:t>
+      </w:r>
+      <w:r>
+        <w:t xml:space="preserve"> </w:t>
+      </w:r>
+      <w:r>
+        <w:t xml:space="preserve">is exactly</w:t>
+      </w:r>
+      <w:r>
+        <w:t xml:space="preserve"> </w:t>
+      </w:r>
+      <w:r>
+        <w:rPr>
+          <w:i/>
+          <w:iCs/>
+        </w:rPr>
+        <w:t xml:space="preserve">the copy of what X</w:t>
+      </w:r>
+      <w:r>
+        <w:rPr>
+          <w:i/>
+          <w:iCs/>
+        </w:rPr>
+        <w:t xml:space="preserve"> </w:t>
+      </w:r>
+      <w:r>
+        <w:rPr>
+          <w:i/>
+          <w:iCs/>
+        </w:rPr>
+        <w:t xml:space="preserve">points to</w:t>
+      </w:r>
+      <w:r>
+        <w:t xml:space="preserve"> </w:t>
+      </w:r>
+      <w:r>
+        <w:t xml:space="preserve">— no hashmap needed.</w:t>
+      </w:r>
+    </w:p>
+    <w:bookmarkEnd w:id="74"/>
+    <w:bookmarkStart w:id="75" w:name="mcqs-7"/>
+    <w:p>
+      <w:pPr>
+        <w:pStyle w:val="Heading3"/>
+      </w:pPr>
+      <w:r>
+        <w:t xml:space="preserve">MCQs</w:t>
       </w:r>
     </w:p>
     <w:p>
@@ -4788,33 +6964,23 @@
         </w:numPr>
       </w:pPr>
       <w:r>
-        <w:t xml:space="preserve">Q: Access i-th node?</w:t>
-      </w:r>
-      <w:r>
-        <w:t xml:space="preserve"> </w:t>
-      </w:r>
-      <w:r>
-        <w:rPr>
-          <w:b/>
-          <w:bCs/>
-        </w:rPr>
-        <w:t xml:space="preserve">A: O(n).</w:t>
-      </w:r>
-      <w:r>
-        <w:t xml:space="preserve"> </w:t>
-      </w:r>
-      <w:r>
-        <w:t xml:space="preserve">Insert at front?</w:t>
-      </w:r>
-      <w:r>
-        <w:t xml:space="preserve"> </w:t>
-      </w:r>
-      <w:r>
-        <w:rPr>
-          <w:b/>
-          <w:bCs/>
-        </w:rPr>
-        <w:t xml:space="preserve">A: O(1).</w:t>
+        <w:t xml:space="preserve">Clone-with-random optimal extra space? →</w:t>
+      </w:r>
+      <w:r>
+        <w:t xml:space="preserve"> </w:t>
+      </w:r>
+      <w:r>
+        <w:rPr>
+          <w:b/>
+          <w:bCs/>
+        </w:rPr>
+        <w:t xml:space="preserve">O(1)</w:t>
+      </w:r>
+      <w:r>
+        <w:t xml:space="preserve"> </w:t>
+      </w:r>
+      <w:r>
+        <w:t xml:space="preserve">(weaving trick).</w:t>
       </w:r>
     </w:p>
     <w:p>
@@ -4826,17 +6992,56 @@
         </w:numPr>
       </w:pPr>
       <w:r>
-        <w:t xml:space="preserve">Q: Reverse a list — which pointers?</w:t>
-      </w:r>
-      <w:r>
-        <w:t xml:space="preserve"> </w:t>
-      </w:r>
-      <w:r>
-        <w:rPr>
-          <w:b/>
-          <w:bCs/>
-        </w:rPr>
-        <w:t xml:space="preserve">A: prev, cur, next; O(1) space.</w:t>
+        <w:t xml:space="preserve">In the woven list, the copy of node</w:t>
+      </w:r>
+      <w:r>
+        <w:t xml:space="preserve"> </w:t>
+      </w:r>
+      <w:r>
+        <w:rPr>
+          <w:rStyle w:val="VerbatimChar"/>
+        </w:rPr>
+        <w:t xml:space="preserve">X</w:t>
+      </w:r>
+      <w:r>
+        <w:t xml:space="preserve"> </w:t>
+      </w:r>
+      <w:r>
+        <w:t xml:space="preserve">sits where? → right</w:t>
+      </w:r>
+      <w:r>
+        <w:t xml:space="preserve"> </w:t>
+      </w:r>
+      <w:r>
+        <w:rPr>
+          <w:b/>
+          <w:bCs/>
+        </w:rPr>
+        <w:t xml:space="preserve">after</w:t>
+      </w:r>
+      <w:r>
+        <w:t xml:space="preserve"> </w:t>
+      </w:r>
+      <w:r>
+        <w:rPr>
+          <w:rStyle w:val="VerbatimChar"/>
+        </w:rPr>
+        <w:t xml:space="preserve">X</w:t>
+      </w:r>
+      <w:r>
+        <w:t xml:space="preserve"> </w:t>
+      </w:r>
+      <w:r>
+        <w:t xml:space="preserve">(</w:t>
+      </w:r>
+      <w:r>
+        <w:rPr>
+          <w:rStyle w:val="VerbatimChar"/>
+        </w:rPr>
+        <w:t xml:space="preserve">X.next</w:t>
+      </w:r>
+      <w:r>
+        <w:t xml:space="preserve">).</w:t>
       </w:r>
     </w:p>
     <w:p>
@@ -4848,137 +7053,45 @@
         </w:numPr>
       </w:pPr>
       <w:r>
-        <w:t xml:space="preserve">Q: Detect a cycle in O(1) space?</w:t>
-      </w:r>
-      <w:r>
-        <w:t xml:space="preserve"> </w:t>
-      </w:r>
-      <w:r>
-        <w:rPr>
-          <w:b/>
-          <w:bCs/>
-        </w:rPr>
-        <w:t xml:space="preserve">A: Floyd’s fast &amp; slow.</w:t>
-      </w:r>
-    </w:p>
-    <w:p>
-      <w:pPr>
-        <w:pStyle w:val="Compact"/>
-        <w:numPr>
-          <w:ilvl w:val="0"/>
-          <w:numId w:val="1021"/>
-        </w:numPr>
-      </w:pPr>
-      <w:r>
-        <w:t xml:space="preserve">Q: Find the cycle start?</w:t>
-      </w:r>
-      <w:r>
-        <w:t xml:space="preserve"> </w:t>
-      </w:r>
-      <w:r>
-        <w:rPr>
-          <w:b/>
-          <w:bCs/>
-        </w:rPr>
-        <w:t xml:space="preserve">A: after meeting, reset one pointer to head, move both +1.</w:t>
-      </w:r>
-    </w:p>
-    <w:p>
-      <w:pPr>
-        <w:pStyle w:val="Compact"/>
-        <w:numPr>
-          <w:ilvl w:val="0"/>
-          <w:numId w:val="1021"/>
-        </w:numPr>
-      </w:pPr>
-      <w:r>
-        <w:t xml:space="preserve">Q: Middle of a list in one pass?</w:t>
-      </w:r>
-      <w:r>
-        <w:t xml:space="preserve"> </w:t>
-      </w:r>
-      <w:r>
-        <w:rPr>
-          <w:b/>
-          <w:bCs/>
-        </w:rPr>
-        <w:t xml:space="preserve">A: fast/slow.</w:t>
-      </w:r>
-    </w:p>
-    <w:p>
-      <w:pPr>
-        <w:pStyle w:val="Compact"/>
-        <w:numPr>
-          <w:ilvl w:val="0"/>
-          <w:numId w:val="1021"/>
-        </w:numPr>
-      </w:pPr>
-      <w:r>
-        <w:t xml:space="preserve">Q: Merge two sorted lists?</w:t>
-      </w:r>
-      <w:r>
-        <w:t xml:space="preserve"> </w:t>
-      </w:r>
-      <w:r>
-        <w:rPr>
-          <w:b/>
-          <w:bCs/>
-        </w:rPr>
-        <w:t xml:space="preserve">A: dummy head, pick smaller, O(n+m).</w:t>
-      </w:r>
-    </w:p>
-    <w:p>
-      <w:pPr>
-        <w:pStyle w:val="Compact"/>
-        <w:numPr>
-          <w:ilvl w:val="0"/>
-          <w:numId w:val="1021"/>
-        </w:numPr>
-      </w:pPr>
-      <w:r>
-        <w:t xml:space="preserve">Q: LRU cache structures?</w:t>
-      </w:r>
-      <w:r>
-        <w:t xml:space="preserve"> </w:t>
-      </w:r>
-      <w:r>
-        <w:rPr>
-          <w:b/>
-          <w:bCs/>
-        </w:rPr>
-        <w:t xml:space="preserve">A: HashMap + doubly linked list (O(1)).</w:t>
-      </w:r>
-    </w:p>
-    <w:p>
-      <w:pPr>
-        <w:pStyle w:val="Compact"/>
-        <w:numPr>
-          <w:ilvl w:val="0"/>
-          <w:numId w:val="1021"/>
-        </w:numPr>
-      </w:pPr>
-      <w:r>
-        <w:t xml:space="preserve">Q: Why doubly linked for LRU?</w:t>
-      </w:r>
-      <w:r>
-        <w:t xml:space="preserve"> </w:t>
-      </w:r>
-      <w:r>
-        <w:rPr>
-          <w:b/>
-          <w:bCs/>
-        </w:rPr>
-        <w:t xml:space="preserve">A: O(1) middle removal.</w:t>
-      </w:r>
-    </w:p>
-    <w:bookmarkEnd w:id="66"/>
-    <w:bookmarkStart w:id="67" w:name="module-4-pattern-recognition"/>
-    <w:p>
-      <w:pPr>
-        <w:pStyle w:val="Heading2"/>
-      </w:pPr>
-      <w:r>
-        <w:t xml:space="preserve">Module 4 — Pattern Recognition</w:t>
+        <w:t xml:space="preserve">Hashmap approach space? →</w:t>
+      </w:r>
+      <w:r>
+        <w:t xml:space="preserve"> </w:t>
+      </w:r>
+      <w:r>
+        <w:rPr>
+          <w:b/>
+          <w:bCs/>
+        </w:rPr>
+        <w:t xml:space="preserve">O(n)</w:t>
+      </w:r>
+      <w:r>
+        <w:t xml:space="preserve"> </w:t>
+      </w:r>
+      <w:r>
+        <w:t xml:space="preserve">(</w:t>
+      </w:r>
+      <w:r>
+        <w:rPr>
+          <w:rStyle w:val="VerbatimChar"/>
+        </w:rPr>
+        <w:t xml:space="preserve">old → new</w:t>
+      </w:r>
+      <w:r>
+        <w:t xml:space="preserve"> </w:t>
+      </w:r>
+      <w:r>
+        <w:t xml:space="preserve">map).</w:t>
+      </w:r>
+    </w:p>
+    <w:bookmarkEnd w:id="75"/>
+    <w:bookmarkStart w:id="76" w:name="problems-4"/>
+    <w:p>
+      <w:pPr>
+        <w:pStyle w:val="Heading3"/>
+      </w:pPr>
+      <w:r>
+        <w:t xml:space="preserve">Problems</w:t>
       </w:r>
     </w:p>
     <w:p>
@@ -4990,163 +7103,35 @@
         </w:numPr>
       </w:pPr>
       <w:r>
-        <w:t xml:space="preserve">“Cycle / middle / nth-from-end / palindrome list”</w:t>
-      </w:r>
-      <w:r>
-        <w:t xml:space="preserve"> </w:t>
-      </w:r>
-      <w:r>
-        <w:t xml:space="preserve">→</w:t>
-      </w:r>
-      <w:r>
-        <w:t xml:space="preserve"> </w:t>
-      </w:r>
-      <w:r>
-        <w:rPr>
-          <w:b/>
-          <w:bCs/>
-        </w:rPr>
-        <w:t xml:space="preserve">fast &amp; slow pointers</w:t>
-      </w:r>
-      <w:r>
-        <w:t xml:space="preserve">.</w:t>
-      </w:r>
-    </w:p>
-    <w:p>
-      <w:pPr>
-        <w:pStyle w:val="Compact"/>
-        <w:numPr>
-          <w:ilvl w:val="0"/>
-          <w:numId w:val="1022"/>
-        </w:numPr>
-      </w:pPr>
-      <w:r>
-        <w:t xml:space="preserve">“Reverse / reorder parts of a list”</w:t>
-      </w:r>
-      <w:r>
-        <w:t xml:space="preserve"> </w:t>
-      </w:r>
-      <w:r>
-        <w:t xml:space="preserve">→</w:t>
-      </w:r>
-      <w:r>
-        <w:t xml:space="preserve"> </w:t>
-      </w:r>
-      <w:r>
-        <w:rPr>
-          <w:b/>
-          <w:bCs/>
-        </w:rPr>
-        <w:t xml:space="preserve">3-pointer reversal</w:t>
-      </w:r>
-      <w:r>
-        <w:t xml:space="preserve">.</w:t>
-      </w:r>
-    </w:p>
-    <w:p>
-      <w:pPr>
-        <w:pStyle w:val="Compact"/>
-        <w:numPr>
-          <w:ilvl w:val="0"/>
-          <w:numId w:val="1022"/>
-        </w:numPr>
-      </w:pPr>
-      <w:r>
-        <w:t xml:space="preserve">“Combine sorted lists”</w:t>
-      </w:r>
-      <w:r>
-        <w:t xml:space="preserve"> </w:t>
-      </w:r>
-      <w:r>
-        <w:t xml:space="preserve">→</w:t>
-      </w:r>
-      <w:r>
-        <w:t xml:space="preserve"> </w:t>
-      </w:r>
-      <w:r>
-        <w:rPr>
-          <w:b/>
-          <w:bCs/>
-        </w:rPr>
-        <w:t xml:space="preserve">merge with a dummy head</w:t>
-      </w:r>
-      <w:r>
-        <w:t xml:space="preserve"> </w:t>
-      </w:r>
-      <w:r>
-        <w:t xml:space="preserve">(k lists → min-heap).</w:t>
-      </w:r>
-    </w:p>
-    <w:p>
-      <w:pPr>
-        <w:pStyle w:val="Compact"/>
-        <w:numPr>
-          <w:ilvl w:val="0"/>
-          <w:numId w:val="1022"/>
-        </w:numPr>
-      </w:pPr>
-      <w:r>
-        <w:t xml:space="preserve">“O(1) get/put with eviction”</w:t>
-      </w:r>
-      <w:r>
-        <w:t xml:space="preserve"> </w:t>
-      </w:r>
-      <w:r>
-        <w:t xml:space="preserve">→</w:t>
-      </w:r>
-      <w:r>
-        <w:t xml:space="preserve"> </w:t>
-      </w:r>
-      <w:r>
-        <w:rPr>
-          <w:b/>
-          <w:bCs/>
-        </w:rPr>
-        <w:t xml:space="preserve">HashMap + doubly linked list (LRU)</w:t>
-      </w:r>
-      <w:r>
-        <w:t xml:space="preserve">.</w:t>
-      </w:r>
-    </w:p>
-    <w:p>
-      <w:pPr>
-        <w:pStyle w:val="Compact"/>
-        <w:numPr>
-          <w:ilvl w:val="0"/>
-          <w:numId w:val="1022"/>
-        </w:numPr>
-      </w:pPr>
-      <w:r>
-        <w:t xml:space="preserve">“Avoid head/empty special cases”</w:t>
-      </w:r>
-      <w:r>
-        <w:t xml:space="preserve"> </w:t>
-      </w:r>
-      <w:r>
-        <w:t xml:space="preserve">→</w:t>
-      </w:r>
-      <w:r>
-        <w:t xml:space="preserve"> </w:t>
-      </w:r>
-      <w:r>
-        <w:rPr>
-          <w:b/>
-          <w:bCs/>
-        </w:rPr>
-        <w:t xml:space="preserve">dummy node</w:t>
-      </w:r>
-      <w:r>
-        <w:t xml:space="preserve">.</w:t>
-      </w:r>
-    </w:p>
-    <w:bookmarkEnd w:id="67"/>
-    <w:bookmarkStart w:id="68" w:name="X858bcaa0e5aca450b6d0ff27f64a49f4026fd0e"/>
+        <w:rPr>
+          <w:b/>
+          <w:bCs/>
+        </w:rPr>
+        <w:t xml:space="preserve">Medium:</w:t>
+      </w:r>
+      <w:r>
+        <w:t xml:space="preserve"> </w:t>
+      </w:r>
+      <w:r>
+        <w:t xml:space="preserve">Copy List with Random Pointer (LC 138).</w:t>
+      </w:r>
+    </w:p>
+    <w:p>
+      <w:r>
+        <w:pict>
+          <v:rect style="width:0;height:1.5pt" o:hralign="center" o:hrstd="t" o:hr="t"/>
+        </w:pict>
+      </w:r>
+    </w:p>
+    <w:bookmarkEnd w:id="76"/>
+    <w:bookmarkEnd w:id="77"/>
+    <w:bookmarkStart w:id="78" w:name="module-4-concept-review-one-page"/>
     <w:p>
       <w:pPr>
         <w:pStyle w:val="Heading2"/>
       </w:pPr>
       <w:r>
-        <w:t xml:space="preserve">Module 4 — Interview Questions (with follow-ups)</w:t>
+        <w:t xml:space="preserve">Module 4 — Concept Review (one page)</w:t>
       </w:r>
     </w:p>
     <w:p>
@@ -5158,27 +7143,51 @@
         </w:numPr>
       </w:pPr>
       <w:r>
-        <w:rPr>
-          <w:i/>
-          <w:iCs/>
-        </w:rPr>
-        <w:t xml:space="preserve">Reverse a linked list.</w:t>
-      </w:r>
-      <w:r>
-        <w:t xml:space="preserve"> </w:t>
-      </w:r>
-      <w:r>
-        <w:t xml:space="preserve">FU:</w:t>
-      </w:r>
-      <w:r>
-        <w:t xml:space="preserve"> </w:t>
-      </w:r>
-      <w:r>
-        <w:rPr>
-          <w:i/>
-          <w:iCs/>
-        </w:rPr>
-        <w:t xml:space="preserve">recursive too; reverse only nodes m..n.</w:t>
+        <w:t xml:space="preserve">A</w:t>
+      </w:r>
+      <w:r>
+        <w:t xml:space="preserve"> </w:t>
+      </w:r>
+      <w:r>
+        <w:rPr>
+          <w:b/>
+          <w:bCs/>
+        </w:rPr>
+        <w:t xml:space="preserve">node</w:t>
+      </w:r>
+      <w:r>
+        <w:t xml:space="preserve"> </w:t>
+      </w:r>
+      <w:r>
+        <w:t xml:space="preserve">= data + pointer to next; reach via</w:t>
+      </w:r>
+      <w:r>
+        <w:t xml:space="preserve"> </w:t>
+      </w:r>
+      <w:r>
+        <w:rPr>
+          <w:b/>
+          <w:bCs/>
+        </w:rPr>
+        <w:t xml:space="preserve">head</w:t>
+      </w:r>
+      <w:r>
+        <w:t xml:space="preserve">; last</w:t>
+      </w:r>
+      <w:r>
+        <w:t xml:space="preserve"> </w:t>
+      </w:r>
+      <w:r>
+        <w:rPr>
+          <w:rStyle w:val="VerbatimChar"/>
+        </w:rPr>
+        <w:t xml:space="preserve">next</w:t>
+      </w:r>
+      <w:r>
+        <w:t xml:space="preserve"> </w:t>
+      </w:r>
+      <w:r>
+        <w:t xml:space="preserve">= NULL.</w:t>
       </w:r>
     </w:p>
     <w:p>
@@ -5191,26 +7200,22 @@
       </w:pPr>
       <w:r>
         <w:rPr>
-          <w:i/>
-          <w:iCs/>
-        </w:rPr>
-        <w:t xml:space="preserve">Detect a cycle.</w:t>
-      </w:r>
-      <w:r>
-        <w:t xml:space="preserve"> </w:t>
-      </w:r>
-      <w:r>
-        <w:t xml:space="preserve">FU:</w:t>
-      </w:r>
-      <w:r>
-        <w:t xml:space="preserve"> </w:t>
-      </w:r>
-      <w:r>
-        <w:rPr>
-          <w:i/>
-          <w:iCs/>
-        </w:rPr>
-        <w:t xml:space="preserve">find the start; prove why it works.</w:t>
+          <w:b/>
+          <w:bCs/>
+        </w:rPr>
+        <w:t xml:space="preserve">List vs array:</w:t>
+      </w:r>
+      <w:r>
+        <w:t xml:space="preserve"> </w:t>
+      </w:r>
+      <w:r>
+        <w:t xml:space="preserve">list = O(1) insert/delete, O(n) access, poor cache; array =</w:t>
+      </w:r>
+      <w:r>
+        <w:t xml:space="preserve"> </w:t>
+      </w:r>
+      <w:r>
+        <w:t xml:space="preserve">O(1) access, O(n) insert, great cache.</w:t>
       </w:r>
     </w:p>
     <w:p>
@@ -5223,26 +7228,38 @@
       </w:pPr>
       <w:r>
         <w:rPr>
-          <w:i/>
-          <w:iCs/>
-        </w:rPr>
-        <w:t xml:space="preserve">Find the middle in one pass.</w:t>
-      </w:r>
-      <w:r>
-        <w:t xml:space="preserve"> </w:t>
-      </w:r>
-      <w:r>
-        <w:t xml:space="preserve">FU:</w:t>
-      </w:r>
-      <w:r>
-        <w:t xml:space="preserve"> </w:t>
-      </w:r>
-      <w:r>
-        <w:rPr>
-          <w:i/>
-          <w:iCs/>
-        </w:rPr>
-        <w:t xml:space="preserve">even length — which middle?</w:t>
+          <w:b/>
+          <w:bCs/>
+        </w:rPr>
+        <w:t xml:space="preserve">Types:</w:t>
+      </w:r>
+      <w:r>
+        <w:t xml:space="preserve"> </w:t>
+      </w:r>
+      <w:r>
+        <w:t xml:space="preserve">singly (forward), doubly (both ways, O(1) middle delete), circular</w:t>
+      </w:r>
+      <w:r>
+        <w:t xml:space="preserve"> </w:t>
+      </w:r>
+      <w:r>
+        <w:t xml:space="preserve">(loops back).</w:t>
+      </w:r>
+      <w:r>
+        <w:t xml:space="preserve"> </w:t>
+      </w:r>
+      <w:r>
+        <w:rPr>
+          <w:b/>
+          <w:bCs/>
+        </w:rPr>
+        <w:t xml:space="preserve">Dummy node</w:t>
+      </w:r>
+      <w:r>
+        <w:t xml:space="preserve"> </w:t>
+      </w:r>
+      <w:r>
+        <w:t xml:space="preserve">kills edge cases.</w:t>
       </w:r>
     </w:p>
     <w:p>
@@ -5255,26 +7272,16 @@
       </w:pPr>
       <w:r>
         <w:rPr>
-          <w:i/>
-          <w:iCs/>
-        </w:rPr>
-        <w:t xml:space="preserve">Design an LRU cache.</w:t>
-      </w:r>
-      <w:r>
-        <w:t xml:space="preserve"> </w:t>
-      </w:r>
-      <w:r>
-        <w:t xml:space="preserve">FU:</w:t>
-      </w:r>
-      <w:r>
-        <w:t xml:space="preserve"> </w:t>
-      </w:r>
-      <w:r>
-        <w:rPr>
-          <w:i/>
-          <w:iCs/>
-        </w:rPr>
-        <w:t xml:space="preserve">why doubly linked? make it thread-safe?</w:t>
+          <w:b/>
+          <w:bCs/>
+        </w:rPr>
+        <w:t xml:space="preserve">Reverse</w:t>
+      </w:r>
+      <w:r>
+        <w:t xml:space="preserve"> </w:t>
+      </w:r>
+      <w:r>
+        <w:t xml:space="preserve">= save-next → flip → step forward (3 pointers), O(n)/O(1).</w:t>
       </w:r>
     </w:p>
     <w:p>
@@ -5287,42 +7294,76 @@
       </w:pPr>
       <w:r>
         <w:rPr>
-          <w:i/>
-          <w:iCs/>
-        </w:rPr>
-        <w:t xml:space="preserve">Merge k sorted lists.</w:t>
-      </w:r>
-      <w:r>
-        <w:t xml:space="preserve"> </w:t>
-      </w:r>
-      <w:r>
-        <w:t xml:space="preserve">FU:</w:t>
-      </w:r>
-      <w:r>
-        <w:t xml:space="preserve"> </w:t>
-      </w:r>
-      <w:r>
-        <w:rPr>
-          <w:i/>
-          <w:iCs/>
-        </w:rPr>
-        <w:t xml:space="preserve">complexity with a heap?</w:t>
-      </w:r>
-      <w:r>
-        <w:t xml:space="preserve"> </w:t>
-      </w:r>
-      <w:r>
-        <w:t xml:space="preserve">→ O(N log k).</w:t>
-      </w:r>
-    </w:p>
-    <w:bookmarkEnd w:id="68"/>
-    <w:bookmarkStart w:id="69" w:name="module-4-gate-sebi-rbi-isro-perspective"/>
+          <w:b/>
+          <w:bCs/>
+        </w:rPr>
+        <w:t xml:space="preserve">Fast &amp; slow</w:t>
+      </w:r>
+      <w:r>
+        <w:t xml:space="preserve"> </w:t>
+      </w:r>
+      <w:r>
+        <w:t xml:space="preserve">(tortoise &amp; hare): middle, cycle detect (Floyd, O(1) space),</w:t>
+      </w:r>
+      <w:r>
+        <w:t xml:space="preserve"> </w:t>
+      </w:r>
+      <w:r>
+        <w:t xml:space="preserve">cycle start (reset to head), palindrome.</w:t>
+      </w:r>
+    </w:p>
+    <w:p>
+      <w:pPr>
+        <w:pStyle w:val="Compact"/>
+        <w:numPr>
+          <w:ilvl w:val="0"/>
+          <w:numId w:val="1023"/>
+        </w:numPr>
+      </w:pPr>
+      <w:r>
+        <w:rPr>
+          <w:b/>
+          <w:bCs/>
+        </w:rPr>
+        <w:t xml:space="preserve">Merge sorted</w:t>
+      </w:r>
+      <w:r>
+        <w:t xml:space="preserve"> </w:t>
+      </w:r>
+      <w:r>
+        <w:t xml:space="preserve">= pick smaller head with a dummy, O(n+m).</w:t>
+      </w:r>
+    </w:p>
+    <w:p>
+      <w:pPr>
+        <w:pStyle w:val="Compact"/>
+        <w:numPr>
+          <w:ilvl w:val="0"/>
+          <w:numId w:val="1023"/>
+        </w:numPr>
+      </w:pPr>
+      <w:r>
+        <w:rPr>
+          <w:b/>
+          <w:bCs/>
+        </w:rPr>
+        <w:t xml:space="preserve">LRU cache</w:t>
+      </w:r>
+      <w:r>
+        <w:t xml:space="preserve"> </w:t>
+      </w:r>
+      <w:r>
+        <w:t xml:space="preserve">= HashMap + doubly linked list → all O(1); evict the tail.</w:t>
+      </w:r>
+    </w:p>
+    <w:bookmarkEnd w:id="78"/>
+    <w:bookmarkStart w:id="79" w:name="module-4-flash-cards"/>
     <w:p>
       <w:pPr>
         <w:pStyle w:val="Heading2"/>
       </w:pPr>
       <w:r>
-        <w:t xml:space="preserve">Module 4 — GATE / SEBI / RBI / ISRO Perspective</w:t>
+        <w:t xml:space="preserve">Module 4 — Flash Cards</w:t>
       </w:r>
     </w:p>
     <w:p>
@@ -5334,41 +7375,33 @@
         </w:numPr>
       </w:pPr>
       <w:r>
-        <w:rPr>
-          <w:b/>
-          <w:bCs/>
-        </w:rPr>
-        <w:t xml:space="preserve">GATE favourites:</w:t>
-      </w:r>
-      <w:r>
-        <w:t xml:space="preserve"> </w:t>
-      </w:r>
-      <w:r>
-        <w:t xml:space="preserve">time complexity of insert/delete/search at head/middle/end</w:t>
-      </w:r>
-      <w:r>
-        <w:t xml:space="preserve"> </w:t>
-      </w:r>
-      <w:r>
-        <w:t xml:space="preserve">for singly vs doubly; tracing pointer updates; circular-list questions;</w:t>
-      </w:r>
-      <w:r>
-        <w:t xml:space="preserve"> </w:t>
-      </w:r>
-      <w:r>
-        <w:t xml:space="preserve">“what</w:t>
-      </w:r>
-      <w:r>
-        <w:t xml:space="preserve"> </w:t>
-      </w:r>
-      <w:r>
-        <w:t xml:space="preserve">does this pointer code do”</w:t>
-      </w:r>
-      <w:r>
-        <w:t xml:space="preserve"> </w:t>
-      </w:r>
-      <w:r>
-        <w:t xml:space="preserve">snippets.</w:t>
+        <w:t xml:space="preserve">Q: Access i-th node?</w:t>
+      </w:r>
+      <w:r>
+        <w:t xml:space="preserve"> </w:t>
+      </w:r>
+      <w:r>
+        <w:rPr>
+          <w:b/>
+          <w:bCs/>
+        </w:rPr>
+        <w:t xml:space="preserve">A: O(n).</w:t>
+      </w:r>
+      <w:r>
+        <w:t xml:space="preserve"> </w:t>
+      </w:r>
+      <w:r>
+        <w:t xml:space="preserve">Insert at front?</w:t>
+      </w:r>
+      <w:r>
+        <w:t xml:space="preserve"> </w:t>
+      </w:r>
+      <w:r>
+        <w:rPr>
+          <w:b/>
+          <w:bCs/>
+        </w:rPr>
+        <w:t xml:space="preserve">A: O(1).</w:t>
       </w:r>
     </w:p>
     <w:p>
@@ -5380,17 +7413,17 @@
         </w:numPr>
       </w:pPr>
       <w:r>
-        <w:rPr>
-          <w:b/>
-          <w:bCs/>
-        </w:rPr>
-        <w:t xml:space="preserve">Memory:</w:t>
-      </w:r>
-      <w:r>
-        <w:t xml:space="preserve"> </w:t>
-      </w:r>
-      <w:r>
-        <w:t xml:space="preserve">doubly linked uses an extra pointer per node — sometimes asked.</w:t>
+        <w:t xml:space="preserve">Q: Reverse a list — which pointers?</w:t>
+      </w:r>
+      <w:r>
+        <w:t xml:space="preserve"> </w:t>
+      </w:r>
+      <w:r>
+        <w:rPr>
+          <w:b/>
+          <w:bCs/>
+        </w:rPr>
+        <w:t xml:space="preserve">A: prev, cur, next; O(1) space.</w:t>
       </w:r>
     </w:p>
     <w:p>
@@ -5402,6 +7435,713 @@
         </w:numPr>
       </w:pPr>
       <w:r>
+        <w:t xml:space="preserve">Q: Detect a cycle in O(1) space?</w:t>
+      </w:r>
+      <w:r>
+        <w:t xml:space="preserve"> </w:t>
+      </w:r>
+      <w:r>
+        <w:rPr>
+          <w:b/>
+          <w:bCs/>
+        </w:rPr>
+        <w:t xml:space="preserve">A: Floyd’s fast &amp; slow.</w:t>
+      </w:r>
+    </w:p>
+    <w:p>
+      <w:pPr>
+        <w:pStyle w:val="Compact"/>
+        <w:numPr>
+          <w:ilvl w:val="0"/>
+          <w:numId w:val="1024"/>
+        </w:numPr>
+      </w:pPr>
+      <w:r>
+        <w:t xml:space="preserve">Q: Find the cycle start?</w:t>
+      </w:r>
+      <w:r>
+        <w:t xml:space="preserve"> </w:t>
+      </w:r>
+      <w:r>
+        <w:rPr>
+          <w:b/>
+          <w:bCs/>
+        </w:rPr>
+        <w:t xml:space="preserve">A: after meeting, reset one pointer to head, move both +1.</w:t>
+      </w:r>
+    </w:p>
+    <w:p>
+      <w:pPr>
+        <w:pStyle w:val="Compact"/>
+        <w:numPr>
+          <w:ilvl w:val="0"/>
+          <w:numId w:val="1024"/>
+        </w:numPr>
+      </w:pPr>
+      <w:r>
+        <w:t xml:space="preserve">Q: Middle of a list in one pass?</w:t>
+      </w:r>
+      <w:r>
+        <w:t xml:space="preserve"> </w:t>
+      </w:r>
+      <w:r>
+        <w:rPr>
+          <w:b/>
+          <w:bCs/>
+        </w:rPr>
+        <w:t xml:space="preserve">A: fast/slow.</w:t>
+      </w:r>
+    </w:p>
+    <w:p>
+      <w:pPr>
+        <w:pStyle w:val="Compact"/>
+        <w:numPr>
+          <w:ilvl w:val="0"/>
+          <w:numId w:val="1024"/>
+        </w:numPr>
+      </w:pPr>
+      <w:r>
+        <w:t xml:space="preserve">Q: Merge two sorted lists?</w:t>
+      </w:r>
+      <w:r>
+        <w:t xml:space="preserve"> </w:t>
+      </w:r>
+      <w:r>
+        <w:rPr>
+          <w:b/>
+          <w:bCs/>
+        </w:rPr>
+        <w:t xml:space="preserve">A: dummy head, pick smaller, O(n+m).</w:t>
+      </w:r>
+    </w:p>
+    <w:p>
+      <w:pPr>
+        <w:pStyle w:val="Compact"/>
+        <w:numPr>
+          <w:ilvl w:val="0"/>
+          <w:numId w:val="1024"/>
+        </w:numPr>
+      </w:pPr>
+      <w:r>
+        <w:t xml:space="preserve">Q: LRU cache structures?</w:t>
+      </w:r>
+      <w:r>
+        <w:t xml:space="preserve"> </w:t>
+      </w:r>
+      <w:r>
+        <w:rPr>
+          <w:b/>
+          <w:bCs/>
+        </w:rPr>
+        <w:t xml:space="preserve">A: HashMap + doubly linked list (O(1)).</w:t>
+      </w:r>
+    </w:p>
+    <w:p>
+      <w:pPr>
+        <w:pStyle w:val="Compact"/>
+        <w:numPr>
+          <w:ilvl w:val="0"/>
+          <w:numId w:val="1024"/>
+        </w:numPr>
+      </w:pPr>
+      <w:r>
+        <w:t xml:space="preserve">Q: Why doubly linked for LRU?</w:t>
+      </w:r>
+      <w:r>
+        <w:t xml:space="preserve"> </w:t>
+      </w:r>
+      <w:r>
+        <w:rPr>
+          <w:b/>
+          <w:bCs/>
+        </w:rPr>
+        <w:t xml:space="preserve">A: O(1) middle removal.</w:t>
+      </w:r>
+    </w:p>
+    <w:p>
+      <w:pPr>
+        <w:pStyle w:val="Compact"/>
+        <w:numPr>
+          <w:ilvl w:val="0"/>
+          <w:numId w:val="1024"/>
+        </w:numPr>
+      </w:pPr>
+      <w:r>
+        <w:t xml:space="preserve">Q: Delete tail of a singly list with only head?</w:t>
+      </w:r>
+      <w:r>
+        <w:t xml:space="preserve"> </w:t>
+      </w:r>
+      <w:r>
+        <w:rPr>
+          <w:b/>
+          <w:bCs/>
+        </w:rPr>
+        <w:t xml:space="preserve">A: O(n).</w:t>
+      </w:r>
+    </w:p>
+    <w:p>
+      <w:pPr>
+        <w:pStyle w:val="Compact"/>
+        <w:numPr>
+          <w:ilvl w:val="0"/>
+          <w:numId w:val="1024"/>
+        </w:numPr>
+      </w:pPr>
+      <w:r>
+        <w:t xml:space="preserve">Q: Reverse in k-groups — leftover tail?</w:t>
+      </w:r>
+      <w:r>
+        <w:t xml:space="preserve"> </w:t>
+      </w:r>
+      <w:r>
+        <w:rPr>
+          <w:b/>
+          <w:bCs/>
+        </w:rPr>
+        <w:t xml:space="preserve">A: &lt;k nodes stay unreversed (LC 25).</w:t>
+      </w:r>
+    </w:p>
+    <w:p>
+      <w:pPr>
+        <w:pStyle w:val="Compact"/>
+        <w:numPr>
+          <w:ilvl w:val="0"/>
+          <w:numId w:val="1024"/>
+        </w:numPr>
+      </w:pPr>
+      <w:r>
+        <w:t xml:space="preserve">Q: Clone list with random pointer in O(1) extra?</w:t>
+      </w:r>
+      <w:r>
+        <w:t xml:space="preserve"> </w:t>
+      </w:r>
+      <w:r>
+        <w:rPr>
+          <w:b/>
+          <w:bCs/>
+        </w:rPr>
+        <w:t xml:space="preserve">A: weave copies, then split.</w:t>
+      </w:r>
+    </w:p>
+    <w:p>
+      <w:pPr>
+        <w:pStyle w:val="Compact"/>
+        <w:numPr>
+          <w:ilvl w:val="0"/>
+          <w:numId w:val="1024"/>
+        </w:numPr>
+      </w:pPr>
+      <w:r>
+        <w:t xml:space="preserve">Q: Why do slow &amp; fast meet in a cycle?</w:t>
+      </w:r>
+      <w:r>
+        <w:t xml:space="preserve"> </w:t>
+      </w:r>
+      <w:r>
+        <w:rPr>
+          <w:b/>
+          <w:bCs/>
+        </w:rPr>
+        <w:t xml:space="preserve">A: their gap shrinks by 1 each step → hits 0.</w:t>
+      </w:r>
+    </w:p>
+    <w:bookmarkEnd w:id="79"/>
+    <w:bookmarkStart w:id="80" w:name="module-4-pattern-recognition"/>
+    <w:p>
+      <w:pPr>
+        <w:pStyle w:val="Heading2"/>
+      </w:pPr>
+      <w:r>
+        <w:t xml:space="preserve">Module 4 — Pattern Recognition</w:t>
+      </w:r>
+    </w:p>
+    <w:p>
+      <w:pPr>
+        <w:pStyle w:val="Compact"/>
+        <w:numPr>
+          <w:ilvl w:val="0"/>
+          <w:numId w:val="1025"/>
+        </w:numPr>
+      </w:pPr>
+      <w:r>
+        <w:t xml:space="preserve">“Cycle / middle / nth-from-end / palindrome list”</w:t>
+      </w:r>
+      <w:r>
+        <w:t xml:space="preserve"> </w:t>
+      </w:r>
+      <w:r>
+        <w:t xml:space="preserve">→</w:t>
+      </w:r>
+      <w:r>
+        <w:t xml:space="preserve"> </w:t>
+      </w:r>
+      <w:r>
+        <w:rPr>
+          <w:b/>
+          <w:bCs/>
+        </w:rPr>
+        <w:t xml:space="preserve">fast &amp; slow pointers</w:t>
+      </w:r>
+      <w:r>
+        <w:t xml:space="preserve">.</w:t>
+      </w:r>
+    </w:p>
+    <w:p>
+      <w:pPr>
+        <w:pStyle w:val="Compact"/>
+        <w:numPr>
+          <w:ilvl w:val="0"/>
+          <w:numId w:val="1025"/>
+        </w:numPr>
+      </w:pPr>
+      <w:r>
+        <w:t xml:space="preserve">“Reverse / reorder parts of a list”</w:t>
+      </w:r>
+      <w:r>
+        <w:t xml:space="preserve"> </w:t>
+      </w:r>
+      <w:r>
+        <w:t xml:space="preserve">→</w:t>
+      </w:r>
+      <w:r>
+        <w:t xml:space="preserve"> </w:t>
+      </w:r>
+      <w:r>
+        <w:rPr>
+          <w:b/>
+          <w:bCs/>
+        </w:rPr>
+        <w:t xml:space="preserve">3-pointer reversal</w:t>
+      </w:r>
+      <w:r>
+        <w:t xml:space="preserve">.</w:t>
+      </w:r>
+    </w:p>
+    <w:p>
+      <w:pPr>
+        <w:pStyle w:val="Compact"/>
+        <w:numPr>
+          <w:ilvl w:val="0"/>
+          <w:numId w:val="1025"/>
+        </w:numPr>
+      </w:pPr>
+      <w:r>
+        <w:t xml:space="preserve">“Combine sorted lists”</w:t>
+      </w:r>
+      <w:r>
+        <w:t xml:space="preserve"> </w:t>
+      </w:r>
+      <w:r>
+        <w:t xml:space="preserve">→</w:t>
+      </w:r>
+      <w:r>
+        <w:t xml:space="preserve"> </w:t>
+      </w:r>
+      <w:r>
+        <w:rPr>
+          <w:b/>
+          <w:bCs/>
+        </w:rPr>
+        <w:t xml:space="preserve">merge with a dummy head</w:t>
+      </w:r>
+      <w:r>
+        <w:t xml:space="preserve"> </w:t>
+      </w:r>
+      <w:r>
+        <w:t xml:space="preserve">(k lists → min-heap).</w:t>
+      </w:r>
+    </w:p>
+    <w:p>
+      <w:pPr>
+        <w:pStyle w:val="Compact"/>
+        <w:numPr>
+          <w:ilvl w:val="0"/>
+          <w:numId w:val="1025"/>
+        </w:numPr>
+      </w:pPr>
+      <w:r>
+        <w:t xml:space="preserve">“O(1) get/put with eviction”</w:t>
+      </w:r>
+      <w:r>
+        <w:t xml:space="preserve"> </w:t>
+      </w:r>
+      <w:r>
+        <w:t xml:space="preserve">→</w:t>
+      </w:r>
+      <w:r>
+        <w:t xml:space="preserve"> </w:t>
+      </w:r>
+      <w:r>
+        <w:rPr>
+          <w:b/>
+          <w:bCs/>
+        </w:rPr>
+        <w:t xml:space="preserve">HashMap + doubly linked list (LRU)</w:t>
+      </w:r>
+      <w:r>
+        <w:t xml:space="preserve">.</w:t>
+      </w:r>
+    </w:p>
+    <w:p>
+      <w:pPr>
+        <w:pStyle w:val="Compact"/>
+        <w:numPr>
+          <w:ilvl w:val="0"/>
+          <w:numId w:val="1025"/>
+        </w:numPr>
+      </w:pPr>
+      <w:r>
+        <w:t xml:space="preserve">“Avoid head/empty special cases”</w:t>
+      </w:r>
+      <w:r>
+        <w:t xml:space="preserve"> </w:t>
+      </w:r>
+      <w:r>
+        <w:t xml:space="preserve">→</w:t>
+      </w:r>
+      <w:r>
+        <w:t xml:space="preserve"> </w:t>
+      </w:r>
+      <w:r>
+        <w:rPr>
+          <w:b/>
+          <w:bCs/>
+        </w:rPr>
+        <w:t xml:space="preserve">dummy node</w:t>
+      </w:r>
+      <w:r>
+        <w:t xml:space="preserve">.</w:t>
+      </w:r>
+    </w:p>
+    <w:p>
+      <w:pPr>
+        <w:pStyle w:val="Compact"/>
+        <w:numPr>
+          <w:ilvl w:val="0"/>
+          <w:numId w:val="1025"/>
+        </w:numPr>
+      </w:pPr>
+      <w:r>
+        <w:t xml:space="preserve">“Deep-copy a tangled list (random pointers)”</w:t>
+      </w:r>
+      <w:r>
+        <w:t xml:space="preserve"> </w:t>
+      </w:r>
+      <w:r>
+        <w:t xml:space="preserve">→</w:t>
+      </w:r>
+      <w:r>
+        <w:t xml:space="preserve"> </w:t>
+      </w:r>
+      <w:r>
+        <w:rPr>
+          <w:b/>
+          <w:bCs/>
+        </w:rPr>
+        <w:t xml:space="preserve">weave copies then split</w:t>
+      </w:r>
+      <w:r>
+        <w:t xml:space="preserve"> </w:t>
+      </w:r>
+      <w:r>
+        <w:t xml:space="preserve">(or map).</w:t>
+      </w:r>
+    </w:p>
+    <w:p>
+      <w:pPr>
+        <w:pStyle w:val="Compact"/>
+        <w:numPr>
+          <w:ilvl w:val="0"/>
+          <w:numId w:val="1025"/>
+        </w:numPr>
+      </w:pPr>
+      <w:r>
+        <w:t xml:space="preserve">“Reverse only every k nodes”</w:t>
+      </w:r>
+      <w:r>
+        <w:t xml:space="preserve"> </w:t>
+      </w:r>
+      <w:r>
+        <w:t xml:space="preserve">→</w:t>
+      </w:r>
+      <w:r>
+        <w:t xml:space="preserve"> </w:t>
+      </w:r>
+      <w:r>
+        <w:rPr>
+          <w:b/>
+          <w:bCs/>
+        </w:rPr>
+        <w:t xml:space="preserve">k-group reversal (3-pointer, k times)</w:t>
+      </w:r>
+      <w:r>
+        <w:t xml:space="preserve">.</w:t>
+      </w:r>
+    </w:p>
+    <w:bookmarkEnd w:id="80"/>
+    <w:bookmarkStart w:id="81" w:name="X858bcaa0e5aca450b6d0ff27f64a49f4026fd0e"/>
+    <w:p>
+      <w:pPr>
+        <w:pStyle w:val="Heading2"/>
+      </w:pPr>
+      <w:r>
+        <w:t xml:space="preserve">Module 4 — Interview Questions (with follow-ups)</w:t>
+      </w:r>
+    </w:p>
+    <w:p>
+      <w:pPr>
+        <w:pStyle w:val="Compact"/>
+        <w:numPr>
+          <w:ilvl w:val="0"/>
+          <w:numId w:val="1026"/>
+        </w:numPr>
+      </w:pPr>
+      <w:r>
+        <w:rPr>
+          <w:i/>
+          <w:iCs/>
+        </w:rPr>
+        <w:t xml:space="preserve">Reverse a linked list.</w:t>
+      </w:r>
+      <w:r>
+        <w:t xml:space="preserve"> </w:t>
+      </w:r>
+      <w:r>
+        <w:t xml:space="preserve">FU:</w:t>
+      </w:r>
+      <w:r>
+        <w:t xml:space="preserve"> </w:t>
+      </w:r>
+      <w:r>
+        <w:rPr>
+          <w:i/>
+          <w:iCs/>
+        </w:rPr>
+        <w:t xml:space="preserve">recursive too; reverse only nodes m..n.</w:t>
+      </w:r>
+    </w:p>
+    <w:p>
+      <w:pPr>
+        <w:pStyle w:val="Compact"/>
+        <w:numPr>
+          <w:ilvl w:val="0"/>
+          <w:numId w:val="1026"/>
+        </w:numPr>
+      </w:pPr>
+      <w:r>
+        <w:rPr>
+          <w:i/>
+          <w:iCs/>
+        </w:rPr>
+        <w:t xml:space="preserve">Detect a cycle.</w:t>
+      </w:r>
+      <w:r>
+        <w:t xml:space="preserve"> </w:t>
+      </w:r>
+      <w:r>
+        <w:t xml:space="preserve">FU:</w:t>
+      </w:r>
+      <w:r>
+        <w:t xml:space="preserve"> </w:t>
+      </w:r>
+      <w:r>
+        <w:rPr>
+          <w:i/>
+          <w:iCs/>
+        </w:rPr>
+        <w:t xml:space="preserve">find the start; prove why it works.</w:t>
+      </w:r>
+    </w:p>
+    <w:p>
+      <w:pPr>
+        <w:pStyle w:val="Compact"/>
+        <w:numPr>
+          <w:ilvl w:val="0"/>
+          <w:numId w:val="1026"/>
+        </w:numPr>
+      </w:pPr>
+      <w:r>
+        <w:rPr>
+          <w:i/>
+          <w:iCs/>
+        </w:rPr>
+        <w:t xml:space="preserve">Find the middle in one pass.</w:t>
+      </w:r>
+      <w:r>
+        <w:t xml:space="preserve"> </w:t>
+      </w:r>
+      <w:r>
+        <w:t xml:space="preserve">FU:</w:t>
+      </w:r>
+      <w:r>
+        <w:t xml:space="preserve"> </w:t>
+      </w:r>
+      <w:r>
+        <w:rPr>
+          <w:i/>
+          <w:iCs/>
+        </w:rPr>
+        <w:t xml:space="preserve">even length — which middle?</w:t>
+      </w:r>
+    </w:p>
+    <w:p>
+      <w:pPr>
+        <w:pStyle w:val="Compact"/>
+        <w:numPr>
+          <w:ilvl w:val="0"/>
+          <w:numId w:val="1026"/>
+        </w:numPr>
+      </w:pPr>
+      <w:r>
+        <w:rPr>
+          <w:i/>
+          <w:iCs/>
+        </w:rPr>
+        <w:t xml:space="preserve">Design an LRU cache.</w:t>
+      </w:r>
+      <w:r>
+        <w:t xml:space="preserve"> </w:t>
+      </w:r>
+      <w:r>
+        <w:t xml:space="preserve">FU:</w:t>
+      </w:r>
+      <w:r>
+        <w:t xml:space="preserve"> </w:t>
+      </w:r>
+      <w:r>
+        <w:rPr>
+          <w:i/>
+          <w:iCs/>
+        </w:rPr>
+        <w:t xml:space="preserve">why doubly linked? make it thread-safe?</w:t>
+      </w:r>
+    </w:p>
+    <w:p>
+      <w:pPr>
+        <w:pStyle w:val="Compact"/>
+        <w:numPr>
+          <w:ilvl w:val="0"/>
+          <w:numId w:val="1026"/>
+        </w:numPr>
+      </w:pPr>
+      <w:r>
+        <w:rPr>
+          <w:i/>
+          <w:iCs/>
+        </w:rPr>
+        <w:t xml:space="preserve">Merge k sorted lists.</w:t>
+      </w:r>
+      <w:r>
+        <w:t xml:space="preserve"> </w:t>
+      </w:r>
+      <w:r>
+        <w:t xml:space="preserve">FU:</w:t>
+      </w:r>
+      <w:r>
+        <w:t xml:space="preserve"> </w:t>
+      </w:r>
+      <w:r>
+        <w:rPr>
+          <w:i/>
+          <w:iCs/>
+        </w:rPr>
+        <w:t xml:space="preserve">complexity with a heap?</w:t>
+      </w:r>
+      <w:r>
+        <w:t xml:space="preserve"> </w:t>
+      </w:r>
+      <w:r>
+        <w:t xml:space="preserve">→ O(N log k).</w:t>
+      </w:r>
+    </w:p>
+    <w:bookmarkEnd w:id="81"/>
+    <w:bookmarkStart w:id="82" w:name="module-4-gate-sebi-rbi-isro-perspective"/>
+    <w:p>
+      <w:pPr>
+        <w:pStyle w:val="Heading2"/>
+      </w:pPr>
+      <w:r>
+        <w:t xml:space="preserve">Module 4 — GATE / SEBI / RBI / ISRO Perspective</w:t>
+      </w:r>
+    </w:p>
+    <w:p>
+      <w:pPr>
+        <w:pStyle w:val="Compact"/>
+        <w:numPr>
+          <w:ilvl w:val="0"/>
+          <w:numId w:val="1027"/>
+        </w:numPr>
+      </w:pPr>
+      <w:r>
+        <w:rPr>
+          <w:b/>
+          <w:bCs/>
+        </w:rPr>
+        <w:t xml:space="preserve">GATE favourites:</w:t>
+      </w:r>
+      <w:r>
+        <w:t xml:space="preserve"> </w:t>
+      </w:r>
+      <w:r>
+        <w:t xml:space="preserve">time complexity of insert/delete/search at head/middle/end</w:t>
+      </w:r>
+      <w:r>
+        <w:t xml:space="preserve"> </w:t>
+      </w:r>
+      <w:r>
+        <w:t xml:space="preserve">for singly vs doubly; tracing pointer updates; circular-list questions;</w:t>
+      </w:r>
+      <w:r>
+        <w:t xml:space="preserve"> </w:t>
+      </w:r>
+      <w:r>
+        <w:t xml:space="preserve">“what</w:t>
+      </w:r>
+      <w:r>
+        <w:t xml:space="preserve"> </w:t>
+      </w:r>
+      <w:r>
+        <w:t xml:space="preserve">does this pointer code do”</w:t>
+      </w:r>
+      <w:r>
+        <w:t xml:space="preserve"> </w:t>
+      </w:r>
+      <w:r>
+        <w:t xml:space="preserve">snippets.</w:t>
+      </w:r>
+    </w:p>
+    <w:p>
+      <w:pPr>
+        <w:pStyle w:val="Compact"/>
+        <w:numPr>
+          <w:ilvl w:val="0"/>
+          <w:numId w:val="1027"/>
+        </w:numPr>
+      </w:pPr>
+      <w:r>
+        <w:rPr>
+          <w:b/>
+          <w:bCs/>
+        </w:rPr>
+        <w:t xml:space="preserve">Memory:</w:t>
+      </w:r>
+      <w:r>
+        <w:t xml:space="preserve"> </w:t>
+      </w:r>
+      <w:r>
+        <w:t xml:space="preserve">doubly linked uses an extra pointer per node — sometimes asked.</w:t>
+      </w:r>
+    </w:p>
+    <w:p>
+      <w:pPr>
+        <w:pStyle w:val="Compact"/>
+        <w:numPr>
+          <w:ilvl w:val="0"/>
+          <w:numId w:val="1027"/>
+        </w:numPr>
+      </w:pPr>
+      <w:r>
         <w:rPr>
           <w:b/>
           <w:bCs/>
@@ -5448,8 +8188,8 @@
         <w:t xml:space="preserve">largest rectangle in histogram, expression parsing) — with visuals.</w:t>
       </w:r>
     </w:p>
-    <w:bookmarkEnd w:id="69"/>
-    <w:bookmarkEnd w:id="70"/>
+    <w:bookmarkEnd w:id="82"/>
+    <w:bookmarkEnd w:id="83"/>
     <w:sectPr>
       <w:footnotePr>
         <w:numRestart w:val="eachSect"/>
@@ -5878,6 +8618,9 @@
     </w:lvlOverride>
   </w:num>
   <w:num w:numId="1007">
+    <w:abstractNumId w:val="991"/>
+  </w:num>
+  <w:num w:numId="1008">
     <w:abstractNumId w:val="99411"/>
     <w:lvlOverride w:ilvl="0">
       <w:startOverride w:val="1"/>
@@ -5907,10 +8650,10 @@
       <w:startOverride w:val="1"/>
     </w:lvlOverride>
   </w:num>
-  <w:num w:numId="1008">
+  <w:num w:numId="1009">
     <w:abstractNumId w:val="991"/>
   </w:num>
-  <w:num w:numId="1009">
+  <w:num w:numId="1010">
     <w:abstractNumId w:val="99411"/>
     <w:lvlOverride w:ilvl="0">
       <w:startOverride w:val="1"/>
@@ -5940,13 +8683,13 @@
       <w:startOverride w:val="1"/>
     </w:lvlOverride>
   </w:num>
-  <w:num w:numId="1010">
-    <w:abstractNumId w:val="991"/>
-  </w:num>
   <w:num w:numId="1011">
     <w:abstractNumId w:val="991"/>
   </w:num>
   <w:num w:numId="1012">
+    <w:abstractNumId w:val="991"/>
+  </w:num>
+  <w:num w:numId="1013">
     <w:abstractNumId w:val="99411"/>
     <w:lvlOverride w:ilvl="0">
       <w:startOverride w:val="1"/>
@@ -5976,9 +8719,6 @@
       <w:startOverride w:val="1"/>
     </w:lvlOverride>
   </w:num>
-  <w:num w:numId="1013">
-    <w:abstractNumId w:val="991"/>
-  </w:num>
   <w:num w:numId="1014">
     <w:abstractNumId w:val="991"/>
   </w:num>
@@ -5989,6 +8729,9 @@
     <w:abstractNumId w:val="991"/>
   </w:num>
   <w:num w:numId="1017">
+    <w:abstractNumId w:val="991"/>
+  </w:num>
+  <w:num w:numId="1018">
     <w:abstractNumId w:val="99411"/>
     <w:lvlOverride w:ilvl="0">
       <w:startOverride w:val="1"/>
@@ -6018,9 +8761,6 @@
       <w:startOverride w:val="1"/>
     </w:lvlOverride>
   </w:num>
-  <w:num w:numId="1018">
-    <w:abstractNumId w:val="991"/>
-  </w:num>
   <w:num w:numId="1019">
     <w:abstractNumId w:val="991"/>
   </w:num>
@@ -6028,12 +8768,6 @@
     <w:abstractNumId w:val="991"/>
   </w:num>
   <w:num w:numId="1021">
-    <w:abstractNumId w:val="991"/>
-  </w:num>
-  <w:num w:numId="1022">
-    <w:abstractNumId w:val="991"/>
-  </w:num>
-  <w:num w:numId="1023">
     <w:abstractNumId w:val="99411"/>
     <w:lvlOverride w:ilvl="0">
       <w:startOverride w:val="1"/>
@@ -6063,7 +8797,49 @@
       <w:startOverride w:val="1"/>
     </w:lvlOverride>
   </w:num>
+  <w:num w:numId="1022">
+    <w:abstractNumId w:val="991"/>
+  </w:num>
+  <w:num w:numId="1023">
+    <w:abstractNumId w:val="991"/>
+  </w:num>
   <w:num w:numId="1024">
+    <w:abstractNumId w:val="991"/>
+  </w:num>
+  <w:num w:numId="1025">
+    <w:abstractNumId w:val="991"/>
+  </w:num>
+  <w:num w:numId="1026">
+    <w:abstractNumId w:val="99411"/>
+    <w:lvlOverride w:ilvl="0">
+      <w:startOverride w:val="1"/>
+    </w:lvlOverride>
+    <w:lvlOverride w:ilvl="1">
+      <w:startOverride w:val="1"/>
+    </w:lvlOverride>
+    <w:lvlOverride w:ilvl="2">
+      <w:startOverride w:val="1"/>
+    </w:lvlOverride>
+    <w:lvlOverride w:ilvl="3">
+      <w:startOverride w:val="1"/>
+    </w:lvlOverride>
+    <w:lvlOverride w:ilvl="4">
+      <w:startOverride w:val="1"/>
+    </w:lvlOverride>
+    <w:lvlOverride w:ilvl="5">
+      <w:startOverride w:val="1"/>
+    </w:lvlOverride>
+    <w:lvlOverride w:ilvl="6">
+      <w:startOverride w:val="1"/>
+    </w:lvlOverride>
+    <w:lvlOverride w:ilvl="7">
+      <w:startOverride w:val="1"/>
+    </w:lvlOverride>
+    <w:lvlOverride w:ilvl="8">
+      <w:startOverride w:val="1"/>
+    </w:lvlOverride>
+  </w:num>
+  <w:num w:numId="1027">
     <w:abstractNumId w:val="991"/>
   </w:num>
 </w:numbering>

--- a/SITP/DSA-Notes/M04_LinkedLists.docx
+++ b/SITP/DSA-Notes/M04_LinkedLists.docx
@@ -9381,24 +9381,34 @@
   <w:style w:default="1" w:styleId="Table" w:type="table">
     <w:name w:val="Table"/>
     <w:basedOn w:val="TableNormal"/>
-    <w:semiHidden/>
-    <w:unhideWhenUsed/>
     <w:qFormat/>
     <w:tblPr>
       <w:tblInd w:type="dxa" w:w="0"/>
+      <w:tblBorders>
+        <w:top w:color="808080" w:space="0" w:sz="4" w:val="single"/>
+        <w:left w:color="808080" w:space="0" w:sz="4" w:val="single"/>
+        <w:bottom w:color="808080" w:space="0" w:sz="4" w:val="single"/>
+        <w:right w:color="808080" w:space="0" w:sz="4" w:val="single"/>
+        <w:insideH w:color="BFBFBF" w:space="0" w:sz="4" w:val="single"/>
+        <w:insideV w:color="BFBFBF" w:space="0" w:sz="4" w:val="single"/>
+      </w:tblBorders>
       <w:tblCellMar>
-        <w:top w:type="dxa" w:w="0"/>
+        <w:top w:type="dxa" w:w="40"/>
         <w:left w:type="dxa" w:w="108"/>
-        <w:bottom w:type="dxa" w:w="0"/>
+        <w:bottom w:type="dxa" w:w="40"/>
         <w:right w:type="dxa" w:w="108"/>
       </w:tblCellMar>
     </w:tblPr>
     <w:tblStylePr w:type="firstRow">
+      <w:rPr>
+        <w:b/>
+      </w:rPr>
       <w:tcPr>
+        <w:shd w:color="auto" w:fill="DDEBF7" w:val="clear"/>
         <w:tcBorders>
-          <w:bottom w:val="single"/>
+          <w:bottom w:color="1F4E78" w:space="0" w:sz="8" w:val="single"/>
         </w:tcBorders>
-        <w:vAlign w:val="bottom"/>
+        <w:vAlign w:val="center"/>
       </w:tcPr>
     </w:tblStylePr>
   </w:style>
